--- a/docs/Falcon OCR - Screen Design Document.docx
+++ b/docs/Falcon OCR - Screen Design Document.docx
@@ -289,7 +289,7 @@
                 <w:sz w:val="20"/>
                 <w:szCs w:val="20"/>
               </w:rPr>
-              <w:t>1.0</w:t>
+              <w:t>1.1</w:t>
             </w:r>
           </w:p>
         </w:tc>
@@ -1101,6 +1101,163 @@
           </w:p>
         </w:tc>
       </w:tr>
+      <w:tr>
+        <w:trPr>
+          <w:cantSplit/>
+        </w:trPr>
+        <w:tc>
+          <w:tcPr>
+            <w:tcW w:w="0" w:type="auto"/>
+            <w:tcBorders>
+              <w:top w:val="single" w:sz="6" w:space="0" w:color="C9D3CF"/>
+              <w:left w:val="single" w:sz="6" w:space="0" w:color="C9D3CF"/>
+              <w:bottom w:val="single" w:sz="6" w:space="0" w:color="C9D3CF"/>
+              <w:right w:val="single" w:sz="6" w:space="0" w:color="C9D3CF"/>
+            </w:tcBorders>
+            <w:tcMar>
+              <w:top w:w="60" w:type="dxa"/>
+              <w:left w:w="100" w:type="dxa"/>
+              <w:bottom w:w="60" w:type="dxa"/>
+              <w:right w:w="100" w:type="dxa"/>
+            </w:tcMar>
+            <w:hideMark/>
+          </w:tcPr>
+          <w:p>
+            <w:pPr>
+              <w:spacing w:before="80" w:after="160"/>
+              <w:rPr>
+                <w:rFonts w:ascii="Calibri" w:eastAsia="Times New Roman" w:hAnsi="Calibri" w:cs="Calibri"/>
+                <w:color w:val="1F2937"/>
+                <w:sz w:val="20"/>
+                <w:szCs w:val="20"/>
+              </w:rPr>
+            </w:pPr>
+            <w:r>
+              <w:rPr>
+                <w:rFonts w:ascii="Calibri" w:eastAsia="Times New Roman" w:hAnsi="Calibri" w:cs="Calibri"/>
+                <w:color w:val="1F2937"/>
+                <w:sz w:val="20"/>
+                <w:szCs w:val="20"/>
+              </w:rPr>
+              <w:t>1.1</w:t>
+            </w:r>
+          </w:p>
+        </w:tc>
+        <w:tc>
+          <w:tcPr>
+            <w:tcW w:w="0" w:type="auto"/>
+            <w:tcBorders>
+              <w:top w:val="single" w:sz="6" w:space="0" w:color="C9D3CF"/>
+              <w:left w:val="single" w:sz="6" w:space="0" w:color="C9D3CF"/>
+              <w:bottom w:val="single" w:sz="6" w:space="0" w:color="C9D3CF"/>
+              <w:right w:val="single" w:sz="6" w:space="0" w:color="C9D3CF"/>
+            </w:tcBorders>
+            <w:tcMar>
+              <w:top w:w="60" w:type="dxa"/>
+              <w:left w:w="100" w:type="dxa"/>
+              <w:bottom w:w="60" w:type="dxa"/>
+              <w:right w:w="100" w:type="dxa"/>
+            </w:tcMar>
+            <w:hideMark/>
+          </w:tcPr>
+          <w:p>
+            <w:pPr>
+              <w:spacing w:before="80" w:after="160"/>
+              <w:rPr>
+                <w:rFonts w:ascii="Calibri" w:eastAsia="Times New Roman" w:hAnsi="Calibri" w:cs="Calibri"/>
+                <w:color w:val="1F2937"/>
+                <w:sz w:val="20"/>
+                <w:szCs w:val="20"/>
+              </w:rPr>
+            </w:pPr>
+            <w:r>
+              <w:rPr>
+                <w:rFonts w:ascii="Calibri" w:eastAsia="Times New Roman" w:hAnsi="Calibri" w:cs="Calibri"/>
+                <w:color w:val="1F2937"/>
+                <w:sz w:val="20"/>
+                <w:szCs w:val="20"/>
+              </w:rPr>
+              <w:t>2026-09-24</w:t>
+            </w:r>
+          </w:p>
+        </w:tc>
+        <w:tc>
+          <w:tcPr>
+            <w:tcW w:w="0" w:type="auto"/>
+            <w:tcBorders>
+              <w:top w:val="single" w:sz="6" w:space="0" w:color="C9D3CF"/>
+              <w:left w:val="single" w:sz="6" w:space="0" w:color="C9D3CF"/>
+              <w:bottom w:val="single" w:sz="6" w:space="0" w:color="C9D3CF"/>
+              <w:right w:val="single" w:sz="6" w:space="0" w:color="C9D3CF"/>
+            </w:tcBorders>
+            <w:tcMar>
+              <w:top w:w="60" w:type="dxa"/>
+              <w:left w:w="100" w:type="dxa"/>
+              <w:bottom w:w="60" w:type="dxa"/>
+              <w:right w:w="100" w:type="dxa"/>
+            </w:tcMar>
+            <w:hideMark/>
+          </w:tcPr>
+          <w:p>
+            <w:pPr>
+              <w:spacing w:before="80" w:after="160"/>
+              <w:rPr>
+                <w:rFonts w:ascii="Calibri" w:eastAsia="Times New Roman" w:hAnsi="Calibri" w:cs="Calibri"/>
+                <w:color w:val="1F2937"/>
+                <w:sz w:val="20"/>
+                <w:szCs w:val="20"/>
+              </w:rPr>
+            </w:pPr>
+            <w:r>
+              <w:rPr>
+                <w:rFonts w:ascii="Calibri" w:eastAsia="Times New Roman" w:hAnsi="Calibri" w:cs="Calibri"/>
+                <w:color w:val="1F2937"/>
+                <w:sz w:val="20"/>
+                <w:szCs w:val="20"/>
+              </w:rPr>
+              <w:t>Falcon OCR Development Team</w:t>
+            </w:r>
+          </w:p>
+        </w:tc>
+        <w:tc>
+          <w:tcPr>
+            <w:tcW w:w="0" w:type="auto"/>
+            <w:tcBorders>
+              <w:top w:val="single" w:sz="6" w:space="0" w:color="C9D3CF"/>
+              <w:left w:val="single" w:sz="6" w:space="0" w:color="C9D3CF"/>
+              <w:bottom w:val="single" w:sz="6" w:space="0" w:color="C9D3CF"/>
+              <w:right w:val="single" w:sz="6" w:space="0" w:color="C9D3CF"/>
+            </w:tcBorders>
+            <w:tcMar>
+              <w:top w:w="60" w:type="dxa"/>
+              <w:left w:w="100" w:type="dxa"/>
+              <w:bottom w:w="60" w:type="dxa"/>
+              <w:right w:w="100" w:type="dxa"/>
+            </w:tcMar>
+            <w:hideMark/>
+          </w:tcPr>
+          <w:p>
+            <w:pPr>
+              <w:spacing w:before="80" w:after="160"/>
+              <w:rPr>
+                <w:rFonts w:ascii="Calibri" w:eastAsia="Times New Roman" w:hAnsi="Calibri" w:cs="Calibri"/>
+                <w:color w:val="1F2937"/>
+                <w:sz w:val="20"/>
+                <w:szCs w:val="20"/>
+              </w:rPr>
+            </w:pPr>
+            <w:r>
+              <w:rPr>
+                <w:rFonts w:ascii="Calibri" w:eastAsia="Times New Roman" w:hAnsi="Calibri" w:cs="Calibri"/>
+                <w:color w:val="1F2937"/>
+                <w:sz w:val="20"/>
+                <w:szCs w:val="20"/>
+              </w:rPr>
+              <w:t>UI extensions: font and size combo boxes, English/Chinese/Japanese interface (gettext PO), collapsible sidebar, resizable settings panel, trial notification below the toolbar.</w:t>
+            </w:r>
+          </w:p>
+        </w:tc>
+      </w:tr>
     </w:tbl>
     <w:p>
       <w:pPr>
@@ -1186,7 +1343,7 @@
         <w:rPr>
           <w:noProof/>
         </w:rPr>
-        <w:instrText xml:space="preserve"> PAGEREF _Toc241118648 \h </w:instrText>
+        <w:instrText xml:space="preserve"> PAGEREF _Toc241125993 \h </w:instrText>
       </w:r>
       <w:r>
         <w:rPr>
@@ -1203,7 +1360,7 @@
         <w:rPr>
           <w:noProof/>
         </w:rPr>
-        <w:t>3</w:t>
+        <w:t>4</w:t>
       </w:r>
       <w:r>
         <w:rPr>
@@ -1248,7 +1405,7 @@
         <w:rPr>
           <w:noProof/>
         </w:rPr>
-        <w:instrText xml:space="preserve"> PAGEREF _Toc241118649 \h </w:instrText>
+        <w:instrText xml:space="preserve"> PAGEREF _Toc241125994 \h </w:instrText>
       </w:r>
       <w:r>
         <w:rPr>
@@ -1265,7 +1422,7 @@
         <w:rPr>
           <w:noProof/>
         </w:rPr>
-        <w:t>4</w:t>
+        <w:t>5</w:t>
       </w:r>
       <w:r>
         <w:rPr>
@@ -1310,7 +1467,7 @@
         <w:rPr>
           <w:noProof/>
         </w:rPr>
-        <w:instrText xml:space="preserve"> PAGEREF _Toc241118650 \h </w:instrText>
+        <w:instrText xml:space="preserve"> PAGEREF _Toc241125995 \h </w:instrText>
       </w:r>
       <w:r>
         <w:rPr>
@@ -1327,7 +1484,7 @@
         <w:rPr>
           <w:noProof/>
         </w:rPr>
-        <w:t>4</w:t>
+        <w:t>5</w:t>
       </w:r>
       <w:r>
         <w:rPr>
@@ -1372,7 +1529,7 @@
         <w:rPr>
           <w:noProof/>
         </w:rPr>
-        <w:instrText xml:space="preserve"> PAGEREF _Toc241118651 \h </w:instrText>
+        <w:instrText xml:space="preserve"> PAGEREF _Toc241125996 \h </w:instrText>
       </w:r>
       <w:r>
         <w:rPr>
@@ -1389,7 +1546,7 @@
         <w:rPr>
           <w:noProof/>
         </w:rPr>
-        <w:t>4</w:t>
+        <w:t>5</w:t>
       </w:r>
       <w:r>
         <w:rPr>
@@ -1434,7 +1591,7 @@
         <w:rPr>
           <w:noProof/>
         </w:rPr>
-        <w:instrText xml:space="preserve"> PAGEREF _Toc241118652 \h </w:instrText>
+        <w:instrText xml:space="preserve"> PAGEREF _Toc241125997 \h </w:instrText>
       </w:r>
       <w:r>
         <w:rPr>
@@ -1451,7 +1608,7 @@
         <w:rPr>
           <w:noProof/>
         </w:rPr>
-        <w:t>4</w:t>
+        <w:t>6</w:t>
       </w:r>
       <w:r>
         <w:rPr>
@@ -1496,7 +1653,7 @@
         <w:rPr>
           <w:noProof/>
         </w:rPr>
-        <w:instrText xml:space="preserve"> PAGEREF _Toc241118653 \h </w:instrText>
+        <w:instrText xml:space="preserve"> PAGEREF _Toc241125998 \h </w:instrText>
       </w:r>
       <w:r>
         <w:rPr>
@@ -1513,7 +1670,7 @@
         <w:rPr>
           <w:noProof/>
         </w:rPr>
-        <w:t>6</w:t>
+        <w:t>7</w:t>
       </w:r>
       <w:r>
         <w:rPr>
@@ -1558,7 +1715,7 @@
         <w:rPr>
           <w:noProof/>
         </w:rPr>
-        <w:instrText xml:space="preserve"> PAGEREF _Toc241118654 \h </w:instrText>
+        <w:instrText xml:space="preserve"> PAGEREF _Toc241125999 \h </w:instrText>
       </w:r>
       <w:r>
         <w:rPr>
@@ -1575,7 +1732,7 @@
         <w:rPr>
           <w:noProof/>
         </w:rPr>
-        <w:t>7</w:t>
+        <w:t>8</w:t>
       </w:r>
       <w:r>
         <w:rPr>
@@ -1620,7 +1777,7 @@
         <w:rPr>
           <w:noProof/>
         </w:rPr>
-        <w:instrText xml:space="preserve"> PAGEREF _Toc241118655 \h </w:instrText>
+        <w:instrText xml:space="preserve"> PAGEREF _Toc241126000 \h </w:instrText>
       </w:r>
       <w:r>
         <w:rPr>
@@ -1637,7 +1794,7 @@
         <w:rPr>
           <w:noProof/>
         </w:rPr>
-        <w:t>7</w:t>
+        <w:t>8</w:t>
       </w:r>
       <w:r>
         <w:rPr>
@@ -1682,7 +1839,7 @@
         <w:rPr>
           <w:noProof/>
         </w:rPr>
-        <w:instrText xml:space="preserve"> PAGEREF _Toc241118656 \h </w:instrText>
+        <w:instrText xml:space="preserve"> PAGEREF _Toc241126001 \h </w:instrText>
       </w:r>
       <w:r>
         <w:rPr>
@@ -1699,7 +1856,7 @@
         <w:rPr>
           <w:noProof/>
         </w:rPr>
-        <w:t>7</w:t>
+        <w:t>9</w:t>
       </w:r>
       <w:r>
         <w:rPr>
@@ -1744,7 +1901,7 @@
         <w:rPr>
           <w:noProof/>
         </w:rPr>
-        <w:instrText xml:space="preserve"> PAGEREF _Toc241118657 \h </w:instrText>
+        <w:instrText xml:space="preserve"> PAGEREF _Toc241126002 \h </w:instrText>
       </w:r>
       <w:r>
         <w:rPr>
@@ -1761,7 +1918,7 @@
         <w:rPr>
           <w:noProof/>
         </w:rPr>
-        <w:t>8</w:t>
+        <w:t>9</w:t>
       </w:r>
       <w:r>
         <w:rPr>
@@ -1806,7 +1963,7 @@
         <w:rPr>
           <w:noProof/>
         </w:rPr>
-        <w:instrText xml:space="preserve"> PAGEREF _Toc241118658 \h </w:instrText>
+        <w:instrText xml:space="preserve"> PAGEREF _Toc241126003 \h </w:instrText>
       </w:r>
       <w:r>
         <w:rPr>
@@ -1823,7 +1980,7 @@
         <w:rPr>
           <w:noProof/>
         </w:rPr>
-        <w:t>8</w:t>
+        <w:t>9</w:t>
       </w:r>
       <w:r>
         <w:rPr>
@@ -1868,7 +2025,7 @@
         <w:rPr>
           <w:noProof/>
         </w:rPr>
-        <w:instrText xml:space="preserve"> PAGEREF _Toc241118659 \h </w:instrText>
+        <w:instrText xml:space="preserve"> PAGEREF _Toc241126004 \h </w:instrText>
       </w:r>
       <w:r>
         <w:rPr>
@@ -1885,7 +2042,7 @@
         <w:rPr>
           <w:noProof/>
         </w:rPr>
-        <w:t>9</w:t>
+        <w:t>10</w:t>
       </w:r>
       <w:r>
         <w:rPr>
@@ -1930,7 +2087,7 @@
         <w:rPr>
           <w:noProof/>
         </w:rPr>
-        <w:instrText xml:space="preserve"> PAGEREF _Toc241118660 \h </w:instrText>
+        <w:instrText xml:space="preserve"> PAGEREF _Toc241126005 \h </w:instrText>
       </w:r>
       <w:r>
         <w:rPr>
@@ -1947,7 +2104,69 @@
         <w:rPr>
           <w:noProof/>
         </w:rPr>
-        <w:t>9</w:t>
+        <w:t>11</w:t>
+      </w:r>
+      <w:r>
+        <w:rPr>
+          <w:noProof/>
+        </w:rPr>
+        <w:fldChar w:fldCharType="end"/>
+      </w:r>
+    </w:p>
+    <w:p>
+      <w:pPr>
+        <w:pStyle w:val="TOC2"/>
+        <w:tabs>
+          <w:tab w:val="right" w:leader="dot" w:pos="9403"/>
+        </w:tabs>
+        <w:rPr>
+          <w:rFonts w:asciiTheme="minorHAnsi" w:hAnsiTheme="minorHAnsi" w:cstheme="minorBidi"/>
+          <w:noProof/>
+          <w:sz w:val="22"/>
+          <w:szCs w:val="22"/>
+        </w:rPr>
+      </w:pPr>
+      <w:r>
+        <w:rPr>
+          <w:rFonts w:eastAsia="Times New Roman"/>
+          <w:noProof/>
+        </w:rPr>
+        <w:t>4.7 Layout extensions</w:t>
+      </w:r>
+      <w:r>
+        <w:rPr>
+          <w:noProof/>
+        </w:rPr>
+        <w:tab/>
+      </w:r>
+      <w:r>
+        <w:rPr>
+          <w:noProof/>
+        </w:rPr>
+        <w:fldChar w:fldCharType="begin"/>
+      </w:r>
+      <w:r>
+        <w:rPr>
+          <w:noProof/>
+        </w:rPr>
+        <w:instrText xml:space="preserve"> PAGEREF _Toc241126006 \h </w:instrText>
+      </w:r>
+      <w:r>
+        <w:rPr>
+          <w:noProof/>
+        </w:rPr>
+      </w:r>
+      <w:r>
+        <w:rPr>
+          <w:noProof/>
+        </w:rPr>
+        <w:fldChar w:fldCharType="separate"/>
+      </w:r>
+      <w:r>
+        <w:rPr>
+          <w:noProof/>
+        </w:rPr>
+        <w:t>11</w:t>
       </w:r>
       <w:r>
         <w:rPr>
@@ -1992,7 +2211,7 @@
         <w:rPr>
           <w:noProof/>
         </w:rPr>
-        <w:instrText xml:space="preserve"> PAGEREF _Toc241118661 \h </w:instrText>
+        <w:instrText xml:space="preserve"> PAGEREF _Toc241126007 \h </w:instrText>
       </w:r>
       <w:r>
         <w:rPr>
@@ -2009,7 +2228,7 @@
         <w:rPr>
           <w:noProof/>
         </w:rPr>
-        <w:t>11</w:t>
+        <w:t>13</w:t>
       </w:r>
       <w:r>
         <w:rPr>
@@ -2054,7 +2273,7 @@
         <w:rPr>
           <w:noProof/>
         </w:rPr>
-        <w:instrText xml:space="preserve"> PAGEREF _Toc241118662 \h </w:instrText>
+        <w:instrText xml:space="preserve"> PAGEREF _Toc241126008 \h </w:instrText>
       </w:r>
       <w:r>
         <w:rPr>
@@ -2071,7 +2290,7 @@
         <w:rPr>
           <w:noProof/>
         </w:rPr>
-        <w:t>12</w:t>
+        <w:t>14</w:t>
       </w:r>
       <w:r>
         <w:rPr>
@@ -2116,7 +2335,7 @@
         <w:rPr>
           <w:noProof/>
         </w:rPr>
-        <w:instrText xml:space="preserve"> PAGEREF _Toc241118663 \h </w:instrText>
+        <w:instrText xml:space="preserve"> PAGEREF _Toc241126009 \h </w:instrText>
       </w:r>
       <w:r>
         <w:rPr>
@@ -2133,7 +2352,7 @@
         <w:rPr>
           <w:noProof/>
         </w:rPr>
-        <w:t>13</w:t>
+        <w:t>15</w:t>
       </w:r>
       <w:r>
         <w:rPr>
@@ -2178,7 +2397,7 @@
         <w:rPr>
           <w:noProof/>
         </w:rPr>
-        <w:instrText xml:space="preserve"> PAGEREF _Toc241118664 \h </w:instrText>
+        <w:instrText xml:space="preserve"> PAGEREF _Toc241126010 \h </w:instrText>
       </w:r>
       <w:r>
         <w:rPr>
@@ -2195,7 +2414,7 @@
         <w:rPr>
           <w:noProof/>
         </w:rPr>
-        <w:t>14</w:t>
+        <w:t>16</w:t>
       </w:r>
       <w:r>
         <w:rPr>
@@ -2240,7 +2459,7 @@
         <w:rPr>
           <w:noProof/>
         </w:rPr>
-        <w:instrText xml:space="preserve"> PAGEREF _Toc241118665 \h </w:instrText>
+        <w:instrText xml:space="preserve"> PAGEREF _Toc241126011 \h </w:instrText>
       </w:r>
       <w:r>
         <w:rPr>
@@ -2257,7 +2476,69 @@
         <w:rPr>
           <w:noProof/>
         </w:rPr>
-        <w:t>15</w:t>
+        <w:t>17</w:t>
+      </w:r>
+      <w:r>
+        <w:rPr>
+          <w:noProof/>
+        </w:rPr>
+        <w:fldChar w:fldCharType="end"/>
+      </w:r>
+    </w:p>
+    <w:p>
+      <w:pPr>
+        <w:pStyle w:val="TOC2"/>
+        <w:tabs>
+          <w:tab w:val="right" w:leader="dot" w:pos="9403"/>
+        </w:tabs>
+        <w:rPr>
+          <w:rFonts w:asciiTheme="minorHAnsi" w:hAnsiTheme="minorHAnsi" w:cstheme="minorBidi"/>
+          <w:noProof/>
+          <w:sz w:val="22"/>
+          <w:szCs w:val="22"/>
+        </w:rPr>
+      </w:pPr>
+      <w:r>
+        <w:rPr>
+          <w:rFonts w:eastAsia="Times New Roman"/>
+          <w:noProof/>
+        </w:rPr>
+        <w:t>9.1 Interface languages</w:t>
+      </w:r>
+      <w:r>
+        <w:rPr>
+          <w:noProof/>
+        </w:rPr>
+        <w:tab/>
+      </w:r>
+      <w:r>
+        <w:rPr>
+          <w:noProof/>
+        </w:rPr>
+        <w:fldChar w:fldCharType="begin"/>
+      </w:r>
+      <w:r>
+        <w:rPr>
+          <w:noProof/>
+        </w:rPr>
+        <w:instrText xml:space="preserve"> PAGEREF _Toc241126012 \h </w:instrText>
+      </w:r>
+      <w:r>
+        <w:rPr>
+          <w:noProof/>
+        </w:rPr>
+      </w:r>
+      <w:r>
+        <w:rPr>
+          <w:noProof/>
+        </w:rPr>
+        <w:fldChar w:fldCharType="separate"/>
+      </w:r>
+      <w:r>
+        <w:rPr>
+          <w:noProof/>
+        </w:rPr>
+        <w:t>17</w:t>
       </w:r>
       <w:r>
         <w:rPr>
@@ -2302,7 +2583,7 @@
         <w:rPr>
           <w:noProof/>
         </w:rPr>
-        <w:instrText xml:space="preserve"> PAGEREF _Toc241118666 \h </w:instrText>
+        <w:instrText xml:space="preserve"> PAGEREF _Toc241126013 \h </w:instrText>
       </w:r>
       <w:r>
         <w:rPr>
@@ -2319,7 +2600,7 @@
         <w:rPr>
           <w:noProof/>
         </w:rPr>
-        <w:t>16</w:t>
+        <w:t>19</w:t>
       </w:r>
       <w:r>
         <w:rPr>
@@ -2364,7 +2645,7 @@
         <w:rPr>
           <w:noProof/>
         </w:rPr>
-        <w:instrText xml:space="preserve"> PAGEREF _Toc241118667 \h </w:instrText>
+        <w:instrText xml:space="preserve"> PAGEREF _Toc241126014 \h </w:instrText>
       </w:r>
       <w:r>
         <w:rPr>
@@ -2381,7 +2662,7 @@
         <w:rPr>
           <w:noProof/>
         </w:rPr>
-        <w:t>18</w:t>
+        <w:t>21</w:t>
       </w:r>
       <w:r>
         <w:rPr>
@@ -2426,7 +2707,7 @@
         <w:rPr>
           <w:noProof/>
         </w:rPr>
-        <w:instrText xml:space="preserve"> PAGEREF _Toc241118668 \h </w:instrText>
+        <w:instrText xml:space="preserve"> PAGEREF _Toc241126015 \h </w:instrText>
       </w:r>
       <w:r>
         <w:rPr>
@@ -2443,7 +2724,7 @@
         <w:rPr>
           <w:noProof/>
         </w:rPr>
-        <w:t>19</w:t>
+        <w:t>22</w:t>
       </w:r>
       <w:r>
         <w:rPr>
@@ -2488,7 +2769,7 @@
         <w:rPr>
           <w:noProof/>
         </w:rPr>
-        <w:instrText xml:space="preserve"> PAGEREF _Toc241118669 \h </w:instrText>
+        <w:instrText xml:space="preserve"> PAGEREF _Toc241126016 \h </w:instrText>
       </w:r>
       <w:r>
         <w:rPr>
@@ -2505,7 +2786,7 @@
         <w:rPr>
           <w:noProof/>
         </w:rPr>
-        <w:t>20</w:t>
+        <w:t>23</w:t>
       </w:r>
       <w:r>
         <w:rPr>
@@ -2550,7 +2831,7 @@
         <w:rPr>
           <w:noProof/>
         </w:rPr>
-        <w:instrText xml:space="preserve"> PAGEREF _Toc241118670 \h </w:instrText>
+        <w:instrText xml:space="preserve"> PAGEREF _Toc241126017 \h </w:instrText>
       </w:r>
       <w:r>
         <w:rPr>
@@ -2567,7 +2848,7 @@
         <w:rPr>
           <w:noProof/>
         </w:rPr>
-        <w:t>21</w:t>
+        <w:t>24</w:t>
       </w:r>
       <w:r>
         <w:rPr>
@@ -2603,7 +2884,7 @@
           <w:rFonts w:eastAsia="Times New Roman"/>
         </w:rPr>
       </w:pPr>
-      <w:bookmarkStart w:id="1" w:name="_Toc241118648"/>
+      <w:bookmarkStart w:id="1" w:name="_Toc241125993"/>
       <w:r>
         <w:rPr>
           <w:rFonts w:eastAsia="Times New Roman"/>
@@ -2630,7 +2911,7 @@
           <w:sz w:val="22"/>
           <w:szCs w:val="22"/>
         </w:rPr>
-        <w:t>The user interface follows the ABBYY FineReader-style reference supplied by the product owner: a green title bar, a dark-green navigation bar on the left, a ribbon toolbar, the document list, the source page and the recognition result side by side, and a s</w:t>
+        <w:t>The user interface</w:t>
       </w:r>
       <w:r>
         <w:rPr>
@@ -2639,7 +2920,16 @@
           <w:sz w:val="22"/>
           <w:szCs w:val="22"/>
         </w:rPr>
-        <w:t>ettings column with a prominent Export button. Screen identifiers (SCR-nn) are referenced by the Test Case Specification.</w:t>
+        <w:t xml:space="preserve"> follows the ABBYY FineReader-style reference supplied by the product owner: a green title bar, a dark-green navigation bar on the left, a ribbon toolbar, the document list, the source page and the recognition result side by side, and a settings column wit</w:t>
+      </w:r>
+      <w:r>
+        <w:rPr>
+          <w:rFonts w:ascii="Calibri" w:hAnsi="Calibri" w:cs="Calibri"/>
+          <w:color w:val="1F2937"/>
+          <w:sz w:val="22"/>
+          <w:szCs w:val="22"/>
+        </w:rPr>
+        <w:t>h a prominent Export button. Screen identifiers (SCR-nn) are referenced by the Test Case Specification.</w:t>
       </w:r>
     </w:p>
     <w:p>
@@ -2924,16 +3214,7 @@
                 <w:sz w:val="20"/>
                 <w:szCs w:val="20"/>
               </w:rPr>
-              <w:t>Application st</w:t>
-            </w:r>
-            <w:r>
-              <w:rPr>
-                <w:rFonts w:ascii="Calibri" w:eastAsia="Times New Roman" w:hAnsi="Calibri" w:cs="Calibri"/>
-                <w:color w:val="1F2937"/>
-                <w:sz w:val="20"/>
-                <w:szCs w:val="20"/>
-              </w:rPr>
-              <w:t>art</w:t>
+              <w:t>Application start</w:t>
             </w:r>
           </w:p>
         </w:tc>
@@ -3528,16 +3809,7 @@
                 <w:sz w:val="20"/>
                 <w:szCs w:val="20"/>
               </w:rPr>
-              <w:t>Navigation</w:t>
-            </w:r>
-            <w:r>
-              <w:rPr>
-                <w:rFonts w:ascii="Calibri" w:eastAsia="Times New Roman" w:hAnsi="Calibri" w:cs="Calibri"/>
-                <w:color w:val="1F2937"/>
-                <w:sz w:val="20"/>
-                <w:szCs w:val="20"/>
-              </w:rPr>
-              <w:t xml:space="preserve"> 'History'</w:t>
+              <w:t>Navigation 'History'</w:t>
             </w:r>
           </w:p>
         </w:tc>
@@ -4145,7 +4417,7 @@
           <w:rFonts w:eastAsia="Times New Roman"/>
         </w:rPr>
       </w:pPr>
-      <w:bookmarkStart w:id="2" w:name="_Toc241118649"/>
+      <w:bookmarkStart w:id="2" w:name="_Toc241125994"/>
       <w:r>
         <w:rPr>
           <w:rFonts w:eastAsia="Times New Roman"/>
@@ -4162,7 +4434,7 @@
           <w:rFonts w:eastAsia="Times New Roman"/>
         </w:rPr>
       </w:pPr>
-      <w:bookmarkStart w:id="3" w:name="_Toc241118650"/>
+      <w:bookmarkStart w:id="3" w:name="_Toc241125995"/>
       <w:r>
         <w:rPr>
           <w:rFonts w:eastAsia="Times New Roman"/>
@@ -4929,7 +5201,16 @@
                 <w:sz w:val="20"/>
                 <w:szCs w:val="20"/>
               </w:rPr>
-              <w:t>Selected list item, button hover</w:t>
+              <w:t>Selected list item, but</w:t>
+            </w:r>
+            <w:r>
+              <w:rPr>
+                <w:rFonts w:ascii="Calibri" w:eastAsia="Times New Roman" w:hAnsi="Calibri" w:cs="Calibri"/>
+                <w:color w:val="1F2937"/>
+                <w:sz w:val="20"/>
+                <w:szCs w:val="20"/>
+              </w:rPr>
+              <w:t>ton hover</w:t>
             </w:r>
           </w:p>
         </w:tc>
@@ -5686,6 +5967,125 @@
                 <w:sz w:val="20"/>
                 <w:szCs w:val="20"/>
               </w:rPr>
+              <w:t>Trial notification</w:t>
+            </w:r>
+          </w:p>
+        </w:tc>
+        <w:tc>
+          <w:tcPr>
+            <w:tcW w:w="0" w:type="auto"/>
+            <w:tcBorders>
+              <w:top w:val="single" w:sz="6" w:space="0" w:color="C9D3CF"/>
+              <w:left w:val="single" w:sz="6" w:space="0" w:color="C9D3CF"/>
+              <w:bottom w:val="single" w:sz="6" w:space="0" w:color="C9D3CF"/>
+              <w:right w:val="single" w:sz="6" w:space="0" w:color="C9D3CF"/>
+            </w:tcBorders>
+            <w:tcMar>
+              <w:top w:w="60" w:type="dxa"/>
+              <w:left w:w="100" w:type="dxa"/>
+              <w:bottom w:w="60" w:type="dxa"/>
+              <w:right w:w="100" w:type="dxa"/>
+            </w:tcMar>
+            <w:hideMark/>
+          </w:tcPr>
+          <w:p>
+            <w:pPr>
+              <w:spacing w:before="80" w:after="160"/>
+              <w:rPr>
+                <w:rFonts w:ascii="Calibri" w:eastAsia="Times New Roman" w:hAnsi="Calibri" w:cs="Calibri"/>
+                <w:color w:val="1F2937"/>
+                <w:sz w:val="20"/>
+                <w:szCs w:val="20"/>
+              </w:rPr>
+            </w:pPr>
+            <w:r>
+              <w:rPr>
+                <w:rFonts w:ascii="Calibri" w:eastAsia="Times New Roman" w:hAnsi="Calibri" w:cs="Calibri"/>
+                <w:color w:val="1F2937"/>
+                <w:sz w:val="20"/>
+                <w:szCs w:val="20"/>
+              </w:rPr>
+              <w:t>#FFF4D6 / text #664700</w:t>
+            </w:r>
+          </w:p>
+        </w:tc>
+        <w:tc>
+          <w:tcPr>
+            <w:tcW w:w="0" w:type="auto"/>
+            <w:tcBorders>
+              <w:top w:val="single" w:sz="6" w:space="0" w:color="C9D3CF"/>
+              <w:left w:val="single" w:sz="6" w:space="0" w:color="C9D3CF"/>
+              <w:bottom w:val="single" w:sz="6" w:space="0" w:color="C9D3CF"/>
+              <w:right w:val="single" w:sz="6" w:space="0" w:color="C9D3CF"/>
+            </w:tcBorders>
+            <w:tcMar>
+              <w:top w:w="60" w:type="dxa"/>
+              <w:left w:w="100" w:type="dxa"/>
+              <w:bottom w:w="60" w:type="dxa"/>
+              <w:right w:w="100" w:type="dxa"/>
+            </w:tcMar>
+            <w:hideMark/>
+          </w:tcPr>
+          <w:p>
+            <w:pPr>
+              <w:spacing w:before="80" w:after="160"/>
+              <w:rPr>
+                <w:rFonts w:ascii="Calibri" w:eastAsia="Times New Roman" w:hAnsi="Calibri" w:cs="Calibri"/>
+                <w:color w:val="1F2937"/>
+                <w:sz w:val="20"/>
+                <w:szCs w:val="20"/>
+              </w:rPr>
+            </w:pPr>
+            <w:r>
+              <w:rPr>
+                <w:rFonts w:ascii="Calibri" w:eastAsia="Times New Roman" w:hAnsi="Calibri" w:cs="Calibri"/>
+                <w:color w:val="1F2937"/>
+                <w:sz w:val="20"/>
+                <w:szCs w:val="20"/>
+              </w:rPr>
+              <w:t>Banner below the toolbar while running as a trial</w:t>
+            </w:r>
+          </w:p>
+        </w:tc>
+      </w:tr>
+      <w:tr>
+        <w:trPr>
+          <w:cantSplit/>
+        </w:trPr>
+        <w:tc>
+          <w:tcPr>
+            <w:tcW w:w="0" w:type="auto"/>
+            <w:tcBorders>
+              <w:top w:val="single" w:sz="6" w:space="0" w:color="C9D3CF"/>
+              <w:left w:val="single" w:sz="6" w:space="0" w:color="C9D3CF"/>
+              <w:bottom w:val="single" w:sz="6" w:space="0" w:color="C9D3CF"/>
+              <w:right w:val="single" w:sz="6" w:space="0" w:color="C9D3CF"/>
+            </w:tcBorders>
+            <w:tcMar>
+              <w:top w:w="60" w:type="dxa"/>
+              <w:left w:w="100" w:type="dxa"/>
+              <w:bottom w:w="60" w:type="dxa"/>
+              <w:right w:w="100" w:type="dxa"/>
+            </w:tcMar>
+            <w:hideMark/>
+          </w:tcPr>
+          <w:p>
+            <w:pPr>
+              <w:spacing w:before="80" w:after="160"/>
+              <w:rPr>
+                <w:rFonts w:ascii="Calibri" w:eastAsia="Times New Roman" w:hAnsi="Calibri" w:cs="Calibri"/>
+                <w:color w:val="1F2937"/>
+                <w:sz w:val="20"/>
+                <w:szCs w:val="20"/>
+              </w:rPr>
+            </w:pPr>
+            <w:r>
+              <w:rPr>
+                <w:rFonts w:ascii="Calibri" w:eastAsia="Times New Roman" w:hAnsi="Calibri" w:cs="Calibri"/>
+                <w:color w:val="1F2937"/>
+                <w:sz w:val="20"/>
+                <w:szCs w:val="20"/>
+              </w:rPr>
               <w:t>Danger</w:t>
             </w:r>
           </w:p>
@@ -5775,7 +6175,7 @@
           <w:rFonts w:eastAsia="Times New Roman"/>
         </w:rPr>
       </w:pPr>
-      <w:bookmarkStart w:id="4" w:name="_Toc241118651"/>
+      <w:bookmarkStart w:id="4" w:name="_Toc241125996"/>
       <w:r>
         <w:rPr>
           <w:rFonts w:eastAsia="Times New Roman"/>
@@ -5805,16 +6205,7 @@
           <w:sz w:val="22"/>
           <w:szCs w:val="22"/>
         </w:rPr>
-        <w:t>Segoe UI 9.75 pt for controls; Segoe UI Semi</w:t>
-      </w:r>
-      <w:r>
-        <w:rPr>
-          <w:rFonts w:ascii="Calibri" w:eastAsia="Times New Roman" w:hAnsi="Calibri" w:cs="Calibri"/>
-          <w:color w:val="1F2937"/>
-          <w:sz w:val="22"/>
-          <w:szCs w:val="22"/>
-        </w:rPr>
-        <w:t>bold 10 pt (bold), 12 pt (card titles), 15 pt (page titles), 17 pt (product name); navigation 11 pt.</w:t>
+        <w:t>Segoe UI 9.75 pt for controls; Segoe UI Semibold 10 pt (bold), 12 pt (card titles), 15 pt (page titles), 17 pt (product name); navigation 11 pt. Chinese interface: Microsoft YaHei UI; Japanese interface: Yu Gothic UI (same sizes, bold instead of semibold).</w:t>
       </w:r>
     </w:p>
     <w:p>
@@ -5838,7 +6229,7 @@
           <w:sz w:val="22"/>
           <w:szCs w:val="22"/>
         </w:rPr>
-        <w:t>Icons are vector glyphs drawn with GDI+ on a 24 × 24 grid (no bitmaps), so they are sharp at every DPI: Home, OCR, Batch, History, Settings, Help, Add, Sca</w:t>
+        <w:t xml:space="preserve">Icons are vector glyphs drawn with GDI+ on a 24 × 24 grid (no bitmaps), so they are sharp at every DPI: Home, OCR, Batch, History, Settings, Help, Add, Scanner, Clipboard, Rotate, Crop, </w:t>
       </w:r>
       <w:r>
         <w:rPr>
@@ -5847,7 +6238,17 @@
           <w:sz w:val="22"/>
           <w:szCs w:val="22"/>
         </w:rPr>
-        <w:t>nner, Clipboard, Rotate, Crop, Trash, Play/Stop, Export, zoom, fit, hand, chevrons, file types (PDF, image, images, Word, Excel, HTML).</w:t>
+        <w:lastRenderedPageBreak/>
+        <w:t>Trash, Play/Stop, Export, zoom, fit, hand, chevrons, file types (PDF,</w:t>
+      </w:r>
+      <w:r>
+        <w:rPr>
+          <w:rFonts w:ascii="Calibri" w:eastAsia="Times New Roman" w:hAnsi="Calibri" w:cs="Calibri"/>
+          <w:color w:val="1F2937"/>
+          <w:sz w:val="22"/>
+          <w:szCs w:val="22"/>
+        </w:rPr>
+        <w:t xml:space="preserve"> image, images, Word, Excel, HTML).</w:t>
       </w:r>
     </w:p>
     <w:p>
@@ -5881,12 +6282,11 @@
           <w:rFonts w:eastAsia="Times New Roman"/>
         </w:rPr>
       </w:pPr>
-      <w:bookmarkStart w:id="5" w:name="_Toc241118652"/>
+      <w:bookmarkStart w:id="5" w:name="_Toc241125997"/>
       <w:r>
         <w:rPr>
           <w:rFonts w:eastAsia="Times New Roman"/>
         </w:rPr>
-        <w:lastRenderedPageBreak/>
         <w:t>2.3 Interaction conventions</w:t>
       </w:r>
       <w:bookmarkEnd w:id="5"/>
@@ -5936,7 +6336,16 @@
           <w:sz w:val="22"/>
           <w:szCs w:val="22"/>
         </w:rPr>
-        <w:t>Hover highlight on all clickable owner-drawn controls; disabled controls are grey.</w:t>
+        <w:t>Hover highlight on all c</w:t>
+      </w:r>
+      <w:r>
+        <w:rPr>
+          <w:rFonts w:ascii="Calibri" w:eastAsia="Times New Roman" w:hAnsi="Calibri" w:cs="Calibri"/>
+          <w:color w:val="1F2937"/>
+          <w:sz w:val="22"/>
+          <w:szCs w:val="22"/>
+        </w:rPr>
+        <w:t>lickable owner-drawn controls; disabled controls are grey.</w:t>
       </w:r>
     </w:p>
     <w:p>
@@ -5960,16 +6369,7 @@
           <w:sz w:val="22"/>
           <w:szCs w:val="22"/>
         </w:rPr>
-        <w:t xml:space="preserve">Long operations show progress in the status bar and can be stopped </w:t>
-      </w:r>
-      <w:r>
-        <w:rPr>
-          <w:rFonts w:ascii="Calibri" w:eastAsia="Times New Roman" w:hAnsi="Calibri" w:cs="Calibri"/>
-          <w:color w:val="1F2937"/>
-          <w:sz w:val="22"/>
-          <w:szCs w:val="22"/>
-        </w:rPr>
-        <w:t>(Recognize → Stop, Batch Start → Stop).</w:t>
+        <w:t>Long operations show progress in the status bar and can be stopped (Recognize → Stop, Batch Start → Stop).</w:t>
       </w:r>
     </w:p>
     <w:p>
@@ -5993,7 +6393,16 @@
           <w:sz w:val="22"/>
           <w:szCs w:val="22"/>
         </w:rPr>
-        <w:t>Confirmation before destructive actions (remove recognized documents, clear history, new signing key).</w:t>
+        <w:t>Confirmation before destructive actions (remove recognized documents, clear history, new s</w:t>
+      </w:r>
+      <w:r>
+        <w:rPr>
+          <w:rFonts w:ascii="Calibri" w:eastAsia="Times New Roman" w:hAnsi="Calibri" w:cs="Calibri"/>
+          <w:color w:val="1F2937"/>
+          <w:sz w:val="22"/>
+          <w:szCs w:val="22"/>
+        </w:rPr>
+        <w:t>igning key).</w:t>
       </w:r>
     </w:p>
     <w:p>
@@ -6003,7 +6412,7 @@
           <w:rFonts w:eastAsia="Times New Roman"/>
         </w:rPr>
       </w:pPr>
-      <w:bookmarkStart w:id="6" w:name="_Toc241118653"/>
+      <w:bookmarkStart w:id="6" w:name="_Toc241125998"/>
       <w:r>
         <w:rPr>
           <w:rFonts w:eastAsia="Times New Roman"/>
@@ -6084,13 +6493,7 @@
         <w:rPr>
           <w:rFonts w:ascii="Calibri" w:hAnsi="Calibri" w:cs="Calibri"/>
         </w:rPr>
-        <w:t>Figure 1</w:t>
-      </w:r>
-      <w:r>
-        <w:rPr>
-          <w:rFonts w:ascii="Calibri" w:hAnsi="Calibri" w:cs="Calibri"/>
-        </w:rPr>
-        <w:t xml:space="preserve"> – Main window with a document loaded (trial mode)</w:t>
+        <w:t>Figure 1 – Main window with a document loaded (trial mode)</w:t>
       </w:r>
     </w:p>
     <w:p>
@@ -6293,16 +6696,16 @@
                 <w:sz w:val="20"/>
                 <w:szCs w:val="20"/>
               </w:rPr>
-              <w:t>Logo, 'Falcon OCR', tagline 'Convert Scans and Images into Editable Documents'. Drag to move, double-click to maximise/restore</w:t>
-            </w:r>
-            <w:r>
-              <w:rPr>
-                <w:rFonts w:ascii="Calibri" w:eastAsia="Times New Roman" w:hAnsi="Calibri" w:cs="Calibri"/>
-                <w:color w:val="1F2937"/>
-                <w:sz w:val="20"/>
-                <w:szCs w:val="20"/>
-              </w:rPr>
-              <w:t>. Trial badge 'TRIAL · n days left — Activate now' (only while unlicensed; click opens SCR-08). Minimise, maximise/restore, close (red hover).</w:t>
+              <w:t xml:space="preserve">Logo, 'Falcon OCR', tagline 'Convert Scans and Images into Editable Documents'. Drag to move, double-click to maximise/restore. Trial badge 'TRIAL · n days left — Activate now' (only while unlicensed; click opens SCR-08). Minimise, maximise/restore, close </w:t>
+            </w:r>
+            <w:r>
+              <w:rPr>
+                <w:rFonts w:ascii="Calibri" w:eastAsia="Times New Roman" w:hAnsi="Calibri" w:cs="Calibri"/>
+                <w:color w:val="1F2937"/>
+                <w:sz w:val="20"/>
+                <w:szCs w:val="20"/>
+              </w:rPr>
+              <w:t>(red hover).</w:t>
             </w:r>
           </w:p>
         </w:tc>
@@ -6345,45 +6748,54 @@
                 <w:sz w:val="20"/>
                 <w:szCs w:val="20"/>
               </w:rPr>
-              <w:t>Navigation bar (184 px)</w:t>
-            </w:r>
-          </w:p>
-        </w:tc>
-        <w:tc>
-          <w:tcPr>
-            <w:tcW w:w="0" w:type="auto"/>
-            <w:tcBorders>
-              <w:top w:val="single" w:sz="6" w:space="0" w:color="C9D3CF"/>
-              <w:left w:val="single" w:sz="6" w:space="0" w:color="C9D3CF"/>
-              <w:bottom w:val="single" w:sz="6" w:space="0" w:color="C9D3CF"/>
-              <w:right w:val="single" w:sz="6" w:space="0" w:color="C9D3CF"/>
-            </w:tcBorders>
-            <w:tcMar>
-              <w:top w:w="60" w:type="dxa"/>
-              <w:left w:w="100" w:type="dxa"/>
-              <w:bottom w:w="60" w:type="dxa"/>
-              <w:right w:w="100" w:type="dxa"/>
-            </w:tcMar>
-            <w:hideMark/>
-          </w:tcPr>
-          <w:p>
-            <w:pPr>
-              <w:spacing w:before="80" w:after="160"/>
-              <w:rPr>
-                <w:rFonts w:ascii="Calibri" w:eastAsia="Times New Roman" w:hAnsi="Calibri" w:cs="Calibri"/>
-                <w:color w:val="1F2937"/>
-                <w:sz w:val="20"/>
-                <w:szCs w:val="20"/>
-              </w:rPr>
-            </w:pPr>
-            <w:r>
-              <w:rPr>
-                <w:rFonts w:ascii="Calibri" w:eastAsia="Times New Roman" w:hAnsi="Calibri" w:cs="Calibri"/>
-                <w:color w:val="1F2937"/>
-                <w:sz w:val="20"/>
-                <w:szCs w:val="20"/>
-              </w:rPr>
-              <w:t>Home, OCR, Batch Process, History, Settings. The current page is highlighted with a rounded light-green background.</w:t>
+              <w:t>Navigation bar (184 px / 64 px collapsed)</w:t>
+            </w:r>
+          </w:p>
+        </w:tc>
+        <w:tc>
+          <w:tcPr>
+            <w:tcW w:w="0" w:type="auto"/>
+            <w:tcBorders>
+              <w:top w:val="single" w:sz="6" w:space="0" w:color="C9D3CF"/>
+              <w:left w:val="single" w:sz="6" w:space="0" w:color="C9D3CF"/>
+              <w:bottom w:val="single" w:sz="6" w:space="0" w:color="C9D3CF"/>
+              <w:right w:val="single" w:sz="6" w:space="0" w:color="C9D3CF"/>
+            </w:tcBorders>
+            <w:tcMar>
+              <w:top w:w="60" w:type="dxa"/>
+              <w:left w:w="100" w:type="dxa"/>
+              <w:bottom w:w="60" w:type="dxa"/>
+              <w:right w:w="100" w:type="dxa"/>
+            </w:tcMar>
+            <w:hideMark/>
+          </w:tcPr>
+          <w:p>
+            <w:pPr>
+              <w:spacing w:before="80" w:after="160"/>
+              <w:rPr>
+                <w:rFonts w:ascii="Calibri" w:eastAsia="Times New Roman" w:hAnsi="Calibri" w:cs="Calibri"/>
+                <w:color w:val="1F2937"/>
+                <w:sz w:val="20"/>
+                <w:szCs w:val="20"/>
+              </w:rPr>
+            </w:pPr>
+            <w:r>
+              <w:rPr>
+                <w:rFonts w:ascii="Calibri" w:eastAsia="Times New Roman" w:hAnsi="Calibri" w:cs="Calibri"/>
+                <w:color w:val="1F2937"/>
+                <w:sz w:val="20"/>
+                <w:szCs w:val="20"/>
+              </w:rPr>
+              <w:t>Home, OCR, Batch Process, History, Settings. The current page is highlighted with a rounded light-green background. At the bottom: « Collapse / » button — collapsed, only the icons are shown (names as</w:t>
+            </w:r>
+            <w:r>
+              <w:rPr>
+                <w:rFonts w:ascii="Calibri" w:eastAsia="Times New Roman" w:hAnsi="Calibri" w:cs="Calibri"/>
+                <w:color w:val="1F2937"/>
+                <w:sz w:val="20"/>
+                <w:szCs w:val="20"/>
+              </w:rPr>
+              <w:t xml:space="preserve"> tooltips); the state is remembered.</w:t>
             </w:r>
           </w:p>
         </w:tc>
@@ -6545,16 +6957,7 @@
                 <w:sz w:val="20"/>
                 <w:szCs w:val="20"/>
               </w:rPr>
-              <w:t>Left: status message ('Ready', progress text) and progress bar during reco</w:t>
-            </w:r>
-            <w:r>
-              <w:rPr>
-                <w:rFonts w:ascii="Calibri" w:eastAsia="Times New Roman" w:hAnsi="Calibri" w:cs="Calibri"/>
-                <w:color w:val="1F2937"/>
-                <w:sz w:val="20"/>
-                <w:szCs w:val="20"/>
-              </w:rPr>
-              <w:t>gnition/batch. Right: 'Total Files: n | Selected: n | Output: DOCX'.</w:t>
+              <w:t>Left: status message ('Ready', progress text) and progress bar during recognition/batch. Right: 'Total Files: n | Selected: n | Output: DOCX'.</w:t>
             </w:r>
           </w:p>
         </w:tc>
@@ -6635,7 +7038,16 @@
                 <w:sz w:val="20"/>
                 <w:szCs w:val="20"/>
               </w:rPr>
-              <w:t>Borderless, resizable at the 6 px edge, maximises to the monitor work area (taskbar stays visible), remembers size/position and maximised state.</w:t>
+              <w:t>Bo</w:t>
+            </w:r>
+            <w:r>
+              <w:rPr>
+                <w:rFonts w:ascii="Calibri" w:eastAsia="Times New Roman" w:hAnsi="Calibri" w:cs="Calibri"/>
+                <w:color w:val="1F2937"/>
+                <w:sz w:val="20"/>
+                <w:szCs w:val="20"/>
+              </w:rPr>
+              <w:t>rderless, resizable at the 6 px edge, maximises to the monitor work area (taskbar stays visible), remembers size/position and maximised state.</w:t>
             </w:r>
           </w:p>
         </w:tc>
@@ -6648,7 +7060,7 @@
           <w:rFonts w:eastAsia="Times New Roman"/>
         </w:rPr>
       </w:pPr>
-      <w:bookmarkStart w:id="7" w:name="_Toc241118654"/>
+      <w:bookmarkStart w:id="7" w:name="_Toc241125999"/>
       <w:r>
         <w:rPr>
           <w:rFonts w:eastAsia="Times New Roman"/>
@@ -6739,7 +7151,7 @@
           <w:rFonts w:eastAsia="Times New Roman"/>
         </w:rPr>
       </w:pPr>
-      <w:bookmarkStart w:id="8" w:name="_Toc241118655"/>
+      <w:bookmarkStart w:id="8" w:name="_Toc241126000"/>
       <w:r>
         <w:rPr>
           <w:rFonts w:eastAsia="Times New Roman"/>
@@ -7030,7 +7442,16 @@
                 <w:sz w:val="20"/>
                 <w:szCs w:val="20"/>
               </w:rPr>
-              <w:t>Add Files, Scan, From Clipboard | Rotate, Crop, Delete | Recognize | Export; right: Settings, Help.</w:t>
+              <w:t>Add Files, Scan, From Clipboard | Rotate, Crop, Delete | Recognize | Export; right: Setting</w:t>
+            </w:r>
+            <w:r>
+              <w:rPr>
+                <w:rFonts w:ascii="Calibri" w:eastAsia="Times New Roman" w:hAnsi="Calibri" w:cs="Calibri"/>
+                <w:color w:val="1F2937"/>
+                <w:sz w:val="20"/>
+                <w:szCs w:val="20"/>
+              </w:rPr>
+              <w:t>s, Help.</w:t>
             </w:r>
           </w:p>
         </w:tc>
@@ -7073,92 +7494,101 @@
                 <w:sz w:val="20"/>
                 <w:szCs w:val="20"/>
               </w:rPr>
-              <w:t>Files panel</w:t>
-            </w:r>
-          </w:p>
-        </w:tc>
-        <w:tc>
-          <w:tcPr>
-            <w:tcW w:w="0" w:type="auto"/>
-            <w:tcBorders>
-              <w:top w:val="single" w:sz="6" w:space="0" w:color="C9D3CF"/>
-              <w:left w:val="single" w:sz="6" w:space="0" w:color="C9D3CF"/>
-              <w:bottom w:val="single" w:sz="6" w:space="0" w:color="C9D3CF"/>
-              <w:right w:val="single" w:sz="6" w:space="0" w:color="C9D3CF"/>
-            </w:tcBorders>
-            <w:tcMar>
-              <w:top w:w="60" w:type="dxa"/>
-              <w:left w:w="100" w:type="dxa"/>
-              <w:bottom w:w="60" w:type="dxa"/>
-              <w:right w:w="100" w:type="dxa"/>
-            </w:tcMar>
-            <w:hideMark/>
-          </w:tcPr>
-          <w:p>
-            <w:pPr>
-              <w:spacing w:before="80" w:after="160"/>
-              <w:rPr>
-                <w:rFonts w:ascii="Calibri" w:eastAsia="Times New Roman" w:hAnsi="Calibri" w:cs="Calibri"/>
-                <w:color w:val="1F2937"/>
-                <w:sz w:val="20"/>
-                <w:szCs w:val="20"/>
-              </w:rPr>
-            </w:pPr>
-            <w:r>
-              <w:rPr>
-                <w:rFonts w:ascii="Calibri" w:eastAsia="Times New Roman" w:hAnsi="Calibri" w:cs="Calibri"/>
-                <w:color w:val="1F2937"/>
-                <w:sz w:val="20"/>
-                <w:szCs w:val="20"/>
-              </w:rPr>
-              <w:t>214 px</w:t>
-            </w:r>
-          </w:p>
-        </w:tc>
-        <w:tc>
-          <w:tcPr>
-            <w:tcW w:w="0" w:type="auto"/>
-            <w:tcBorders>
-              <w:top w:val="single" w:sz="6" w:space="0" w:color="C9D3CF"/>
-              <w:left w:val="single" w:sz="6" w:space="0" w:color="C9D3CF"/>
-              <w:bottom w:val="single" w:sz="6" w:space="0" w:color="C9D3CF"/>
-              <w:right w:val="single" w:sz="6" w:space="0" w:color="C9D3CF"/>
-            </w:tcBorders>
-            <w:tcMar>
-              <w:top w:w="60" w:type="dxa"/>
-              <w:left w:w="100" w:type="dxa"/>
-              <w:bottom w:w="60" w:type="dxa"/>
-              <w:right w:w="100" w:type="dxa"/>
-            </w:tcMar>
-            <w:hideMark/>
-          </w:tcPr>
-          <w:p>
-            <w:pPr>
-              <w:spacing w:before="80" w:after="160"/>
-              <w:rPr>
-                <w:rFonts w:ascii="Calibri" w:eastAsia="Times New Roman" w:hAnsi="Calibri" w:cs="Calibri"/>
-                <w:color w:val="1F2937"/>
-                <w:sz w:val="20"/>
-                <w:szCs w:val="20"/>
-              </w:rPr>
-            </w:pPr>
-            <w:r>
-              <w:rPr>
-                <w:rFonts w:ascii="Calibri" w:eastAsia="Times New Roman" w:hAnsi="Calibri" w:cs="Calibri"/>
-                <w:color w:val="1F2937"/>
-                <w:sz w:val="20"/>
-                <w:szCs w:val="20"/>
-              </w:rPr>
-              <w:t>Tabs Files / Thumbnails; document list (icon, name, 'n pages', 'recognized' or 'k/n done'); thumbnails of the pages of the selected docu</w:t>
-            </w:r>
-            <w:r>
-              <w:rPr>
-                <w:rFonts w:ascii="Calibri" w:eastAsia="Times New Roman" w:hAnsi="Calibri" w:cs="Calibri"/>
-                <w:color w:val="1F2937"/>
-                <w:sz w:val="20"/>
-                <w:szCs w:val="20"/>
-              </w:rPr>
-              <w:t>ment.</w:t>
+              <w:t>Trial notification</w:t>
+            </w:r>
+          </w:p>
+        </w:tc>
+        <w:tc>
+          <w:tcPr>
+            <w:tcW w:w="0" w:type="auto"/>
+            <w:tcBorders>
+              <w:top w:val="single" w:sz="6" w:space="0" w:color="C9D3CF"/>
+              <w:left w:val="single" w:sz="6" w:space="0" w:color="C9D3CF"/>
+              <w:bottom w:val="single" w:sz="6" w:space="0" w:color="C9D3CF"/>
+              <w:right w:val="single" w:sz="6" w:space="0" w:color="C9D3CF"/>
+            </w:tcBorders>
+            <w:tcMar>
+              <w:top w:w="60" w:type="dxa"/>
+              <w:left w:w="100" w:type="dxa"/>
+              <w:bottom w:w="60" w:type="dxa"/>
+              <w:right w:w="100" w:type="dxa"/>
+            </w:tcMar>
+            <w:hideMark/>
+          </w:tcPr>
+          <w:p>
+            <w:pPr>
+              <w:spacing w:before="80" w:after="160"/>
+              <w:rPr>
+                <w:rFonts w:ascii="Calibri" w:eastAsia="Times New Roman" w:hAnsi="Calibri" w:cs="Calibri"/>
+                <w:color w:val="1F2937"/>
+                <w:sz w:val="20"/>
+                <w:szCs w:val="20"/>
+              </w:rPr>
+            </w:pPr>
+            <w:r>
+              <w:rPr>
+                <w:rFonts w:ascii="Calibri" w:eastAsia="Times New Roman" w:hAnsi="Calibri" w:cs="Calibri"/>
+                <w:color w:val="1F2937"/>
+                <w:sz w:val="20"/>
+                <w:szCs w:val="20"/>
+              </w:rPr>
+              <w:t>full, 40 px</w:t>
+            </w:r>
+          </w:p>
+        </w:tc>
+        <w:tc>
+          <w:tcPr>
+            <w:tcW w:w="0" w:type="auto"/>
+            <w:tcBorders>
+              <w:top w:val="single" w:sz="6" w:space="0" w:color="C9D3CF"/>
+              <w:left w:val="single" w:sz="6" w:space="0" w:color="C9D3CF"/>
+              <w:bottom w:val="single" w:sz="6" w:space="0" w:color="C9D3CF"/>
+              <w:right w:val="single" w:sz="6" w:space="0" w:color="C9D3CF"/>
+            </w:tcBorders>
+            <w:tcMar>
+              <w:top w:w="60" w:type="dxa"/>
+              <w:left w:w="100" w:type="dxa"/>
+              <w:bottom w:w="60" w:type="dxa"/>
+              <w:right w:w="100" w:type="dxa"/>
+            </w:tcMar>
+            <w:hideMark/>
+          </w:tcPr>
+          <w:p>
+            <w:pPr>
+              <w:spacing w:before="80" w:after="160"/>
+              <w:rPr>
+                <w:rFonts w:ascii="Calibri" w:eastAsia="Times New Roman" w:hAnsi="Calibri" w:cs="Calibri"/>
+                <w:color w:val="1F2937"/>
+                <w:sz w:val="20"/>
+                <w:szCs w:val="20"/>
+              </w:rPr>
+            </w:pPr>
+            <w:r>
+              <w:rPr>
+                <w:rFonts w:ascii="Calibri" w:eastAsia="Times New Roman" w:hAnsi="Calibri" w:cs="Calibri"/>
+                <w:color w:val="1F2937"/>
+                <w:sz w:val="20"/>
+                <w:szCs w:val="20"/>
+              </w:rPr>
+              <w:t xml:space="preserve">Only while running as a trial: clock icon, 'You are using the trial version of Falcon OCR — n of 7 days left…', Activate now, </w:t>
+            </w:r>
+            <w:r>
+              <w:rPr>
+                <w:rFonts w:ascii="Segoe UI Symbol" w:eastAsia="Times New Roman" w:hAnsi="Segoe UI Symbol" w:cs="Segoe UI Symbol"/>
+                <w:color w:val="1F2937"/>
+                <w:sz w:val="20"/>
+                <w:szCs w:val="20"/>
+              </w:rPr>
+              <w:t>✕</w:t>
+            </w:r>
+            <w:r>
+              <w:rPr>
+                <w:rFonts w:ascii="Calibri" w:eastAsia="Times New Roman" w:hAnsi="Calibri" w:cs="Calibri"/>
+                <w:color w:val="1F2937"/>
+                <w:sz w:val="20"/>
+                <w:szCs w:val="20"/>
+              </w:rPr>
+              <w:t xml:space="preserve"> (hide until the next start).</w:t>
             </w:r>
           </w:p>
         </w:tc>
@@ -7201,83 +7631,83 @@
                 <w:sz w:val="20"/>
                 <w:szCs w:val="20"/>
               </w:rPr>
-              <w:t>Source Page</w:t>
-            </w:r>
-          </w:p>
-        </w:tc>
-        <w:tc>
-          <w:tcPr>
-            <w:tcW w:w="0" w:type="auto"/>
-            <w:tcBorders>
-              <w:top w:val="single" w:sz="6" w:space="0" w:color="C9D3CF"/>
-              <w:left w:val="single" w:sz="6" w:space="0" w:color="C9D3CF"/>
-              <w:bottom w:val="single" w:sz="6" w:space="0" w:color="C9D3CF"/>
-              <w:right w:val="single" w:sz="6" w:space="0" w:color="C9D3CF"/>
-            </w:tcBorders>
-            <w:tcMar>
-              <w:top w:w="60" w:type="dxa"/>
-              <w:left w:w="100" w:type="dxa"/>
-              <w:bottom w:w="60" w:type="dxa"/>
-              <w:right w:w="100" w:type="dxa"/>
-            </w:tcMar>
-            <w:hideMark/>
-          </w:tcPr>
-          <w:p>
-            <w:pPr>
-              <w:spacing w:before="80" w:after="160"/>
-              <w:rPr>
-                <w:rFonts w:ascii="Calibri" w:eastAsia="Times New Roman" w:hAnsi="Calibri" w:cs="Calibri"/>
-                <w:color w:val="1F2937"/>
-                <w:sz w:val="20"/>
-                <w:szCs w:val="20"/>
-              </w:rPr>
-            </w:pPr>
-            <w:r>
-              <w:rPr>
-                <w:rFonts w:ascii="Calibri" w:eastAsia="Times New Roman" w:hAnsi="Calibri" w:cs="Calibri"/>
-                <w:color w:val="1F2937"/>
-                <w:sz w:val="20"/>
-                <w:szCs w:val="20"/>
-              </w:rPr>
-              <w:t>½ of centre</w:t>
-            </w:r>
-          </w:p>
-        </w:tc>
-        <w:tc>
-          <w:tcPr>
-            <w:tcW w:w="0" w:type="auto"/>
-            <w:tcBorders>
-              <w:top w:val="single" w:sz="6" w:space="0" w:color="C9D3CF"/>
-              <w:left w:val="single" w:sz="6" w:space="0" w:color="C9D3CF"/>
-              <w:bottom w:val="single" w:sz="6" w:space="0" w:color="C9D3CF"/>
-              <w:right w:val="single" w:sz="6" w:space="0" w:color="C9D3CF"/>
-            </w:tcBorders>
-            <w:tcMar>
-              <w:top w:w="60" w:type="dxa"/>
-              <w:left w:w="100" w:type="dxa"/>
-              <w:bottom w:w="60" w:type="dxa"/>
-              <w:right w:w="100" w:type="dxa"/>
-            </w:tcMar>
-            <w:hideMark/>
-          </w:tcPr>
-          <w:p>
-            <w:pPr>
-              <w:spacing w:before="80" w:after="160"/>
-              <w:rPr>
-                <w:rFonts w:ascii="Calibri" w:eastAsia="Times New Roman" w:hAnsi="Calibri" w:cs="Calibri"/>
-                <w:color w:val="1F2937"/>
-                <w:sz w:val="20"/>
-                <w:szCs w:val="20"/>
-              </w:rPr>
-            </w:pPr>
-            <w:r>
-              <w:rPr>
-                <w:rFonts w:ascii="Calibri" w:eastAsia="Times New Roman" w:hAnsi="Calibri" w:cs="Calibri"/>
-                <w:color w:val="1F2937"/>
-                <w:sz w:val="20"/>
-                <w:szCs w:val="20"/>
-              </w:rPr>
-              <w:t>Caption tab, viewer toolbar, ImageViewer, footer 'name · w × h px · dpi · rotated/cropped'.</w:t>
+              <w:t>Files panel</w:t>
+            </w:r>
+          </w:p>
+        </w:tc>
+        <w:tc>
+          <w:tcPr>
+            <w:tcW w:w="0" w:type="auto"/>
+            <w:tcBorders>
+              <w:top w:val="single" w:sz="6" w:space="0" w:color="C9D3CF"/>
+              <w:left w:val="single" w:sz="6" w:space="0" w:color="C9D3CF"/>
+              <w:bottom w:val="single" w:sz="6" w:space="0" w:color="C9D3CF"/>
+              <w:right w:val="single" w:sz="6" w:space="0" w:color="C9D3CF"/>
+            </w:tcBorders>
+            <w:tcMar>
+              <w:top w:w="60" w:type="dxa"/>
+              <w:left w:w="100" w:type="dxa"/>
+              <w:bottom w:w="60" w:type="dxa"/>
+              <w:right w:w="100" w:type="dxa"/>
+            </w:tcMar>
+            <w:hideMark/>
+          </w:tcPr>
+          <w:p>
+            <w:pPr>
+              <w:spacing w:before="80" w:after="160"/>
+              <w:rPr>
+                <w:rFonts w:ascii="Calibri" w:eastAsia="Times New Roman" w:hAnsi="Calibri" w:cs="Calibri"/>
+                <w:color w:val="1F2937"/>
+                <w:sz w:val="20"/>
+                <w:szCs w:val="20"/>
+              </w:rPr>
+            </w:pPr>
+            <w:r>
+              <w:rPr>
+                <w:rFonts w:ascii="Calibri" w:eastAsia="Times New Roman" w:hAnsi="Calibri" w:cs="Calibri"/>
+                <w:color w:val="1F2937"/>
+                <w:sz w:val="20"/>
+                <w:szCs w:val="20"/>
+              </w:rPr>
+              <w:t>214 px</w:t>
+            </w:r>
+          </w:p>
+        </w:tc>
+        <w:tc>
+          <w:tcPr>
+            <w:tcW w:w="0" w:type="auto"/>
+            <w:tcBorders>
+              <w:top w:val="single" w:sz="6" w:space="0" w:color="C9D3CF"/>
+              <w:left w:val="single" w:sz="6" w:space="0" w:color="C9D3CF"/>
+              <w:bottom w:val="single" w:sz="6" w:space="0" w:color="C9D3CF"/>
+              <w:right w:val="single" w:sz="6" w:space="0" w:color="C9D3CF"/>
+            </w:tcBorders>
+            <w:tcMar>
+              <w:top w:w="60" w:type="dxa"/>
+              <w:left w:w="100" w:type="dxa"/>
+              <w:bottom w:w="60" w:type="dxa"/>
+              <w:right w:w="100" w:type="dxa"/>
+            </w:tcMar>
+            <w:hideMark/>
+          </w:tcPr>
+          <w:p>
+            <w:pPr>
+              <w:spacing w:before="80" w:after="160"/>
+              <w:rPr>
+                <w:rFonts w:ascii="Calibri" w:eastAsia="Times New Roman" w:hAnsi="Calibri" w:cs="Calibri"/>
+                <w:color w:val="1F2937"/>
+                <w:sz w:val="20"/>
+                <w:szCs w:val="20"/>
+              </w:rPr>
+            </w:pPr>
+            <w:r>
+              <w:rPr>
+                <w:rFonts w:ascii="Calibri" w:eastAsia="Times New Roman" w:hAnsi="Calibri" w:cs="Calibri"/>
+                <w:color w:val="1F2937"/>
+                <w:sz w:val="20"/>
+                <w:szCs w:val="20"/>
+              </w:rPr>
+              <w:t>Tabs Files / Thumbnails; document list (icon, name, 'n pages', 'recognized' or 'k/n done'); thumbnails of the pages of the selected document.</w:t>
             </w:r>
           </w:p>
         </w:tc>
@@ -7320,7 +7750,7 @@
                 <w:sz w:val="20"/>
                 <w:szCs w:val="20"/>
               </w:rPr>
-              <w:t>Results</w:t>
+              <w:t>Source Page</w:t>
             </w:r>
           </w:p>
         </w:tc>
@@ -7396,16 +7826,16 @@
                 <w:sz w:val="20"/>
                 <w:szCs w:val="20"/>
               </w:rPr>
-              <w:t>Tabs Recognized Text / Original Image, formatting toolbar, LayoutView, status '</w:t>
-            </w:r>
-            <w:r>
-              <w:rPr>
-                <w:rFonts w:ascii="Calibri" w:eastAsia="Times New Roman" w:hAnsi="Calibri" w:cs="Calibri"/>
-                <w:color w:val="1F2937"/>
-                <w:sz w:val="20"/>
-                <w:szCs w:val="20"/>
-              </w:rPr>
-              <w:t>Text recognition completed — n lines, n blocks, confidence (time)' and page 'i / n'.</w:t>
+              <w:t>Caption tab, viewer toolbar, ImageViewer, footer 'name · w × h px · dpi · rotated/cropped</w:t>
+            </w:r>
+            <w:r>
+              <w:rPr>
+                <w:rFonts w:ascii="Calibri" w:eastAsia="Times New Roman" w:hAnsi="Calibri" w:cs="Calibri"/>
+                <w:color w:val="1F2937"/>
+                <w:sz w:val="20"/>
+                <w:szCs w:val="20"/>
+              </w:rPr>
+              <w:t>'.</w:t>
             </w:r>
           </w:p>
         </w:tc>
@@ -7448,6 +7878,125 @@
                 <w:sz w:val="20"/>
                 <w:szCs w:val="20"/>
               </w:rPr>
+              <w:t>Results</w:t>
+            </w:r>
+          </w:p>
+        </w:tc>
+        <w:tc>
+          <w:tcPr>
+            <w:tcW w:w="0" w:type="auto"/>
+            <w:tcBorders>
+              <w:top w:val="single" w:sz="6" w:space="0" w:color="C9D3CF"/>
+              <w:left w:val="single" w:sz="6" w:space="0" w:color="C9D3CF"/>
+              <w:bottom w:val="single" w:sz="6" w:space="0" w:color="C9D3CF"/>
+              <w:right w:val="single" w:sz="6" w:space="0" w:color="C9D3CF"/>
+            </w:tcBorders>
+            <w:tcMar>
+              <w:top w:w="60" w:type="dxa"/>
+              <w:left w:w="100" w:type="dxa"/>
+              <w:bottom w:w="60" w:type="dxa"/>
+              <w:right w:w="100" w:type="dxa"/>
+            </w:tcMar>
+            <w:hideMark/>
+          </w:tcPr>
+          <w:p>
+            <w:pPr>
+              <w:spacing w:before="80" w:after="160"/>
+              <w:rPr>
+                <w:rFonts w:ascii="Calibri" w:eastAsia="Times New Roman" w:hAnsi="Calibri" w:cs="Calibri"/>
+                <w:color w:val="1F2937"/>
+                <w:sz w:val="20"/>
+                <w:szCs w:val="20"/>
+              </w:rPr>
+            </w:pPr>
+            <w:r>
+              <w:rPr>
+                <w:rFonts w:ascii="Calibri" w:eastAsia="Times New Roman" w:hAnsi="Calibri" w:cs="Calibri"/>
+                <w:color w:val="1F2937"/>
+                <w:sz w:val="20"/>
+                <w:szCs w:val="20"/>
+              </w:rPr>
+              <w:t>½ of centre</w:t>
+            </w:r>
+          </w:p>
+        </w:tc>
+        <w:tc>
+          <w:tcPr>
+            <w:tcW w:w="0" w:type="auto"/>
+            <w:tcBorders>
+              <w:top w:val="single" w:sz="6" w:space="0" w:color="C9D3CF"/>
+              <w:left w:val="single" w:sz="6" w:space="0" w:color="C9D3CF"/>
+              <w:bottom w:val="single" w:sz="6" w:space="0" w:color="C9D3CF"/>
+              <w:right w:val="single" w:sz="6" w:space="0" w:color="C9D3CF"/>
+            </w:tcBorders>
+            <w:tcMar>
+              <w:top w:w="60" w:type="dxa"/>
+              <w:left w:w="100" w:type="dxa"/>
+              <w:bottom w:w="60" w:type="dxa"/>
+              <w:right w:w="100" w:type="dxa"/>
+            </w:tcMar>
+            <w:hideMark/>
+          </w:tcPr>
+          <w:p>
+            <w:pPr>
+              <w:spacing w:before="80" w:after="160"/>
+              <w:rPr>
+                <w:rFonts w:ascii="Calibri" w:eastAsia="Times New Roman" w:hAnsi="Calibri" w:cs="Calibri"/>
+                <w:color w:val="1F2937"/>
+                <w:sz w:val="20"/>
+                <w:szCs w:val="20"/>
+              </w:rPr>
+            </w:pPr>
+            <w:r>
+              <w:rPr>
+                <w:rFonts w:ascii="Calibri" w:eastAsia="Times New Roman" w:hAnsi="Calibri" w:cs="Calibri"/>
+                <w:color w:val="1F2937"/>
+                <w:sz w:val="20"/>
+                <w:szCs w:val="20"/>
+              </w:rPr>
+              <w:t>Tabs Recognized Text / Original Image, formatting toolbar, LayoutView, status 'Text recognition completed — n lines, n blocks, confidence (time)' and page 'i / n'.</w:t>
+            </w:r>
+          </w:p>
+        </w:tc>
+      </w:tr>
+      <w:tr>
+        <w:trPr>
+          <w:cantSplit/>
+        </w:trPr>
+        <w:tc>
+          <w:tcPr>
+            <w:tcW w:w="0" w:type="auto"/>
+            <w:tcBorders>
+              <w:top w:val="single" w:sz="6" w:space="0" w:color="C9D3CF"/>
+              <w:left w:val="single" w:sz="6" w:space="0" w:color="C9D3CF"/>
+              <w:bottom w:val="single" w:sz="6" w:space="0" w:color="C9D3CF"/>
+              <w:right w:val="single" w:sz="6" w:space="0" w:color="C9D3CF"/>
+            </w:tcBorders>
+            <w:tcMar>
+              <w:top w:w="60" w:type="dxa"/>
+              <w:left w:w="100" w:type="dxa"/>
+              <w:bottom w:w="60" w:type="dxa"/>
+              <w:right w:w="100" w:type="dxa"/>
+            </w:tcMar>
+            <w:hideMark/>
+          </w:tcPr>
+          <w:p>
+            <w:pPr>
+              <w:spacing w:before="80" w:after="160"/>
+              <w:rPr>
+                <w:rFonts w:ascii="Calibri" w:eastAsia="Times New Roman" w:hAnsi="Calibri" w:cs="Calibri"/>
+                <w:color w:val="1F2937"/>
+                <w:sz w:val="20"/>
+                <w:szCs w:val="20"/>
+              </w:rPr>
+            </w:pPr>
+            <w:r>
+              <w:rPr>
+                <w:rFonts w:ascii="Calibri" w:eastAsia="Times New Roman" w:hAnsi="Calibri" w:cs="Calibri"/>
+                <w:color w:val="1F2937"/>
+                <w:sz w:val="20"/>
+                <w:szCs w:val="20"/>
+              </w:rPr>
               <w:t>Settings column</w:t>
             </w:r>
           </w:p>
@@ -7486,45 +8035,54 @@
                 <w:sz w:val="20"/>
                 <w:szCs w:val="20"/>
               </w:rPr>
-              <w:t>340 px</w:t>
-            </w:r>
-          </w:p>
-        </w:tc>
-        <w:tc>
-          <w:tcPr>
-            <w:tcW w:w="0" w:type="auto"/>
-            <w:tcBorders>
-              <w:top w:val="single" w:sz="6" w:space="0" w:color="C9D3CF"/>
-              <w:left w:val="single" w:sz="6" w:space="0" w:color="C9D3CF"/>
-              <w:bottom w:val="single" w:sz="6" w:space="0" w:color="C9D3CF"/>
-              <w:right w:val="single" w:sz="6" w:space="0" w:color="C9D3CF"/>
-            </w:tcBorders>
-            <w:tcMar>
-              <w:top w:w="60" w:type="dxa"/>
-              <w:left w:w="100" w:type="dxa"/>
-              <w:bottom w:w="60" w:type="dxa"/>
-              <w:right w:w="100" w:type="dxa"/>
-            </w:tcMar>
-            <w:hideMark/>
-          </w:tcPr>
-          <w:p>
-            <w:pPr>
-              <w:spacing w:before="80" w:after="160"/>
-              <w:rPr>
-                <w:rFonts w:ascii="Calibri" w:eastAsia="Times New Roman" w:hAnsi="Calibri" w:cs="Calibri"/>
-                <w:color w:val="1F2937"/>
-                <w:sz w:val="20"/>
-                <w:szCs w:val="20"/>
-              </w:rPr>
-            </w:pPr>
-            <w:r>
-              <w:rPr>
-                <w:rFonts w:ascii="Calibri" w:eastAsia="Times New Roman" w:hAnsi="Calibri" w:cs="Calibri"/>
-                <w:color w:val="1F2937"/>
-                <w:sz w:val="20"/>
-                <w:szCs w:val="20"/>
-              </w:rPr>
-              <w:t>Card 'OCR Settings', card 'Output Format', Export button.</w:t>
+              <w:t>340 px (280–640, draggable)</w:t>
+            </w:r>
+          </w:p>
+        </w:tc>
+        <w:tc>
+          <w:tcPr>
+            <w:tcW w:w="0" w:type="auto"/>
+            <w:tcBorders>
+              <w:top w:val="single" w:sz="6" w:space="0" w:color="C9D3CF"/>
+              <w:left w:val="single" w:sz="6" w:space="0" w:color="C9D3CF"/>
+              <w:bottom w:val="single" w:sz="6" w:space="0" w:color="C9D3CF"/>
+              <w:right w:val="single" w:sz="6" w:space="0" w:color="C9D3CF"/>
+            </w:tcBorders>
+            <w:tcMar>
+              <w:top w:w="60" w:type="dxa"/>
+              <w:left w:w="100" w:type="dxa"/>
+              <w:bottom w:w="60" w:type="dxa"/>
+              <w:right w:w="100" w:type="dxa"/>
+            </w:tcMar>
+            <w:hideMark/>
+          </w:tcPr>
+          <w:p>
+            <w:pPr>
+              <w:spacing w:before="80" w:after="160"/>
+              <w:rPr>
+                <w:rFonts w:ascii="Calibri" w:eastAsia="Times New Roman" w:hAnsi="Calibri" w:cs="Calibri"/>
+                <w:color w:val="1F2937"/>
+                <w:sz w:val="20"/>
+                <w:szCs w:val="20"/>
+              </w:rPr>
+            </w:pPr>
+            <w:r>
+              <w:rPr>
+                <w:rFonts w:ascii="Calibri" w:eastAsia="Times New Roman" w:hAnsi="Calibri" w:cs="Calibri"/>
+                <w:color w:val="1F2937"/>
+                <w:sz w:val="20"/>
+                <w:szCs w:val="20"/>
+              </w:rPr>
+              <w:t>Card 'OCR Settings', ca</w:t>
+            </w:r>
+            <w:r>
+              <w:rPr>
+                <w:rFonts w:ascii="Calibri" w:eastAsia="Times New Roman" w:hAnsi="Calibri" w:cs="Calibri"/>
+                <w:color w:val="1F2937"/>
+                <w:sz w:val="20"/>
+                <w:szCs w:val="20"/>
+              </w:rPr>
+              <w:t>rd 'Output Format', Export button. Its left edge is a splitter with grip dots: drag to resize; the width is remembered.</w:t>
             </w:r>
           </w:p>
         </w:tc>
@@ -7547,7 +8105,16 @@
           <w:sz w:val="22"/>
           <w:szCs w:val="22"/>
         </w:rPr>
-        <w:t>Source Page and Results have identical header (tab strip + toolbar) and footer heights, so both canvases have the same geometry: at equal zoom every page pixel appears at the same vertical position on both sides (FR-20).</w:t>
+        <w:t>Source Page and Results have identical header (tab strip + toolbar) and footer heights, so both canvases have the same geometry: at equ</w:t>
+      </w:r>
+      <w:r>
+        <w:rPr>
+          <w:rFonts w:ascii="Calibri" w:hAnsi="Calibri" w:cs="Calibri"/>
+          <w:color w:val="1F2937"/>
+          <w:sz w:val="22"/>
+          <w:szCs w:val="22"/>
+        </w:rPr>
+        <w:t>al zoom every page pixel appears at the same vertical position on both sides (FR-20).</w:t>
       </w:r>
     </w:p>
     <w:p>
@@ -7557,7 +8124,7 @@
           <w:rFonts w:eastAsia="Times New Roman"/>
         </w:rPr>
       </w:pPr>
-      <w:bookmarkStart w:id="9" w:name="_Toc241118656"/>
+      <w:bookmarkStart w:id="9" w:name="_Toc241126001"/>
       <w:r>
         <w:rPr>
           <w:rFonts w:eastAsia="Times New Roman"/>
@@ -7580,13 +8147,7 @@
         <w:rPr>
           <w:rFonts w:ascii="Calibri" w:hAnsi="Calibri" w:cs="Calibri"/>
         </w:rPr>
-        <w:t>Table 5 – SCR-02 toolba</w:t>
-      </w:r>
-      <w:r>
-        <w:rPr>
-          <w:rFonts w:ascii="Calibri" w:hAnsi="Calibri" w:cs="Calibri"/>
-        </w:rPr>
-        <w:t>r</w:t>
+        <w:t>Table 5 – SCR-02 toolbar</w:t>
       </w:r>
     </w:p>
     <w:tbl>
@@ -8054,16 +8615,16 @@
                 <w:sz w:val="20"/>
                 <w:szCs w:val="20"/>
               </w:rPr>
-              <w:t>Adds the cli</w:t>
-            </w:r>
-            <w:r>
-              <w:rPr>
-                <w:rFonts w:ascii="Calibri" w:eastAsia="Times New Roman" w:hAnsi="Calibri" w:cs="Calibri"/>
-                <w:color w:val="1F2937"/>
-                <w:sz w:val="20"/>
-                <w:szCs w:val="20"/>
-              </w:rPr>
-              <w:t>pboard image (Clipboard_01 …) or the copied files.</w:t>
+              <w:t>Adds the clipboard image (Clipboard_01 …) or the c</w:t>
+            </w:r>
+            <w:r>
+              <w:rPr>
+                <w:rFonts w:ascii="Calibri" w:eastAsia="Times New Roman" w:hAnsi="Calibri" w:cs="Calibri"/>
+                <w:color w:val="1F2937"/>
+                <w:sz w:val="20"/>
+                <w:szCs w:val="20"/>
+              </w:rPr>
+              <w:t>opied files.</w:t>
             </w:r>
           </w:p>
         </w:tc>
@@ -8539,16 +9100,16 @@
                 <w:sz w:val="20"/>
                 <w:szCs w:val="20"/>
               </w:rPr>
-              <w:t>Recognizes the unrecognized pages of the current document (current page first); asks to re-recognize a finished document. While runnin</w:t>
-            </w:r>
-            <w:r>
-              <w:rPr>
-                <w:rFonts w:ascii="Calibri" w:eastAsia="Times New Roman" w:hAnsi="Calibri" w:cs="Calibri"/>
-                <w:color w:val="1F2937"/>
-                <w:sz w:val="20"/>
-                <w:szCs w:val="20"/>
-              </w:rPr>
-              <w:t>g the button shows Stop.</w:t>
+              <w:t>Recognizes the unrecognized pages of the current document (current page first); asks to re-recognize a finished document. While running the b</w:t>
+            </w:r>
+            <w:r>
+              <w:rPr>
+                <w:rFonts w:ascii="Calibri" w:eastAsia="Times New Roman" w:hAnsi="Calibri" w:cs="Calibri"/>
+                <w:color w:val="1F2937"/>
+                <w:sz w:val="20"/>
+                <w:szCs w:val="20"/>
+              </w:rPr>
+              <w:t>utton shows Stop.</w:t>
             </w:r>
           </w:p>
         </w:tc>
@@ -8837,7 +9398,7 @@
           <w:rFonts w:eastAsia="Times New Roman"/>
         </w:rPr>
       </w:pPr>
-      <w:bookmarkStart w:id="10" w:name="_Toc241118657"/>
+      <w:bookmarkStart w:id="10" w:name="_Toc241126002"/>
       <w:r>
         <w:rPr>
           <w:rFonts w:eastAsia="Times New Roman"/>
@@ -8867,7 +9428,16 @@
           <w:sz w:val="22"/>
           <w:szCs w:val="22"/>
         </w:rPr>
-        <w:t>Owner-drawn list item (64 px): PDF badge, image or image-stack icon; name; 'n pages' / 'n images'; green 'recognized' when all pages are done.</w:t>
+        <w:t>Owner-drawn list item (64 px): P</w:t>
+      </w:r>
+      <w:r>
+        <w:rPr>
+          <w:rFonts w:ascii="Calibri" w:eastAsia="Times New Roman" w:hAnsi="Calibri" w:cs="Calibri"/>
+          <w:color w:val="1F2937"/>
+          <w:sz w:val="22"/>
+          <w:szCs w:val="22"/>
+        </w:rPr>
+        <w:t>DF badge, image or image-stack icon; name; 'n pages' / 'n images'; green 'recognized' when all pages are done.</w:t>
       </w:r>
     </w:p>
     <w:p>
@@ -8891,16 +9461,7 @@
           <w:sz w:val="22"/>
           <w:szCs w:val="22"/>
         </w:rPr>
-        <w:t>Context menu: Recognize, Recognize all documents, Export, Export as…, Rename…, Open containing folder, Remove, Re</w:t>
-      </w:r>
-      <w:r>
-        <w:rPr>
-          <w:rFonts w:ascii="Calibri" w:eastAsia="Times New Roman" w:hAnsi="Calibri" w:cs="Calibri"/>
-          <w:color w:val="1F2937"/>
-          <w:sz w:val="22"/>
-          <w:szCs w:val="22"/>
-        </w:rPr>
-        <w:t>move all.</w:t>
+        <w:t>Context menu: Recognize, Recognize all documents, Export, Export as…, Rename…, Open containing folder, Remove, Remove all.</w:t>
       </w:r>
     </w:p>
     <w:p>
@@ -8924,7 +9485,16 @@
           <w:sz w:val="22"/>
           <w:szCs w:val="22"/>
         </w:rPr>
-        <w:t xml:space="preserve">Thumbnails tab: page thumbnails (96 × 128) generated in the background, caption with page number and </w:t>
+        <w:t>Thumbnails tab: page t</w:t>
+      </w:r>
+      <w:r>
+        <w:rPr>
+          <w:rFonts w:ascii="Calibri" w:eastAsia="Times New Roman" w:hAnsi="Calibri" w:cs="Calibri"/>
+          <w:color w:val="1F2937"/>
+          <w:sz w:val="22"/>
+          <w:szCs w:val="22"/>
+        </w:rPr>
+        <w:t xml:space="preserve">humbnails (96 × 128) generated in the background, caption with page number and </w:t>
       </w:r>
       <w:r>
         <w:rPr>
@@ -8976,7 +9546,7 @@
           <w:rFonts w:eastAsia="Times New Roman"/>
         </w:rPr>
       </w:pPr>
-      <w:bookmarkStart w:id="11" w:name="_Toc241118658"/>
+      <w:bookmarkStart w:id="11" w:name="_Toc241126003"/>
       <w:r>
         <w:rPr>
           <w:rFonts w:eastAsia="Times New Roman"/>
@@ -8999,13 +9569,7 @@
         <w:rPr>
           <w:rFonts w:ascii="Calibri" w:hAnsi="Calibri" w:cs="Calibri"/>
         </w:rPr>
-        <w:t>Table 6 – S</w:t>
-      </w:r>
-      <w:r>
-        <w:rPr>
-          <w:rFonts w:ascii="Calibri" w:hAnsi="Calibri" w:cs="Calibri"/>
-        </w:rPr>
-        <w:t>CR-02 viewer controls</w:t>
+        <w:t>Table 6 – SCR-02 viewer controls</w:t>
       </w:r>
     </w:p>
     <w:tbl>
@@ -9515,7 +10079,16 @@
                 <w:sz w:val="20"/>
                 <w:szCs w:val="20"/>
               </w:rPr>
-              <w:t>Toggle pan tool (left-drag pans); middle-drag always pans.</w:t>
+              <w:t>Toggle pan tool (le</w:t>
+            </w:r>
+            <w:r>
+              <w:rPr>
+                <w:rFonts w:ascii="Calibri" w:eastAsia="Times New Roman" w:hAnsi="Calibri" w:cs="Calibri"/>
+                <w:color w:val="1F2937"/>
+                <w:sz w:val="20"/>
+                <w:szCs w:val="20"/>
+              </w:rPr>
+              <w:t>ft-drag pans); middle-drag always pans.</w:t>
             </w:r>
           </w:p>
         </w:tc>
@@ -9690,7 +10263,7 @@
           <w:rFonts w:eastAsia="Times New Roman"/>
         </w:rPr>
       </w:pPr>
-      <w:bookmarkStart w:id="12" w:name="_Toc241118659"/>
+      <w:bookmarkStart w:id="12" w:name="_Toc241126004"/>
       <w:r>
         <w:rPr>
           <w:rFonts w:eastAsia="Times New Roman"/>
@@ -9899,16 +10472,16 @@
                 <w:sz w:val="20"/>
                 <w:szCs w:val="20"/>
               </w:rPr>
-              <w:t>LayoutView: the page redrawn from the recognition result — lines with estimated font/size/weight/color fitted to their source width, table grids and fills, pictures,</w:t>
-            </w:r>
-            <w:r>
-              <w:rPr>
-                <w:rFonts w:ascii="Calibri" w:eastAsia="Times New Roman" w:hAnsi="Calibri" w:cs="Calibri"/>
-                <w:color w:val="1F2937"/>
-                <w:sz w:val="20"/>
-                <w:szCs w:val="20"/>
-              </w:rPr>
-              <w:t xml:space="preserve"> bullets. Hover outlines a line (I-beam); click selects (also in the source view); double-click / F2 / Enter edits in place (Enter commit, Esc cancel); edited lines are underlined with a dashed blue line; uncertain characters are highlighted yellow.</w:t>
+              <w:t>LayoutView: the page redrawn from the recognition result — lines with estimated font/size/weight/color fitted to their source width, table grids and fills, pictures, bullets. Hover out</w:t>
+            </w:r>
+            <w:r>
+              <w:rPr>
+                <w:rFonts w:ascii="Calibri" w:eastAsia="Times New Roman" w:hAnsi="Calibri" w:cs="Calibri"/>
+                <w:color w:val="1F2937"/>
+                <w:sz w:val="20"/>
+                <w:szCs w:val="20"/>
+              </w:rPr>
+              <w:t>lines a line (I-beam); click selects (also in the source view); double-click / F2 / Enter edits in place (Enter commit, Esc cancel); edited lines are underlined with a dashed blue line; uncertain characters are highlighted yellow.</w:t>
             </w:r>
           </w:p>
         </w:tc>
@@ -9989,7 +10562,16 @@
                 <w:sz w:val="20"/>
                 <w:szCs w:val="20"/>
               </w:rPr>
-              <w:t>SCR-03.</w:t>
+              <w:t>SCR-0</w:t>
+            </w:r>
+            <w:r>
+              <w:rPr>
+                <w:rFonts w:ascii="Calibri" w:eastAsia="Times New Roman" w:hAnsi="Calibri" w:cs="Calibri"/>
+                <w:color w:val="1F2937"/>
+                <w:sz w:val="20"/>
+                <w:szCs w:val="20"/>
+              </w:rPr>
+              <w:t>3.</w:t>
             </w:r>
           </w:p>
         </w:tc>
@@ -10113,45 +10695,45 @@
                 <w:sz w:val="20"/>
                 <w:szCs w:val="20"/>
               </w:rPr>
-              <w:t>B / I / U</w:t>
-            </w:r>
-          </w:p>
-        </w:tc>
-        <w:tc>
-          <w:tcPr>
-            <w:tcW w:w="0" w:type="auto"/>
-            <w:tcBorders>
-              <w:top w:val="single" w:sz="6" w:space="0" w:color="C9D3CF"/>
-              <w:left w:val="single" w:sz="6" w:space="0" w:color="C9D3CF"/>
-              <w:bottom w:val="single" w:sz="6" w:space="0" w:color="C9D3CF"/>
-              <w:right w:val="single" w:sz="6" w:space="0" w:color="C9D3CF"/>
-            </w:tcBorders>
-            <w:tcMar>
-              <w:top w:w="60" w:type="dxa"/>
-              <w:left w:w="100" w:type="dxa"/>
-              <w:bottom w:w="60" w:type="dxa"/>
-              <w:right w:w="100" w:type="dxa"/>
-            </w:tcMar>
-            <w:hideMark/>
-          </w:tcPr>
-          <w:p>
-            <w:pPr>
-              <w:spacing w:before="80" w:after="160"/>
-              <w:rPr>
-                <w:rFonts w:ascii="Calibri" w:eastAsia="Times New Roman" w:hAnsi="Calibri" w:cs="Calibri"/>
-                <w:color w:val="1F2937"/>
-                <w:sz w:val="20"/>
-                <w:szCs w:val="20"/>
-              </w:rPr>
-            </w:pPr>
-            <w:r>
-              <w:rPr>
-                <w:rFonts w:ascii="Calibri" w:eastAsia="Times New Roman" w:hAnsi="Calibri" w:cs="Calibri"/>
-                <w:color w:val="1F2937"/>
-                <w:sz w:val="20"/>
-                <w:szCs w:val="20"/>
-              </w:rPr>
-              <w:t>Toggle bold / italic / underline for the paragraph; state reflects the selected line.</w:t>
+              <w:t>Font box</w:t>
+            </w:r>
+          </w:p>
+        </w:tc>
+        <w:tc>
+          <w:tcPr>
+            <w:tcW w:w="0" w:type="auto"/>
+            <w:tcBorders>
+              <w:top w:val="single" w:sz="6" w:space="0" w:color="C9D3CF"/>
+              <w:left w:val="single" w:sz="6" w:space="0" w:color="C9D3CF"/>
+              <w:bottom w:val="single" w:sz="6" w:space="0" w:color="C9D3CF"/>
+              <w:right w:val="single" w:sz="6" w:space="0" w:color="C9D3CF"/>
+            </w:tcBorders>
+            <w:tcMar>
+              <w:top w:w="60" w:type="dxa"/>
+              <w:left w:w="100" w:type="dxa"/>
+              <w:bottom w:w="60" w:type="dxa"/>
+              <w:right w:w="100" w:type="dxa"/>
+            </w:tcMar>
+            <w:hideMark/>
+          </w:tcPr>
+          <w:p>
+            <w:pPr>
+              <w:spacing w:before="80" w:after="160"/>
+              <w:rPr>
+                <w:rFonts w:ascii="Calibri" w:eastAsia="Times New Roman" w:hAnsi="Calibri" w:cs="Calibri"/>
+                <w:color w:val="1F2937"/>
+                <w:sz w:val="20"/>
+                <w:szCs w:val="20"/>
+              </w:rPr>
+            </w:pPr>
+            <w:r>
+              <w:rPr>
+                <w:rFonts w:ascii="Calibri" w:eastAsia="Times New Roman" w:hAnsi="Calibri" w:cs="Calibri"/>
+                <w:color w:val="1F2937"/>
+                <w:sz w:val="20"/>
+                <w:szCs w:val="20"/>
+              </w:rPr>
+              <w:t>Editable combo with the installed fonts (common document fonts first). Shows the font of the selected line; choosing a font or typing a name + Enter applies it to the paragraph.</w:t>
             </w:r>
           </w:p>
         </w:tc>
@@ -10194,54 +10776,45 @@
                 <w:sz w:val="20"/>
                 <w:szCs w:val="20"/>
               </w:rPr>
-              <w:t xml:space="preserve">Bulleted / numbered </w:t>
-            </w:r>
-            <w:r>
-              <w:rPr>
-                <w:rFonts w:ascii="Calibri" w:eastAsia="Times New Roman" w:hAnsi="Calibri" w:cs="Calibri"/>
-                <w:color w:val="1F2937"/>
-                <w:sz w:val="20"/>
-                <w:szCs w:val="20"/>
-              </w:rPr>
-              <w:t>list</w:t>
-            </w:r>
-          </w:p>
-        </w:tc>
-        <w:tc>
-          <w:tcPr>
-            <w:tcW w:w="0" w:type="auto"/>
-            <w:tcBorders>
-              <w:top w:val="single" w:sz="6" w:space="0" w:color="C9D3CF"/>
-              <w:left w:val="single" w:sz="6" w:space="0" w:color="C9D3CF"/>
-              <w:bottom w:val="single" w:sz="6" w:space="0" w:color="C9D3CF"/>
-              <w:right w:val="single" w:sz="6" w:space="0" w:color="C9D3CF"/>
-            </w:tcBorders>
-            <w:tcMar>
-              <w:top w:w="60" w:type="dxa"/>
-              <w:left w:w="100" w:type="dxa"/>
-              <w:bottom w:w="60" w:type="dxa"/>
-              <w:right w:w="100" w:type="dxa"/>
-            </w:tcMar>
-            <w:hideMark/>
-          </w:tcPr>
-          <w:p>
-            <w:pPr>
-              <w:spacing w:before="80" w:after="160"/>
-              <w:rPr>
-                <w:rFonts w:ascii="Calibri" w:eastAsia="Times New Roman" w:hAnsi="Calibri" w:cs="Calibri"/>
-                <w:color w:val="1F2937"/>
-                <w:sz w:val="20"/>
-                <w:szCs w:val="20"/>
-              </w:rPr>
-            </w:pPr>
-            <w:r>
-              <w:rPr>
-                <w:rFonts w:ascii="Calibri" w:eastAsia="Times New Roman" w:hAnsi="Calibri" w:cs="Calibri"/>
-                <w:color w:val="1F2937"/>
-                <w:sz w:val="20"/>
-                <w:szCs w:val="20"/>
-              </w:rPr>
-              <w:t>Turn the paragraph into a list item (numbered items count up from preceding numbered items).</w:t>
+              <w:t>Size box</w:t>
+            </w:r>
+          </w:p>
+        </w:tc>
+        <w:tc>
+          <w:tcPr>
+            <w:tcW w:w="0" w:type="auto"/>
+            <w:tcBorders>
+              <w:top w:val="single" w:sz="6" w:space="0" w:color="C9D3CF"/>
+              <w:left w:val="single" w:sz="6" w:space="0" w:color="C9D3CF"/>
+              <w:bottom w:val="single" w:sz="6" w:space="0" w:color="C9D3CF"/>
+              <w:right w:val="single" w:sz="6" w:space="0" w:color="C9D3CF"/>
+            </w:tcBorders>
+            <w:tcMar>
+              <w:top w:w="60" w:type="dxa"/>
+              <w:left w:w="100" w:type="dxa"/>
+              <w:bottom w:w="60" w:type="dxa"/>
+              <w:right w:w="100" w:type="dxa"/>
+            </w:tcMar>
+            <w:hideMark/>
+          </w:tcPr>
+          <w:p>
+            <w:pPr>
+              <w:spacing w:before="80" w:after="160"/>
+              <w:rPr>
+                <w:rFonts w:ascii="Calibri" w:eastAsia="Times New Roman" w:hAnsi="Calibri" w:cs="Calibri"/>
+                <w:color w:val="1F2937"/>
+                <w:sz w:val="20"/>
+                <w:szCs w:val="20"/>
+              </w:rPr>
+            </w:pPr>
+            <w:r>
+              <w:rPr>
+                <w:rFonts w:ascii="Calibri" w:eastAsia="Times New Roman" w:hAnsi="Calibri" w:cs="Calibri"/>
+                <w:color w:val="1F2937"/>
+                <w:sz w:val="20"/>
+                <w:szCs w:val="20"/>
+              </w:rPr>
+              <w:t>Editable combo 8 … 72 pt (any value 4–200 can be typed + Enter). Shows and sets the size of the selected paragraph.</w:t>
             </w:r>
           </w:p>
         </w:tc>
@@ -10279,59 +10852,50 @@
             </w:pPr>
             <w:r>
               <w:rPr>
-                <w:rFonts w:ascii="Cambria Math" w:eastAsia="Times New Roman" w:hAnsi="Cambria Math" w:cs="Cambria Math"/>
-                <w:color w:val="1F2937"/>
-                <w:sz w:val="20"/>
-                <w:szCs w:val="20"/>
-              </w:rPr>
-              <w:t>⋯</w:t>
-            </w:r>
-            <w:r>
-              <w:rPr>
-                <w:rFonts w:ascii="Calibri" w:eastAsia="Times New Roman" w:hAnsi="Calibri" w:cs="Calibri"/>
-                <w:color w:val="1F2937"/>
-                <w:sz w:val="20"/>
-                <w:szCs w:val="20"/>
-              </w:rPr>
-              <w:t xml:space="preserve"> menu</w:t>
-            </w:r>
-          </w:p>
-        </w:tc>
-        <w:tc>
-          <w:tcPr>
-            <w:tcW w:w="0" w:type="auto"/>
-            <w:tcBorders>
-              <w:top w:val="single" w:sz="6" w:space="0" w:color="C9D3CF"/>
-              <w:left w:val="single" w:sz="6" w:space="0" w:color="C9D3CF"/>
-              <w:bottom w:val="single" w:sz="6" w:space="0" w:color="C9D3CF"/>
-              <w:right w:val="single" w:sz="6" w:space="0" w:color="C9D3CF"/>
-            </w:tcBorders>
-            <w:tcMar>
-              <w:top w:w="60" w:type="dxa"/>
-              <w:left w:w="100" w:type="dxa"/>
-              <w:bottom w:w="60" w:type="dxa"/>
-              <w:right w:w="100" w:type="dxa"/>
-            </w:tcMar>
-            <w:hideMark/>
-          </w:tcPr>
-          <w:p>
-            <w:pPr>
-              <w:spacing w:before="80" w:after="160"/>
-              <w:rPr>
-                <w:rFonts w:ascii="Calibri" w:eastAsia="Times New Roman" w:hAnsi="Calibri" w:cs="Calibri"/>
-                <w:color w:val="1F2937"/>
-                <w:sz w:val="20"/>
-                <w:szCs w:val="20"/>
-              </w:rPr>
-            </w:pPr>
-            <w:r>
-              <w:rPr>
-                <w:rFonts w:ascii="Calibri" w:eastAsia="Times New Roman" w:hAnsi="Calibri" w:cs="Calibri"/>
-                <w:color w:val="1F2937"/>
-                <w:sz w:val="20"/>
-                <w:szCs w:val="20"/>
-              </w:rPr>
-              <w:t>Highlight uncertain characters (toggle), Copy page text, Copy document text, Recognize this page again.</w:t>
+                <w:rFonts w:ascii="Calibri" w:eastAsia="Times New Roman" w:hAnsi="Calibri" w:cs="Calibri"/>
+                <w:color w:val="1F2937"/>
+                <w:sz w:val="20"/>
+                <w:szCs w:val="20"/>
+              </w:rPr>
+              <w:t>B / I / U</w:t>
+            </w:r>
+          </w:p>
+        </w:tc>
+        <w:tc>
+          <w:tcPr>
+            <w:tcW w:w="0" w:type="auto"/>
+            <w:tcBorders>
+              <w:top w:val="single" w:sz="6" w:space="0" w:color="C9D3CF"/>
+              <w:left w:val="single" w:sz="6" w:space="0" w:color="C9D3CF"/>
+              <w:bottom w:val="single" w:sz="6" w:space="0" w:color="C9D3CF"/>
+              <w:right w:val="single" w:sz="6" w:space="0" w:color="C9D3CF"/>
+            </w:tcBorders>
+            <w:tcMar>
+              <w:top w:w="60" w:type="dxa"/>
+              <w:left w:w="100" w:type="dxa"/>
+              <w:bottom w:w="60" w:type="dxa"/>
+              <w:right w:w="100" w:type="dxa"/>
+            </w:tcMar>
+            <w:hideMark/>
+          </w:tcPr>
+          <w:p>
+            <w:pPr>
+              <w:spacing w:before="80" w:after="160"/>
+              <w:rPr>
+                <w:rFonts w:ascii="Calibri" w:eastAsia="Times New Roman" w:hAnsi="Calibri" w:cs="Calibri"/>
+                <w:color w:val="1F2937"/>
+                <w:sz w:val="20"/>
+                <w:szCs w:val="20"/>
+              </w:rPr>
+            </w:pPr>
+            <w:r>
+              <w:rPr>
+                <w:rFonts w:ascii="Calibri" w:eastAsia="Times New Roman" w:hAnsi="Calibri" w:cs="Calibri"/>
+                <w:color w:val="1F2937"/>
+                <w:sz w:val="20"/>
+                <w:szCs w:val="20"/>
+              </w:rPr>
+              <w:t>Toggle bold / italic / underline for the paragraph; state reflects the selected line.</w:t>
             </w:r>
           </w:p>
         </w:tc>
@@ -10374,6 +10938,186 @@
                 <w:sz w:val="20"/>
                 <w:szCs w:val="20"/>
               </w:rPr>
+              <w:t>Bulleted / numbered list</w:t>
+            </w:r>
+          </w:p>
+        </w:tc>
+        <w:tc>
+          <w:tcPr>
+            <w:tcW w:w="0" w:type="auto"/>
+            <w:tcBorders>
+              <w:top w:val="single" w:sz="6" w:space="0" w:color="C9D3CF"/>
+              <w:left w:val="single" w:sz="6" w:space="0" w:color="C9D3CF"/>
+              <w:bottom w:val="single" w:sz="6" w:space="0" w:color="C9D3CF"/>
+              <w:right w:val="single" w:sz="6" w:space="0" w:color="C9D3CF"/>
+            </w:tcBorders>
+            <w:tcMar>
+              <w:top w:w="60" w:type="dxa"/>
+              <w:left w:w="100" w:type="dxa"/>
+              <w:bottom w:w="60" w:type="dxa"/>
+              <w:right w:w="100" w:type="dxa"/>
+            </w:tcMar>
+            <w:hideMark/>
+          </w:tcPr>
+          <w:p>
+            <w:pPr>
+              <w:spacing w:before="80" w:after="160"/>
+              <w:rPr>
+                <w:rFonts w:ascii="Calibri" w:eastAsia="Times New Roman" w:hAnsi="Calibri" w:cs="Calibri"/>
+                <w:color w:val="1F2937"/>
+                <w:sz w:val="20"/>
+                <w:szCs w:val="20"/>
+              </w:rPr>
+            </w:pPr>
+            <w:r>
+              <w:rPr>
+                <w:rFonts w:ascii="Calibri" w:eastAsia="Times New Roman" w:hAnsi="Calibri" w:cs="Calibri"/>
+                <w:color w:val="1F2937"/>
+                <w:sz w:val="20"/>
+                <w:szCs w:val="20"/>
+              </w:rPr>
+              <w:t>Turn the paragrap</w:t>
+            </w:r>
+            <w:r>
+              <w:rPr>
+                <w:rFonts w:ascii="Calibri" w:eastAsia="Times New Roman" w:hAnsi="Calibri" w:cs="Calibri"/>
+                <w:color w:val="1F2937"/>
+                <w:sz w:val="20"/>
+                <w:szCs w:val="20"/>
+              </w:rPr>
+              <w:t>h into a list item (numbered items count up from preceding numbered items).</w:t>
+            </w:r>
+          </w:p>
+        </w:tc>
+      </w:tr>
+      <w:tr>
+        <w:trPr>
+          <w:cantSplit/>
+        </w:trPr>
+        <w:tc>
+          <w:tcPr>
+            <w:tcW w:w="0" w:type="auto"/>
+            <w:tcBorders>
+              <w:top w:val="single" w:sz="6" w:space="0" w:color="C9D3CF"/>
+              <w:left w:val="single" w:sz="6" w:space="0" w:color="C9D3CF"/>
+              <w:bottom w:val="single" w:sz="6" w:space="0" w:color="C9D3CF"/>
+              <w:right w:val="single" w:sz="6" w:space="0" w:color="C9D3CF"/>
+            </w:tcBorders>
+            <w:tcMar>
+              <w:top w:w="60" w:type="dxa"/>
+              <w:left w:w="100" w:type="dxa"/>
+              <w:bottom w:w="60" w:type="dxa"/>
+              <w:right w:w="100" w:type="dxa"/>
+            </w:tcMar>
+            <w:hideMark/>
+          </w:tcPr>
+          <w:p>
+            <w:pPr>
+              <w:spacing w:before="80" w:after="160"/>
+              <w:rPr>
+                <w:rFonts w:ascii="Calibri" w:eastAsia="Times New Roman" w:hAnsi="Calibri" w:cs="Calibri"/>
+                <w:color w:val="1F2937"/>
+                <w:sz w:val="20"/>
+                <w:szCs w:val="20"/>
+              </w:rPr>
+            </w:pPr>
+            <w:r>
+              <w:rPr>
+                <w:rFonts w:ascii="Cambria Math" w:eastAsia="Times New Roman" w:hAnsi="Cambria Math" w:cs="Cambria Math"/>
+                <w:color w:val="1F2937"/>
+                <w:sz w:val="20"/>
+                <w:szCs w:val="20"/>
+              </w:rPr>
+              <w:t>⋯</w:t>
+            </w:r>
+            <w:r>
+              <w:rPr>
+                <w:rFonts w:ascii="Calibri" w:eastAsia="Times New Roman" w:hAnsi="Calibri" w:cs="Calibri"/>
+                <w:color w:val="1F2937"/>
+                <w:sz w:val="20"/>
+                <w:szCs w:val="20"/>
+              </w:rPr>
+              <w:t xml:space="preserve"> menu</w:t>
+            </w:r>
+          </w:p>
+        </w:tc>
+        <w:tc>
+          <w:tcPr>
+            <w:tcW w:w="0" w:type="auto"/>
+            <w:tcBorders>
+              <w:top w:val="single" w:sz="6" w:space="0" w:color="C9D3CF"/>
+              <w:left w:val="single" w:sz="6" w:space="0" w:color="C9D3CF"/>
+              <w:bottom w:val="single" w:sz="6" w:space="0" w:color="C9D3CF"/>
+              <w:right w:val="single" w:sz="6" w:space="0" w:color="C9D3CF"/>
+            </w:tcBorders>
+            <w:tcMar>
+              <w:top w:w="60" w:type="dxa"/>
+              <w:left w:w="100" w:type="dxa"/>
+              <w:bottom w:w="60" w:type="dxa"/>
+              <w:right w:w="100" w:type="dxa"/>
+            </w:tcMar>
+            <w:hideMark/>
+          </w:tcPr>
+          <w:p>
+            <w:pPr>
+              <w:spacing w:before="80" w:after="160"/>
+              <w:rPr>
+                <w:rFonts w:ascii="Calibri" w:eastAsia="Times New Roman" w:hAnsi="Calibri" w:cs="Calibri"/>
+                <w:color w:val="1F2937"/>
+                <w:sz w:val="20"/>
+                <w:szCs w:val="20"/>
+              </w:rPr>
+            </w:pPr>
+            <w:r>
+              <w:rPr>
+                <w:rFonts w:ascii="Calibri" w:eastAsia="Times New Roman" w:hAnsi="Calibri" w:cs="Calibri"/>
+                <w:color w:val="1F2937"/>
+                <w:sz w:val="20"/>
+                <w:szCs w:val="20"/>
+              </w:rPr>
+              <w:t>Highlight uncertain characters (toggle), Copy page text, Copy document text, Recognize this page again.</w:t>
+            </w:r>
+          </w:p>
+        </w:tc>
+      </w:tr>
+      <w:tr>
+        <w:trPr>
+          <w:cantSplit/>
+        </w:trPr>
+        <w:tc>
+          <w:tcPr>
+            <w:tcW w:w="0" w:type="auto"/>
+            <w:tcBorders>
+              <w:top w:val="single" w:sz="6" w:space="0" w:color="C9D3CF"/>
+              <w:left w:val="single" w:sz="6" w:space="0" w:color="C9D3CF"/>
+              <w:bottom w:val="single" w:sz="6" w:space="0" w:color="C9D3CF"/>
+              <w:right w:val="single" w:sz="6" w:space="0" w:color="C9D3CF"/>
+            </w:tcBorders>
+            <w:tcMar>
+              <w:top w:w="60" w:type="dxa"/>
+              <w:left w:w="100" w:type="dxa"/>
+              <w:bottom w:w="60" w:type="dxa"/>
+              <w:right w:w="100" w:type="dxa"/>
+            </w:tcMar>
+            <w:hideMark/>
+          </w:tcPr>
+          <w:p>
+            <w:pPr>
+              <w:spacing w:before="80" w:after="160"/>
+              <w:rPr>
+                <w:rFonts w:ascii="Calibri" w:eastAsia="Times New Roman" w:hAnsi="Calibri" w:cs="Calibri"/>
+                <w:color w:val="1F2937"/>
+                <w:sz w:val="20"/>
+                <w:szCs w:val="20"/>
+              </w:rPr>
+            </w:pPr>
+            <w:r>
+              <w:rPr>
+                <w:rFonts w:ascii="Calibri" w:eastAsia="Times New Roman" w:hAnsi="Calibri" w:cs="Calibri"/>
+                <w:color w:val="1F2937"/>
+                <w:sz w:val="20"/>
+                <w:szCs w:val="20"/>
+              </w:rPr>
               <w:t>Status line</w:t>
             </w:r>
           </w:p>
@@ -10412,16 +11156,16 @@
                 <w:sz w:val="20"/>
                 <w:szCs w:val="20"/>
               </w:rPr>
-              <w:t>Check-mark icon and result summar</w:t>
-            </w:r>
-            <w:r>
-              <w:rPr>
-                <w:rFonts w:ascii="Calibri" w:eastAsia="Times New Roman" w:hAnsi="Calibri" w:cs="Calibri"/>
-                <w:color w:val="1F2937"/>
-                <w:sz w:val="20"/>
-                <w:szCs w:val="20"/>
-              </w:rPr>
-              <w:t>y, or 'This page has not been recognized yet.'</w:t>
+              <w:t>Check-mark icon and result summary, or 'This page has n</w:t>
+            </w:r>
+            <w:r>
+              <w:rPr>
+                <w:rFonts w:ascii="Calibri" w:eastAsia="Times New Roman" w:hAnsi="Calibri" w:cs="Calibri"/>
+                <w:color w:val="1F2937"/>
+                <w:sz w:val="20"/>
+                <w:szCs w:val="20"/>
+              </w:rPr>
+              <w:t>ot been recognized yet.'</w:t>
             </w:r>
           </w:p>
         </w:tc>
@@ -10434,7 +11178,7 @@
           <w:rFonts w:eastAsia="Times New Roman"/>
         </w:rPr>
       </w:pPr>
-      <w:bookmarkStart w:id="13" w:name="_Toc241118660"/>
+      <w:bookmarkStart w:id="13" w:name="_Toc241126005"/>
       <w:r>
         <w:rPr>
           <w:rFonts w:eastAsia="Times New Roman"/>
@@ -11667,17 +12411,17 @@
     </w:p>
     <w:p>
       <w:pPr>
-        <w:pStyle w:val="Heading1"/>
+        <w:pStyle w:val="Heading2"/>
         <w:rPr>
           <w:rFonts w:eastAsia="Times New Roman"/>
         </w:rPr>
       </w:pPr>
-      <w:bookmarkStart w:id="14" w:name="_Toc241118661"/>
+      <w:bookmarkStart w:id="14" w:name="_Toc241126006"/>
       <w:r>
         <w:rPr>
           <w:rFonts w:eastAsia="Times New Roman"/>
         </w:rPr>
-        <w:t>5. SCR-03 Original Image (analysis overlay)</w:t>
+        <w:t>4.7 Layout extensions</w:t>
       </w:r>
       <w:bookmarkEnd w:id="14"/>
     </w:p>
@@ -11703,10 +12447,12 @@
         </w:rPr>
         <w:drawing>
           <wp:inline distT="0" distB="0" distL="0" distR="0">
-            <wp:extent cx="5943600" cy="3194685"/>
-            <wp:effectExtent l="0" t="0" r="0" b="5715"/>
+            <wp:extent cx="5905500" cy="170351"/>
+            <wp:effectExtent l="0" t="0" r="0" b="1270"/>
             <wp:docPr id="3" name="Picture 3"/>
-            <wp:cNvGraphicFramePr/>
+            <wp:cNvGraphicFramePr>
+              <a:graphicFrameLocks xmlns:a="http://schemas.openxmlformats.org/drawingml/2006/main" noChangeAspect="1"/>
+            </wp:cNvGraphicFramePr>
             <a:graphic xmlns:a="http://schemas.openxmlformats.org/drawingml/2006/main">
               <a:graphicData uri="http://schemas.openxmlformats.org/drawingml/2006/picture">
                 <pic:pic xmlns:pic="http://schemas.openxmlformats.org/drawingml/2006/picture">
@@ -11716,6 +12462,392 @@
                   </pic:nvPicPr>
                   <pic:blipFill>
                     <a:blip r:embed="rId9" cstate="print">
+                      <a:extLst>
+                        <a:ext uri="{28A0092B-C50C-407E-A947-70E740481C1C}">
+                          <a14:useLocalDpi xmlns:a14="http://schemas.microsoft.com/office/drawing/2010/main" val="0"/>
+                        </a:ext>
+                      </a:extLst>
+                    </a:blip>
+                    <a:stretch>
+                      <a:fillRect/>
+                    </a:stretch>
+                  </pic:blipFill>
+                  <pic:spPr>
+                    <a:xfrm>
+                      <a:off x="0" y="0"/>
+                      <a:ext cx="5905500" cy="170351"/>
+                    </a:xfrm>
+                    <a:prstGeom prst="rect">
+                      <a:avLst/>
+                    </a:prstGeom>
+                  </pic:spPr>
+                </pic:pic>
+              </a:graphicData>
+            </a:graphic>
+          </wp:inline>
+        </w:drawing>
+      </w:r>
+    </w:p>
+    <w:p>
+      <w:pPr>
+        <w:pStyle w:val="caption"/>
+        <w:rPr>
+          <w:rFonts w:ascii="Calibri" w:hAnsi="Calibri" w:cs="Calibri"/>
+        </w:rPr>
+      </w:pPr>
+      <w:r>
+        <w:rPr>
+          <w:rFonts w:ascii="Calibri" w:hAnsi="Calibri" w:cs="Calibri"/>
+        </w:rPr>
+        <w:t>Figure 3 – Trial notification below the toolbar</w:t>
+      </w:r>
+    </w:p>
+    <w:p>
+      <w:pPr>
+        <w:pStyle w:val="NormalWeb"/>
+        <w:spacing w:after="0"/>
+        <w:jc w:val="center"/>
+        <w:rPr>
+          <w:rFonts w:ascii="Calibri" w:hAnsi="Calibri" w:cs="Calibri"/>
+          <w:color w:val="1F2937"/>
+          <w:sz w:val="22"/>
+          <w:szCs w:val="22"/>
+        </w:rPr>
+      </w:pPr>
+      <w:r>
+        <w:rPr>
+          <w:rFonts w:ascii="Calibri" w:hAnsi="Calibri" w:cs="Calibri"/>
+          <w:noProof/>
+          <w:color w:val="1F2937"/>
+          <w:sz w:val="22"/>
+          <w:szCs w:val="22"/>
+        </w:rPr>
+        <w:drawing>
+          <wp:inline distT="0" distB="0" distL="0" distR="0">
+            <wp:extent cx="4381500" cy="679888"/>
+            <wp:effectExtent l="0" t="0" r="0" b="6350"/>
+            <wp:docPr id="4" name="Picture 4"/>
+            <wp:cNvGraphicFramePr>
+              <a:graphicFrameLocks xmlns:a="http://schemas.openxmlformats.org/drawingml/2006/main" noChangeAspect="1"/>
+            </wp:cNvGraphicFramePr>
+            <a:graphic xmlns:a="http://schemas.openxmlformats.org/drawingml/2006/main">
+              <a:graphicData uri="http://schemas.openxmlformats.org/drawingml/2006/picture">
+                <pic:pic xmlns:pic="http://schemas.openxmlformats.org/drawingml/2006/picture">
+                  <pic:nvPicPr>
+                    <pic:cNvPr id="4" name=""/>
+                    <pic:cNvPicPr/>
+                  </pic:nvPicPr>
+                  <pic:blipFill>
+                    <a:blip r:embed="rId10">
+                      <a:extLst>
+                        <a:ext uri="{28A0092B-C50C-407E-A947-70E740481C1C}">
+                          <a14:useLocalDpi xmlns:a14="http://schemas.microsoft.com/office/drawing/2010/main" val="0"/>
+                        </a:ext>
+                      </a:extLst>
+                    </a:blip>
+                    <a:stretch>
+                      <a:fillRect/>
+                    </a:stretch>
+                  </pic:blipFill>
+                  <pic:spPr>
+                    <a:xfrm>
+                      <a:off x="0" y="0"/>
+                      <a:ext cx="4381500" cy="679888"/>
+                    </a:xfrm>
+                    <a:prstGeom prst="rect">
+                      <a:avLst/>
+                    </a:prstGeom>
+                  </pic:spPr>
+                </pic:pic>
+              </a:graphicData>
+            </a:graphic>
+          </wp:inline>
+        </w:drawing>
+      </w:r>
+    </w:p>
+    <w:p>
+      <w:pPr>
+        <w:pStyle w:val="caption"/>
+        <w:rPr>
+          <w:rFonts w:ascii="Calibri" w:hAnsi="Calibri" w:cs="Calibri"/>
+        </w:rPr>
+      </w:pPr>
+      <w:r>
+        <w:rPr>
+          <w:rFonts w:ascii="Calibri" w:hAnsi="Calibri" w:cs="Calibri"/>
+        </w:rPr>
+        <w:t>Figur</w:t>
+      </w:r>
+      <w:r>
+        <w:rPr>
+          <w:rFonts w:ascii="Calibri" w:hAnsi="Calibri" w:cs="Calibri"/>
+        </w:rPr>
+        <w:t>e 4 – Results toolbar with style, font and size boxes</w:t>
+      </w:r>
+    </w:p>
+    <w:tbl>
+      <w:tblPr>
+        <w:tblW w:w="5000" w:type="pct"/>
+        <w:tblCellMar>
+          <w:top w:w="15" w:type="dxa"/>
+          <w:left w:w="15" w:type="dxa"/>
+          <w:bottom w:w="15" w:type="dxa"/>
+          <w:right w:w="15" w:type="dxa"/>
+        </w:tblCellMar>
+        <w:tblLook w:val="04A0" w:firstRow="1" w:lastRow="0" w:firstColumn="1" w:lastColumn="0" w:noHBand="0" w:noVBand="1"/>
+      </w:tblPr>
+      <w:tblGrid>
+        <w:gridCol w:w="4550"/>
+        <w:gridCol w:w="4863"/>
+      </w:tblGrid>
+      <w:tr>
+        <w:trPr>
+          <w:cantSplit/>
+          <w:tblHeader/>
+        </w:trPr>
+        <w:tc>
+          <w:tcPr>
+            <w:tcW w:w="0" w:type="auto"/>
+            <w:tcBorders>
+              <w:top w:val="nil"/>
+              <w:left w:val="nil"/>
+              <w:bottom w:val="nil"/>
+              <w:right w:val="nil"/>
+            </w:tcBorders>
+            <w:tcMar>
+              <w:top w:w="60" w:type="dxa"/>
+              <w:left w:w="100" w:type="dxa"/>
+              <w:bottom w:w="60" w:type="dxa"/>
+              <w:right w:w="100" w:type="dxa"/>
+            </w:tcMar>
+            <w:hideMark/>
+          </w:tcPr>
+          <w:p>
+            <w:pPr>
+              <w:pStyle w:val="NormalWeb"/>
+              <w:spacing w:before="0" w:after="0"/>
+              <w:jc w:val="center"/>
+              <w:rPr>
+                <w:rFonts w:ascii="Calibri" w:hAnsi="Calibri" w:cs="Calibri"/>
+                <w:color w:val="1F2937"/>
+                <w:sz w:val="20"/>
+                <w:szCs w:val="20"/>
+              </w:rPr>
+            </w:pPr>
+            <w:r>
+              <w:rPr>
+                <w:rFonts w:ascii="Calibri" w:hAnsi="Calibri" w:cs="Calibri"/>
+                <w:noProof/>
+                <w:color w:val="1F2937"/>
+                <w:sz w:val="20"/>
+                <w:szCs w:val="20"/>
+              </w:rPr>
+              <w:drawing>
+                <wp:inline distT="0" distB="0" distL="0" distR="0">
+                  <wp:extent cx="2762250" cy="4072206"/>
+                  <wp:effectExtent l="0" t="0" r="0" b="5080"/>
+                  <wp:docPr id="5" name="Picture 5"/>
+                  <wp:cNvGraphicFramePr>
+                    <a:graphicFrameLocks xmlns:a="http://schemas.openxmlformats.org/drawingml/2006/main" noChangeAspect="1"/>
+                  </wp:cNvGraphicFramePr>
+                  <a:graphic xmlns:a="http://schemas.openxmlformats.org/drawingml/2006/main">
+                    <a:graphicData uri="http://schemas.openxmlformats.org/drawingml/2006/picture">
+                      <pic:pic xmlns:pic="http://schemas.openxmlformats.org/drawingml/2006/picture">
+                        <pic:nvPicPr>
+                          <pic:cNvPr id="5" name=""/>
+                          <pic:cNvPicPr/>
+                        </pic:nvPicPr>
+                        <pic:blipFill>
+                          <a:blip r:embed="rId11" cstate="print">
+                            <a:extLst>
+                              <a:ext uri="{28A0092B-C50C-407E-A947-70E740481C1C}">
+                                <a14:useLocalDpi xmlns:a14="http://schemas.microsoft.com/office/drawing/2010/main" val="0"/>
+                              </a:ext>
+                            </a:extLst>
+                          </a:blip>
+                          <a:stretch>
+                            <a:fillRect/>
+                          </a:stretch>
+                        </pic:blipFill>
+                        <pic:spPr>
+                          <a:xfrm>
+                            <a:off x="0" y="0"/>
+                            <a:ext cx="2762250" cy="4072206"/>
+                          </a:xfrm>
+                          <a:prstGeom prst="rect">
+                            <a:avLst/>
+                          </a:prstGeom>
+                        </pic:spPr>
+                      </pic:pic>
+                    </a:graphicData>
+                  </a:graphic>
+                </wp:inline>
+              </w:drawing>
+            </w:r>
+          </w:p>
+          <w:p>
+            <w:pPr>
+              <w:pStyle w:val="caption"/>
+              <w:rPr>
+                <w:rFonts w:ascii="Calibri" w:hAnsi="Calibri" w:cs="Calibri"/>
+              </w:rPr>
+            </w:pPr>
+            <w:r>
+              <w:rPr>
+                <w:rFonts w:ascii="Calibri" w:hAnsi="Calibri" w:cs="Calibri"/>
+              </w:rPr>
+              <w:t>Figure 5 – Collapsed navigation bar (icons only, » expands)</w:t>
+            </w:r>
+          </w:p>
+        </w:tc>
+        <w:tc>
+          <w:tcPr>
+            <w:tcW w:w="0" w:type="auto"/>
+            <w:tcBorders>
+              <w:top w:val="nil"/>
+              <w:left w:val="nil"/>
+              <w:bottom w:val="nil"/>
+              <w:right w:val="nil"/>
+            </w:tcBorders>
+            <w:tcMar>
+              <w:top w:w="60" w:type="dxa"/>
+              <w:left w:w="100" w:type="dxa"/>
+              <w:bottom w:w="60" w:type="dxa"/>
+              <w:right w:w="100" w:type="dxa"/>
+            </w:tcMar>
+            <w:hideMark/>
+          </w:tcPr>
+          <w:p>
+            <w:pPr>
+              <w:pStyle w:val="NormalWeb"/>
+              <w:spacing w:before="0" w:after="0"/>
+              <w:jc w:val="center"/>
+              <w:rPr>
+                <w:rFonts w:ascii="Calibri" w:hAnsi="Calibri" w:cs="Calibri"/>
+                <w:color w:val="1F2937"/>
+                <w:sz w:val="20"/>
+                <w:szCs w:val="20"/>
+              </w:rPr>
+            </w:pPr>
+            <w:r>
+              <w:rPr>
+                <w:rFonts w:ascii="Calibri" w:hAnsi="Calibri" w:cs="Calibri"/>
+                <w:noProof/>
+                <w:color w:val="1F2937"/>
+                <w:sz w:val="20"/>
+                <w:szCs w:val="20"/>
+              </w:rPr>
+              <w:drawing>
+                <wp:inline distT="0" distB="0" distL="0" distR="0">
+                  <wp:extent cx="2762250" cy="4833938"/>
+                  <wp:effectExtent l="0" t="0" r="0" b="5080"/>
+                  <wp:docPr id="6" name="Picture 6"/>
+                  <wp:cNvGraphicFramePr>
+                    <a:graphicFrameLocks xmlns:a="http://schemas.openxmlformats.org/drawingml/2006/main" noChangeAspect="1"/>
+                  </wp:cNvGraphicFramePr>
+                  <a:graphic xmlns:a="http://schemas.openxmlformats.org/drawingml/2006/main">
+                    <a:graphicData uri="http://schemas.openxmlformats.org/drawingml/2006/picture">
+                      <pic:pic xmlns:pic="http://schemas.openxmlformats.org/drawingml/2006/picture">
+                        <pic:nvPicPr>
+                          <pic:cNvPr id="6" name=""/>
+                          <pic:cNvPicPr/>
+                        </pic:nvPicPr>
+                        <pic:blipFill>
+                          <a:blip r:embed="rId12">
+                            <a:extLst>
+                              <a:ext uri="{28A0092B-C50C-407E-A947-70E740481C1C}">
+                                <a14:useLocalDpi xmlns:a14="http://schemas.microsoft.com/office/drawing/2010/main" val="0"/>
+                              </a:ext>
+                            </a:extLst>
+                          </a:blip>
+                          <a:stretch>
+                            <a:fillRect/>
+                          </a:stretch>
+                        </pic:blipFill>
+                        <pic:spPr>
+                          <a:xfrm>
+                            <a:off x="0" y="0"/>
+                            <a:ext cx="2762250" cy="4833938"/>
+                          </a:xfrm>
+                          <a:prstGeom prst="rect">
+                            <a:avLst/>
+                          </a:prstGeom>
+                        </pic:spPr>
+                      </pic:pic>
+                    </a:graphicData>
+                  </a:graphic>
+                </wp:inline>
+              </w:drawing>
+            </w:r>
+          </w:p>
+          <w:p>
+            <w:pPr>
+              <w:pStyle w:val="caption"/>
+              <w:rPr>
+                <w:rFonts w:ascii="Calibri" w:hAnsi="Calibri" w:cs="Calibri"/>
+              </w:rPr>
+            </w:pPr>
+            <w:r>
+              <w:rPr>
+                <w:rFonts w:ascii="Calibri" w:hAnsi="Calibri" w:cs="Calibri"/>
+              </w:rPr>
+              <w:t>Figure 6 – Splitter with grip dots at the left edge of the settings column</w:t>
+            </w:r>
+          </w:p>
+        </w:tc>
+      </w:tr>
+    </w:tbl>
+    <w:p>
+      <w:pPr>
+        <w:pStyle w:val="Heading1"/>
+        <w:rPr>
+          <w:rFonts w:eastAsia="Times New Roman"/>
+        </w:rPr>
+      </w:pPr>
+      <w:bookmarkStart w:id="15" w:name="_Toc241126007"/>
+      <w:r>
+        <w:rPr>
+          <w:rFonts w:eastAsia="Times New Roman"/>
+        </w:rPr>
+        <w:t>5. SCR-03 Original Image (analysis overlay)</w:t>
+      </w:r>
+      <w:bookmarkEnd w:id="15"/>
+    </w:p>
+    <w:p>
+      <w:pPr>
+        <w:pStyle w:val="NormalWeb"/>
+        <w:spacing w:after="0"/>
+        <w:jc w:val="center"/>
+        <w:rPr>
+          <w:rFonts w:ascii="Calibri" w:hAnsi="Calibri" w:cs="Calibri"/>
+          <w:color w:val="1F2937"/>
+          <w:sz w:val="22"/>
+          <w:szCs w:val="22"/>
+        </w:rPr>
+      </w:pPr>
+      <w:r>
+        <w:rPr>
+          <w:rFonts w:ascii="Calibri" w:hAnsi="Calibri" w:cs="Calibri"/>
+          <w:noProof/>
+          <w:color w:val="1F2937"/>
+          <w:sz w:val="22"/>
+          <w:szCs w:val="22"/>
+        </w:rPr>
+        <w:drawing>
+          <wp:inline distT="0" distB="0" distL="0" distR="0">
+            <wp:extent cx="5943600" cy="3194685"/>
+            <wp:effectExtent l="0" t="0" r="0" b="5715"/>
+            <wp:docPr id="7" name="Picture 7"/>
+            <wp:cNvGraphicFramePr/>
+            <a:graphic xmlns:a="http://schemas.openxmlformats.org/drawingml/2006/main">
+              <a:graphicData uri="http://schemas.openxmlformats.org/drawingml/2006/picture">
+                <pic:pic xmlns:pic="http://schemas.openxmlformats.org/drawingml/2006/picture">
+                  <pic:nvPicPr>
+                    <pic:cNvPr id="7" name=""/>
+                    <pic:cNvPicPr/>
+                  </pic:nvPicPr>
+                  <pic:blipFill>
+                    <a:blip r:embed="rId13" cstate="print">
                       <a:extLst>
                         <a:ext uri="{28A0092B-C50C-407E-A947-70E740481C1C}">
                           <a14:useLocalDpi xmlns:a14="http://schemas.microsoft.com/office/drawing/2010/main" val="0"/>
@@ -11753,7 +12885,7 @@
         <w:rPr>
           <w:rFonts w:ascii="Calibri" w:hAnsi="Calibri" w:cs="Calibri"/>
         </w:rPr>
-        <w:t>Figure 3 – Original Image tab: detected lines (green), table (blue), picture (orange, dashed), blocks (dotted)</w:t>
+        <w:t>Figure 7 – Original Image tab: detected lines (green), table (blue), picture (orange, dashed), blocks (dotted)</w:t>
       </w:r>
     </w:p>
     <w:p>
@@ -11773,7 +12905,16 @@
           <w:sz w:val="22"/>
           <w:szCs w:val="22"/>
         </w:rPr>
-        <w:t>Shows the source image with the analysis: every text line polygon in translucent green, table regions in blue, pictures dashed orange and paragraph blocks dotted grey. Clicking a line selects it everywhere. The formatting toolbar is disabled on this tab.</w:t>
+        <w:t>Shows the source image with the analysis: every text line polygon in translucent green, table regions in blue, pictures dashed orange and paragra</w:t>
+      </w:r>
+      <w:r>
+        <w:rPr>
+          <w:rFonts w:ascii="Calibri" w:hAnsi="Calibri" w:cs="Calibri"/>
+          <w:color w:val="1F2937"/>
+          <w:sz w:val="22"/>
+          <w:szCs w:val="22"/>
+        </w:rPr>
+        <w:t>ph blocks dotted grey. Clicking a line selects it everywhere. The formatting toolbar is disabled on this tab.</w:t>
       </w:r>
     </w:p>
     <w:p>
@@ -11783,20 +12924,14 @@
           <w:rFonts w:eastAsia="Times New Roman"/>
         </w:rPr>
       </w:pPr>
-      <w:bookmarkStart w:id="15" w:name="_Toc241118662"/>
+      <w:bookmarkStart w:id="16" w:name="_Toc241126008"/>
       <w:r>
         <w:rPr>
           <w:rFonts w:eastAsia="Times New Roman"/>
         </w:rPr>
-        <w:t>6</w:t>
-      </w:r>
-      <w:r>
-        <w:rPr>
-          <w:rFonts w:eastAsia="Times New Roman"/>
-        </w:rPr>
-        <w:t>. SCR-04 Quick OCR</w:t>
-      </w:r>
-      <w:bookmarkEnd w:id="15"/>
+        <w:t>6. SCR-04 Quick OCR</w:t>
+      </w:r>
+      <w:bookmarkEnd w:id="16"/>
     </w:p>
     <w:p>
       <w:pPr>
@@ -11822,7 +12957,7 @@
           <wp:inline distT="0" distB="0" distL="0" distR="0">
             <wp:extent cx="5715000" cy="3071813"/>
             <wp:effectExtent l="0" t="0" r="0" b="0"/>
-            <wp:docPr id="4" name="Picture 4"/>
+            <wp:docPr id="8" name="Picture 8"/>
             <wp:cNvGraphicFramePr>
               <a:graphicFrameLocks xmlns:a="http://schemas.openxmlformats.org/drawingml/2006/main" noChangeAspect="1"/>
             </wp:cNvGraphicFramePr>
@@ -11830,11 +12965,11 @@
               <a:graphicData uri="http://schemas.openxmlformats.org/drawingml/2006/picture">
                 <pic:pic xmlns:pic="http://schemas.openxmlformats.org/drawingml/2006/picture">
                   <pic:nvPicPr>
-                    <pic:cNvPr id="4" name=""/>
+                    <pic:cNvPr id="8" name=""/>
                     <pic:cNvPicPr/>
                   </pic:nvPicPr>
                   <pic:blipFill>
-                    <a:blip r:embed="rId10" cstate="print">
+                    <a:blip r:embed="rId14" cstate="print">
                       <a:extLst>
                         <a:ext uri="{28A0092B-C50C-407E-A947-70E740481C1C}">
                           <a14:useLocalDpi xmlns:a14="http://schemas.microsoft.com/office/drawing/2010/main" val="0"/>
@@ -11872,7 +13007,7 @@
         <w:rPr>
           <w:rFonts w:ascii="Calibri" w:hAnsi="Calibri" w:cs="Calibri"/>
         </w:rPr>
-        <w:t>Figure 4 – Quick OCR page</w:t>
+        <w:t>Figure 8 – Quick OCR page</w:t>
       </w:r>
     </w:p>
     <w:p>
@@ -12480,16 +13615,7 @@
                 <w:sz w:val="20"/>
                 <w:szCs w:val="20"/>
               </w:rPr>
-              <w:t xml:space="preserve">Adds </w:t>
-            </w:r>
-            <w:r>
-              <w:rPr>
-                <w:rFonts w:ascii="Calibri" w:eastAsia="Times New Roman" w:hAnsi="Calibri" w:cs="Calibri"/>
-                <w:color w:val="1F2937"/>
-                <w:sz w:val="20"/>
-                <w:szCs w:val="20"/>
-              </w:rPr>
-              <w:t>the source file to the Home workspace.</w:t>
+              <w:t>Adds the source file to the Home workspace.</w:t>
             </w:r>
           </w:p>
         </w:tc>
@@ -12583,14 +13709,14 @@
           <w:rFonts w:eastAsia="Times New Roman"/>
         </w:rPr>
       </w:pPr>
-      <w:bookmarkStart w:id="16" w:name="_Toc241118663"/>
+      <w:bookmarkStart w:id="17" w:name="_Toc241126009"/>
       <w:r>
         <w:rPr>
           <w:rFonts w:eastAsia="Times New Roman"/>
         </w:rPr>
         <w:t>7. SCR-05 Batch Process</w:t>
       </w:r>
-      <w:bookmarkEnd w:id="16"/>
+      <w:bookmarkEnd w:id="17"/>
     </w:p>
     <w:p>
       <w:pPr>
@@ -12616,7 +13742,7 @@
           <wp:inline distT="0" distB="0" distL="0" distR="0">
             <wp:extent cx="5715000" cy="3071813"/>
             <wp:effectExtent l="0" t="0" r="0" b="0"/>
-            <wp:docPr id="5" name="Picture 5"/>
+            <wp:docPr id="9" name="Picture 9"/>
             <wp:cNvGraphicFramePr>
               <a:graphicFrameLocks xmlns:a="http://schemas.openxmlformats.org/drawingml/2006/main" noChangeAspect="1"/>
             </wp:cNvGraphicFramePr>
@@ -12624,11 +13750,11 @@
               <a:graphicData uri="http://schemas.openxmlformats.org/drawingml/2006/picture">
                 <pic:pic xmlns:pic="http://schemas.openxmlformats.org/drawingml/2006/picture">
                   <pic:nvPicPr>
-                    <pic:cNvPr id="5" name=""/>
+                    <pic:cNvPr id="9" name=""/>
                     <pic:cNvPicPr/>
                   </pic:nvPicPr>
                   <pic:blipFill>
-                    <a:blip r:embed="rId11" cstate="print">
+                    <a:blip r:embed="rId15" cstate="print">
                       <a:extLst>
                         <a:ext uri="{28A0092B-C50C-407E-A947-70E740481C1C}">
                           <a14:useLocalDpi xmlns:a14="http://schemas.microsoft.com/office/drawing/2010/main" val="0"/>
@@ -12666,7 +13792,7 @@
         <w:rPr>
           <w:rFonts w:ascii="Calibri" w:hAnsi="Calibri" w:cs="Calibri"/>
         </w:rPr>
-        <w:t>Figure 5 – Batch Process page</w:t>
+        <w:t>Figure 9 – Batch Process page</w:t>
       </w:r>
     </w:p>
     <w:p>
@@ -12869,16 +13995,7 @@
                 <w:sz w:val="20"/>
                 <w:szCs w:val="20"/>
               </w:rPr>
-              <w:t>Fill the input list (drag and drop also works). Folders become one image-sequence document when 'Treat each folder as one document' is checked; PDFs in folders are added ind</w:t>
-            </w:r>
-            <w:r>
-              <w:rPr>
-                <w:rFonts w:ascii="Calibri" w:eastAsia="Times New Roman" w:hAnsi="Calibri" w:cs="Calibri"/>
-                <w:color w:val="1F2937"/>
-                <w:sz w:val="20"/>
-                <w:szCs w:val="20"/>
-              </w:rPr>
-              <w:t>ividually.</w:t>
+              <w:t>Fill the input list (drag and drop also works). Folders become one image-sequence document when 'Treat each folder as one document' is checked; PDFs in folders are added individually.</w:t>
             </w:r>
           </w:p>
         </w:tc>
@@ -12959,7 +14076,16 @@
                 <w:sz w:val="20"/>
                 <w:szCs w:val="20"/>
               </w:rPr>
-              <w:t>Columns Input, Type, Status (Waiting, Recognizing…, Page i/n, Done, Failed, Stopped).</w:t>
+              <w:t>Columns Input, Type, Status (Waiting, Recognizing…, Page i/n</w:t>
+            </w:r>
+            <w:r>
+              <w:rPr>
+                <w:rFonts w:ascii="Calibri" w:eastAsia="Times New Roman" w:hAnsi="Calibri" w:cs="Calibri"/>
+                <w:color w:val="1F2937"/>
+                <w:sz w:val="20"/>
+                <w:szCs w:val="20"/>
+              </w:rPr>
+              <w:t>, Done, Failed, Stopped).</w:t>
             </w:r>
           </w:p>
         </w:tc>
@@ -13121,7 +14247,16 @@
                 <w:sz w:val="20"/>
                 <w:szCs w:val="20"/>
               </w:rPr>
-              <w:t>Processes the items not yet 'Done'; progress bar and status bar percentage; confirmation to open the output folder at the end.</w:t>
+              <w:t>Processes the items not yet 'Done'; progress bar and status bar percentage</w:t>
+            </w:r>
+            <w:r>
+              <w:rPr>
+                <w:rFonts w:ascii="Calibri" w:eastAsia="Times New Roman" w:hAnsi="Calibri" w:cs="Calibri"/>
+                <w:color w:val="1F2937"/>
+                <w:sz w:val="20"/>
+                <w:szCs w:val="20"/>
+              </w:rPr>
+              <w:t>; confirmation to open the output folder at the end.</w:t>
             </w:r>
           </w:p>
         </w:tc>
@@ -13269,20 +14404,14 @@
           <w:rFonts w:eastAsia="Times New Roman"/>
         </w:rPr>
       </w:pPr>
-      <w:bookmarkStart w:id="17" w:name="_Toc241118664"/>
+      <w:bookmarkStart w:id="18" w:name="_Toc241126010"/>
       <w:r>
         <w:rPr>
           <w:rFonts w:eastAsia="Times New Roman"/>
         </w:rPr>
-        <w:t>8. SCR-06 Histo</w:t>
-      </w:r>
-      <w:r>
-        <w:rPr>
-          <w:rFonts w:eastAsia="Times New Roman"/>
-        </w:rPr>
-        <w:t>ry</w:t>
-      </w:r>
-      <w:bookmarkEnd w:id="17"/>
+        <w:t>8. SCR-06 History</w:t>
+      </w:r>
+      <w:bookmarkEnd w:id="18"/>
     </w:p>
     <w:p>
       <w:pPr>
@@ -13308,7 +14437,7 @@
           <wp:inline distT="0" distB="0" distL="0" distR="0">
             <wp:extent cx="5715000" cy="3071813"/>
             <wp:effectExtent l="0" t="0" r="0" b="0"/>
-            <wp:docPr id="6" name="Picture 6"/>
+            <wp:docPr id="10" name="Picture 10"/>
             <wp:cNvGraphicFramePr>
               <a:graphicFrameLocks xmlns:a="http://schemas.openxmlformats.org/drawingml/2006/main" noChangeAspect="1"/>
             </wp:cNvGraphicFramePr>
@@ -13316,11 +14445,11 @@
               <a:graphicData uri="http://schemas.openxmlformats.org/drawingml/2006/picture">
                 <pic:pic xmlns:pic="http://schemas.openxmlformats.org/drawingml/2006/picture">
                   <pic:nvPicPr>
-                    <pic:cNvPr id="6" name=""/>
+                    <pic:cNvPr id="10" name=""/>
                     <pic:cNvPicPr/>
                   </pic:nvPicPr>
                   <pic:blipFill>
-                    <a:blip r:embed="rId12" cstate="print">
+                    <a:blip r:embed="rId16" cstate="print">
                       <a:extLst>
                         <a:ext uri="{28A0092B-C50C-407E-A947-70E740481C1C}">
                           <a14:useLocalDpi xmlns:a14="http://schemas.microsoft.com/office/drawing/2010/main" val="0"/>
@@ -13358,7 +14487,13 @@
         <w:rPr>
           <w:rFonts w:ascii="Calibri" w:hAnsi="Calibri" w:cs="Calibri"/>
         </w:rPr>
-        <w:t>Figure 6 – History page</w:t>
+        <w:t>Figure 10 –</w:t>
+      </w:r>
+      <w:r>
+        <w:rPr>
+          <w:rFonts w:ascii="Calibri" w:hAnsi="Calibri" w:cs="Calibri"/>
+        </w:rPr>
+        <w:t xml:space="preserve"> History page</w:t>
       </w:r>
     </w:p>
     <w:p>
@@ -13378,16 +14513,7 @@
           <w:sz w:val="22"/>
           <w:szCs w:val="22"/>
         </w:rPr>
-        <w:t>List (newest first) with Time, Source, Output, Format ('Recognition' or DOCX/XLSX/HTML/TEXT), Pages, Language and Duration. Buttons: Open output (also doubl</w:t>
-      </w:r>
-      <w:r>
-        <w:rPr>
-          <w:rFonts w:ascii="Calibri" w:hAnsi="Calibri" w:cs="Calibri"/>
-          <w:color w:val="1F2937"/>
-          <w:sz w:val="22"/>
-          <w:szCs w:val="22"/>
-        </w:rPr>
-        <w:t>e-click), Show in folder, Open source in workspace, Clear history (confirmation).</w:t>
+        <w:t>List (newest first) with Time, Source, Output, Format ('Recognition' or DOCX/XLSX/HTML/TEXT), Pages, Language and Duration. Buttons: Open output (also double-click), Show in folder, Open source in workspace, Clear history (confirmation).</w:t>
       </w:r>
     </w:p>
     <w:p>
@@ -13397,14 +14523,14 @@
           <w:rFonts w:eastAsia="Times New Roman"/>
         </w:rPr>
       </w:pPr>
-      <w:bookmarkStart w:id="18" w:name="_Toc241118665"/>
+      <w:bookmarkStart w:id="19" w:name="_Toc241126011"/>
       <w:r>
         <w:rPr>
           <w:rFonts w:eastAsia="Times New Roman"/>
         </w:rPr>
         <w:t>9. SCR-07 Settings</w:t>
       </w:r>
-      <w:bookmarkEnd w:id="18"/>
+      <w:bookmarkEnd w:id="19"/>
     </w:p>
     <w:p>
       <w:pPr>
@@ -13430,7 +14556,7 @@
           <wp:inline distT="0" distB="0" distL="0" distR="0">
             <wp:extent cx="5715000" cy="3071813"/>
             <wp:effectExtent l="0" t="0" r="0" b="0"/>
-            <wp:docPr id="7" name="Picture 7"/>
+            <wp:docPr id="11" name="Picture 11"/>
             <wp:cNvGraphicFramePr>
               <a:graphicFrameLocks xmlns:a="http://schemas.openxmlformats.org/drawingml/2006/main" noChangeAspect="1"/>
             </wp:cNvGraphicFramePr>
@@ -13438,11 +14564,11 @@
               <a:graphicData uri="http://schemas.openxmlformats.org/drawingml/2006/picture">
                 <pic:pic xmlns:pic="http://schemas.openxmlformats.org/drawingml/2006/picture">
                   <pic:nvPicPr>
-                    <pic:cNvPr id="7" name=""/>
+                    <pic:cNvPr id="11" name=""/>
                     <pic:cNvPicPr/>
                   </pic:nvPicPr>
                   <pic:blipFill>
-                    <a:blip r:embed="rId13" cstate="print">
+                    <a:blip r:embed="rId17" cstate="print">
                       <a:extLst>
                         <a:ext uri="{28A0092B-C50C-407E-A947-70E740481C1C}">
                           <a14:useLocalDpi xmlns:a14="http://schemas.microsoft.com/office/drawing/2010/main" val="0"/>
@@ -13480,7 +14606,7 @@
         <w:rPr>
           <w:rFonts w:ascii="Calibri" w:hAnsi="Calibri" w:cs="Calibri"/>
         </w:rPr>
-        <w:t>Figure 7 – Settings page</w:t>
+        <w:t>Figure 11 – Settings page</w:t>
       </w:r>
     </w:p>
     <w:p>
@@ -13645,45 +14771,90 @@
                 <w:sz w:val="20"/>
                 <w:szCs w:val="20"/>
               </w:rPr>
-              <w:t>Recognition</w:t>
-            </w:r>
-          </w:p>
-        </w:tc>
-        <w:tc>
-          <w:tcPr>
-            <w:tcW w:w="0" w:type="auto"/>
-            <w:tcBorders>
-              <w:top w:val="single" w:sz="6" w:space="0" w:color="C9D3CF"/>
-              <w:left w:val="single" w:sz="6" w:space="0" w:color="C9D3CF"/>
-              <w:bottom w:val="single" w:sz="6" w:space="0" w:color="C9D3CF"/>
-              <w:right w:val="single" w:sz="6" w:space="0" w:color="C9D3CF"/>
-            </w:tcBorders>
-            <w:tcMar>
-              <w:top w:w="60" w:type="dxa"/>
-              <w:left w:w="100" w:type="dxa"/>
-              <w:bottom w:w="60" w:type="dxa"/>
-              <w:right w:w="100" w:type="dxa"/>
-            </w:tcMar>
-            <w:hideMark/>
-          </w:tcPr>
-          <w:p>
-            <w:pPr>
-              <w:spacing w:before="80" w:after="160"/>
-              <w:rPr>
-                <w:rFonts w:ascii="Calibri" w:eastAsia="Times New Roman" w:hAnsi="Calibri" w:cs="Calibri"/>
-                <w:color w:val="1F2937"/>
-                <w:sz w:val="20"/>
-                <w:szCs w:val="20"/>
-              </w:rPr>
-            </w:pPr>
-            <w:r>
-              <w:rPr>
-                <w:rFonts w:ascii="Calibri" w:eastAsia="Times New Roman" w:hAnsi="Calibri" w:cs="Calibri"/>
-                <w:color w:val="1F2937"/>
-                <w:sz w:val="20"/>
-                <w:szCs w:val="20"/>
-              </w:rPr>
-              <w:t>Default language, Layout analysis, Detect tables and columns, Recognize automatically when files are added, Highlight uncertain characters.</w:t>
+              <w:t>General</w:t>
+            </w:r>
+          </w:p>
+        </w:tc>
+        <w:tc>
+          <w:tcPr>
+            <w:tcW w:w="0" w:type="auto"/>
+            <w:tcBorders>
+              <w:top w:val="single" w:sz="6" w:space="0" w:color="C9D3CF"/>
+              <w:left w:val="single" w:sz="6" w:space="0" w:color="C9D3CF"/>
+              <w:bottom w:val="single" w:sz="6" w:space="0" w:color="C9D3CF"/>
+              <w:right w:val="single" w:sz="6" w:space="0" w:color="C9D3CF"/>
+            </w:tcBorders>
+            <w:tcMar>
+              <w:top w:w="60" w:type="dxa"/>
+              <w:left w:w="100" w:type="dxa"/>
+              <w:bottom w:w="60" w:type="dxa"/>
+              <w:right w:w="100" w:type="dxa"/>
+            </w:tcMar>
+            <w:hideMark/>
+          </w:tcPr>
+          <w:p>
+            <w:pPr>
+              <w:spacing w:before="80" w:after="160"/>
+              <w:rPr>
+                <w:rFonts w:ascii="Calibri" w:eastAsia="Times New Roman" w:hAnsi="Calibri" w:cs="Calibri"/>
+                <w:color w:val="1F2937"/>
+                <w:sz w:val="20"/>
+                <w:szCs w:val="20"/>
+              </w:rPr>
+            </w:pPr>
+            <w:r>
+              <w:rPr>
+                <w:rFonts w:ascii="Calibri" w:eastAsia="Times New Roman" w:hAnsi="Calibri" w:cs="Calibri"/>
+                <w:color w:val="1F2937"/>
+                <w:sz w:val="20"/>
+                <w:szCs w:val="20"/>
+              </w:rPr>
+              <w:t xml:space="preserve">Interface language: English / </w:t>
+            </w:r>
+            <w:r>
+              <w:rPr>
+                <w:rFonts w:ascii="Microsoft JhengHei" w:eastAsia="Microsoft JhengHei" w:hAnsi="Microsoft JhengHei" w:cs="Microsoft JhengHei" w:hint="eastAsia"/>
+                <w:color w:val="1F2937"/>
+                <w:sz w:val="20"/>
+                <w:szCs w:val="20"/>
+              </w:rPr>
+              <w:t>简体中文</w:t>
+            </w:r>
+            <w:r>
+              <w:rPr>
+                <w:rFonts w:ascii="Calibri" w:eastAsia="Times New Roman" w:hAnsi="Calibri" w:cs="Calibri"/>
+                <w:color w:val="1F2937"/>
+                <w:sz w:val="20"/>
+                <w:szCs w:val="20"/>
+              </w:rPr>
+              <w:t xml:space="preserve"> (Chinese) / </w:t>
+            </w:r>
+            <w:r>
+              <w:rPr>
+                <w:rFonts w:ascii="MS Gothic" w:eastAsia="MS Gothic" w:hAnsi="MS Gothic" w:cs="MS Gothic" w:hint="eastAsia"/>
+                <w:color w:val="1F2937"/>
+                <w:sz w:val="20"/>
+                <w:szCs w:val="20"/>
+              </w:rPr>
+              <w:t>日本語</w:t>
+            </w:r>
+            <w:r>
+              <w:rPr>
+                <w:rFonts w:ascii="Calibri" w:eastAsia="Times New Roman" w:hAnsi="Calibri" w:cs="Calibri"/>
+                <w:color w:val="1F2937"/>
+                <w:sz w:val="20"/>
+                <w:szCs w:val="20"/>
+              </w:rPr>
+              <w:t xml:space="preserve"> (Japanese). Changing it offers to r</w:t>
+            </w:r>
+            <w:r>
+              <w:rPr>
+                <w:rFonts w:ascii="Calibri" w:eastAsia="Times New Roman" w:hAnsi="Calibri" w:cs="Calibri"/>
+                <w:color w:val="1F2937"/>
+                <w:sz w:val="20"/>
+                <w:szCs w:val="20"/>
+              </w:rPr>
+              <w:t>estart the application.</w:t>
             </w:r>
           </w:p>
         </w:tc>
@@ -13726,54 +14897,45 @@
                 <w:sz w:val="20"/>
                 <w:szCs w:val="20"/>
               </w:rPr>
-              <w:t>Export</w:t>
-            </w:r>
-          </w:p>
-        </w:tc>
-        <w:tc>
-          <w:tcPr>
-            <w:tcW w:w="0" w:type="auto"/>
-            <w:tcBorders>
-              <w:top w:val="single" w:sz="6" w:space="0" w:color="C9D3CF"/>
-              <w:left w:val="single" w:sz="6" w:space="0" w:color="C9D3CF"/>
-              <w:bottom w:val="single" w:sz="6" w:space="0" w:color="C9D3CF"/>
-              <w:right w:val="single" w:sz="6" w:space="0" w:color="C9D3CF"/>
-            </w:tcBorders>
-            <w:tcMar>
-              <w:top w:w="60" w:type="dxa"/>
-              <w:left w:w="100" w:type="dxa"/>
-              <w:bottom w:w="60" w:type="dxa"/>
-              <w:right w:w="100" w:type="dxa"/>
-            </w:tcMar>
-            <w:hideMark/>
-          </w:tcPr>
-          <w:p>
-            <w:pPr>
-              <w:spacing w:before="80" w:after="160"/>
-              <w:rPr>
-                <w:rFonts w:ascii="Calibri" w:eastAsia="Times New Roman" w:hAnsi="Calibri" w:cs="Calibri"/>
-                <w:color w:val="1F2937"/>
-                <w:sz w:val="20"/>
-                <w:szCs w:val="20"/>
-              </w:rPr>
-            </w:pPr>
-            <w:r>
-              <w:rPr>
-                <w:rFonts w:ascii="Calibri" w:eastAsia="Times New Roman" w:hAnsi="Calibri" w:cs="Calibri"/>
-                <w:color w:val="1F2937"/>
-                <w:sz w:val="20"/>
-                <w:szCs w:val="20"/>
-              </w:rPr>
-              <w:t>Default output format (incl. Plain text), Document type, Output folder (double-click to browse), Keep text/f</w:t>
-            </w:r>
-            <w:r>
-              <w:rPr>
-                <w:rFonts w:ascii="Calibri" w:eastAsia="Times New Roman" w:hAnsi="Calibri" w:cs="Calibri"/>
-                <w:color w:val="1F2937"/>
-                <w:sz w:val="20"/>
-                <w:szCs w:val="20"/>
-              </w:rPr>
-              <w:t>ill/page colors, Include pictures, Open the document after export.</w:t>
+              <w:t>Recognition</w:t>
+            </w:r>
+          </w:p>
+        </w:tc>
+        <w:tc>
+          <w:tcPr>
+            <w:tcW w:w="0" w:type="auto"/>
+            <w:tcBorders>
+              <w:top w:val="single" w:sz="6" w:space="0" w:color="C9D3CF"/>
+              <w:left w:val="single" w:sz="6" w:space="0" w:color="C9D3CF"/>
+              <w:bottom w:val="single" w:sz="6" w:space="0" w:color="C9D3CF"/>
+              <w:right w:val="single" w:sz="6" w:space="0" w:color="C9D3CF"/>
+            </w:tcBorders>
+            <w:tcMar>
+              <w:top w:w="60" w:type="dxa"/>
+              <w:left w:w="100" w:type="dxa"/>
+              <w:bottom w:w="60" w:type="dxa"/>
+              <w:right w:w="100" w:type="dxa"/>
+            </w:tcMar>
+            <w:hideMark/>
+          </w:tcPr>
+          <w:p>
+            <w:pPr>
+              <w:spacing w:before="80" w:after="160"/>
+              <w:rPr>
+                <w:rFonts w:ascii="Calibri" w:eastAsia="Times New Roman" w:hAnsi="Calibri" w:cs="Calibri"/>
+                <w:color w:val="1F2937"/>
+                <w:sz w:val="20"/>
+                <w:szCs w:val="20"/>
+              </w:rPr>
+            </w:pPr>
+            <w:r>
+              <w:rPr>
+                <w:rFonts w:ascii="Calibri" w:eastAsia="Times New Roman" w:hAnsi="Calibri" w:cs="Calibri"/>
+                <w:color w:val="1F2937"/>
+                <w:sz w:val="20"/>
+                <w:szCs w:val="20"/>
+              </w:rPr>
+              <w:t>Default language, Layout analysis, Detect tables and columns, Recognize automatically when files are added, Highlight uncertain characters.</w:t>
             </w:r>
           </w:p>
         </w:tc>
@@ -13816,45 +14978,54 @@
                 <w:sz w:val="20"/>
                 <w:szCs w:val="20"/>
               </w:rPr>
-              <w:t>Advanced recognition</w:t>
-            </w:r>
-          </w:p>
-        </w:tc>
-        <w:tc>
-          <w:tcPr>
-            <w:tcW w:w="0" w:type="auto"/>
-            <w:tcBorders>
-              <w:top w:val="single" w:sz="6" w:space="0" w:color="C9D3CF"/>
-              <w:left w:val="single" w:sz="6" w:space="0" w:color="C9D3CF"/>
-              <w:bottom w:val="single" w:sz="6" w:space="0" w:color="C9D3CF"/>
-              <w:right w:val="single" w:sz="6" w:space="0" w:color="C9D3CF"/>
-            </w:tcBorders>
-            <w:tcMar>
-              <w:top w:w="60" w:type="dxa"/>
-              <w:left w:w="100" w:type="dxa"/>
-              <w:bottom w:w="60" w:type="dxa"/>
-              <w:right w:w="100" w:type="dxa"/>
-            </w:tcMar>
-            <w:hideMark/>
-          </w:tcPr>
-          <w:p>
-            <w:pPr>
-              <w:spacing w:before="80" w:after="160"/>
-              <w:rPr>
-                <w:rFonts w:ascii="Calibri" w:eastAsia="Times New Roman" w:hAnsi="Calibri" w:cs="Calibri"/>
-                <w:color w:val="1F2937"/>
-                <w:sz w:val="20"/>
-                <w:szCs w:val="20"/>
-              </w:rPr>
-            </w:pPr>
-            <w:r>
-              <w:rPr>
-                <w:rFonts w:ascii="Calibri" w:eastAsia="Times New Roman" w:hAnsi="Calibri" w:cs="Calibri"/>
-                <w:color w:val="1F2937"/>
-                <w:sz w:val="20"/>
-                <w:szCs w:val="20"/>
-              </w:rPr>
-              <w:t>Same fields as SCR-09.</w:t>
+              <w:t>Export</w:t>
+            </w:r>
+          </w:p>
+        </w:tc>
+        <w:tc>
+          <w:tcPr>
+            <w:tcW w:w="0" w:type="auto"/>
+            <w:tcBorders>
+              <w:top w:val="single" w:sz="6" w:space="0" w:color="C9D3CF"/>
+              <w:left w:val="single" w:sz="6" w:space="0" w:color="C9D3CF"/>
+              <w:bottom w:val="single" w:sz="6" w:space="0" w:color="C9D3CF"/>
+              <w:right w:val="single" w:sz="6" w:space="0" w:color="C9D3CF"/>
+            </w:tcBorders>
+            <w:tcMar>
+              <w:top w:w="60" w:type="dxa"/>
+              <w:left w:w="100" w:type="dxa"/>
+              <w:bottom w:w="60" w:type="dxa"/>
+              <w:right w:w="100" w:type="dxa"/>
+            </w:tcMar>
+            <w:hideMark/>
+          </w:tcPr>
+          <w:p>
+            <w:pPr>
+              <w:spacing w:before="80" w:after="160"/>
+              <w:rPr>
+                <w:rFonts w:ascii="Calibri" w:eastAsia="Times New Roman" w:hAnsi="Calibri" w:cs="Calibri"/>
+                <w:color w:val="1F2937"/>
+                <w:sz w:val="20"/>
+                <w:szCs w:val="20"/>
+              </w:rPr>
+            </w:pPr>
+            <w:r>
+              <w:rPr>
+                <w:rFonts w:ascii="Calibri" w:eastAsia="Times New Roman" w:hAnsi="Calibri" w:cs="Calibri"/>
+                <w:color w:val="1F2937"/>
+                <w:sz w:val="20"/>
+                <w:szCs w:val="20"/>
+              </w:rPr>
+              <w:t xml:space="preserve">Default output format (incl. Plain text), Document type, Output folder </w:t>
+            </w:r>
+            <w:r>
+              <w:rPr>
+                <w:rFonts w:ascii="Calibri" w:eastAsia="Times New Roman" w:hAnsi="Calibri" w:cs="Calibri"/>
+                <w:color w:val="1F2937"/>
+                <w:sz w:val="20"/>
+                <w:szCs w:val="20"/>
+              </w:rPr>
+              <w:t>(double-click to browse), Keep text/fill/page colors, Include pictures, Open the document after export.</w:t>
             </w:r>
           </w:p>
         </w:tc>
@@ -13897,81 +15068,45 @@
                 <w:sz w:val="20"/>
                 <w:szCs w:val="20"/>
               </w:rPr>
-              <w:t>OCR models (offline)</w:t>
-            </w:r>
-          </w:p>
-        </w:tc>
-        <w:tc>
-          <w:tcPr>
-            <w:tcW w:w="0" w:type="auto"/>
-            <w:tcBorders>
-              <w:top w:val="single" w:sz="6" w:space="0" w:color="C9D3CF"/>
-              <w:left w:val="single" w:sz="6" w:space="0" w:color="C9D3CF"/>
-              <w:bottom w:val="single" w:sz="6" w:space="0" w:color="C9D3CF"/>
-              <w:right w:val="single" w:sz="6" w:space="0" w:color="C9D3CF"/>
-            </w:tcBorders>
-            <w:tcMar>
-              <w:top w:w="60" w:type="dxa"/>
-              <w:left w:w="100" w:type="dxa"/>
-              <w:bottom w:w="60" w:type="dxa"/>
-              <w:right w:w="100" w:type="dxa"/>
-            </w:tcMar>
-            <w:hideMark/>
-          </w:tcPr>
-          <w:p>
-            <w:pPr>
-              <w:spacing w:before="80" w:after="160"/>
-              <w:rPr>
-                <w:rFonts w:ascii="Calibri" w:eastAsia="Times New Roman" w:hAnsi="Calibri" w:cs="Calibri"/>
-                <w:color w:val="1F2937"/>
-                <w:sz w:val="20"/>
-                <w:szCs w:val="20"/>
-              </w:rPr>
-            </w:pPr>
-            <w:r>
-              <w:rPr>
-                <w:rFonts w:ascii="Calibri" w:eastAsia="Times New Roman" w:hAnsi="Calibri" w:cs="Calibri"/>
-                <w:color w:val="1F2937"/>
-                <w:sz w:val="20"/>
-                <w:szCs w:val="20"/>
-              </w:rPr>
-              <w:t xml:space="preserve">Model folder and each model with </w:t>
-            </w:r>
-            <w:r>
-              <w:rPr>
-                <w:rFonts w:ascii="Segoe UI Symbol" w:eastAsia="Times New Roman" w:hAnsi="Segoe UI Symbol" w:cs="Segoe UI Symbol"/>
-                <w:color w:val="1F2937"/>
-                <w:sz w:val="20"/>
-                <w:szCs w:val="20"/>
-              </w:rPr>
-              <w:t>✓</w:t>
-            </w:r>
-            <w:r>
-              <w:rPr>
-                <w:rFonts w:ascii="Calibri" w:eastAsia="Times New Roman" w:hAnsi="Calibri" w:cs="Calibri"/>
-                <w:color w:val="1F2937"/>
-                <w:sz w:val="20"/>
-                <w:szCs w:val="20"/>
-              </w:rPr>
-              <w:t xml:space="preserve"> / </w:t>
-            </w:r>
-            <w:r>
-              <w:rPr>
-                <w:rFonts w:ascii="Segoe UI Symbol" w:eastAsia="Times New Roman" w:hAnsi="Segoe UI Symbol" w:cs="Segoe UI Symbol"/>
-                <w:color w:val="1F2937"/>
-                <w:sz w:val="20"/>
-                <w:szCs w:val="20"/>
-              </w:rPr>
-              <w:t>✗</w:t>
-            </w:r>
-            <w:r>
-              <w:rPr>
-                <w:rFonts w:ascii="Calibri" w:eastAsia="Times New Roman" w:hAnsi="Calibri" w:cs="Calibri"/>
-                <w:color w:val="1F2937"/>
-                <w:sz w:val="20"/>
-                <w:szCs w:val="20"/>
-              </w:rPr>
-              <w:t xml:space="preserve"> missing and size; supported languages.</w:t>
+              <w:t>Advanced recognition</w:t>
+            </w:r>
+          </w:p>
+        </w:tc>
+        <w:tc>
+          <w:tcPr>
+            <w:tcW w:w="0" w:type="auto"/>
+            <w:tcBorders>
+              <w:top w:val="single" w:sz="6" w:space="0" w:color="C9D3CF"/>
+              <w:left w:val="single" w:sz="6" w:space="0" w:color="C9D3CF"/>
+              <w:bottom w:val="single" w:sz="6" w:space="0" w:color="C9D3CF"/>
+              <w:right w:val="single" w:sz="6" w:space="0" w:color="C9D3CF"/>
+            </w:tcBorders>
+            <w:tcMar>
+              <w:top w:w="60" w:type="dxa"/>
+              <w:left w:w="100" w:type="dxa"/>
+              <w:bottom w:w="60" w:type="dxa"/>
+              <w:right w:w="100" w:type="dxa"/>
+            </w:tcMar>
+            <w:hideMark/>
+          </w:tcPr>
+          <w:p>
+            <w:pPr>
+              <w:spacing w:before="80" w:after="160"/>
+              <w:rPr>
+                <w:rFonts w:ascii="Calibri" w:eastAsia="Times New Roman" w:hAnsi="Calibri" w:cs="Calibri"/>
+                <w:color w:val="1F2937"/>
+                <w:sz w:val="20"/>
+                <w:szCs w:val="20"/>
+              </w:rPr>
+            </w:pPr>
+            <w:r>
+              <w:rPr>
+                <w:rFonts w:ascii="Calibri" w:eastAsia="Times New Roman" w:hAnsi="Calibri" w:cs="Calibri"/>
+                <w:color w:val="1F2937"/>
+                <w:sz w:val="20"/>
+                <w:szCs w:val="20"/>
+              </w:rPr>
+              <w:t>Same fields as SCR-09.</w:t>
             </w:r>
           </w:p>
         </w:tc>
@@ -14014,45 +15149,45 @@
                 <w:sz w:val="20"/>
                 <w:szCs w:val="20"/>
               </w:rPr>
-              <w:t>License</w:t>
-            </w:r>
-          </w:p>
-        </w:tc>
-        <w:tc>
-          <w:tcPr>
-            <w:tcW w:w="0" w:type="auto"/>
-            <w:tcBorders>
-              <w:top w:val="single" w:sz="6" w:space="0" w:color="C9D3CF"/>
-              <w:left w:val="single" w:sz="6" w:space="0" w:color="C9D3CF"/>
-              <w:bottom w:val="single" w:sz="6" w:space="0" w:color="C9D3CF"/>
-              <w:right w:val="single" w:sz="6" w:space="0" w:color="C9D3CF"/>
-            </w:tcBorders>
-            <w:tcMar>
-              <w:top w:w="60" w:type="dxa"/>
-              <w:left w:w="100" w:type="dxa"/>
-              <w:bottom w:w="60" w:type="dxa"/>
-              <w:right w:w="100" w:type="dxa"/>
-            </w:tcMar>
-            <w:hideMark/>
-          </w:tcPr>
-          <w:p>
-            <w:pPr>
-              <w:spacing w:before="80" w:after="160"/>
-              <w:rPr>
-                <w:rFonts w:ascii="Calibri" w:eastAsia="Times New Roman" w:hAnsi="Calibri" w:cs="Calibri"/>
-                <w:color w:val="1F2937"/>
-                <w:sz w:val="20"/>
-                <w:szCs w:val="20"/>
-              </w:rPr>
-            </w:pPr>
-            <w:r>
-              <w:rPr>
-                <w:rFonts w:ascii="Calibri" w:eastAsia="Times New Roman" w:hAnsi="Calibri" w:cs="Calibri"/>
-                <w:color w:val="1F2937"/>
-                <w:sz w:val="20"/>
-                <w:szCs w:val="20"/>
-              </w:rPr>
-              <w:t>State (</w:t>
+              <w:t>OCR models (offline)</w:t>
+            </w:r>
+          </w:p>
+        </w:tc>
+        <w:tc>
+          <w:tcPr>
+            <w:tcW w:w="0" w:type="auto"/>
+            <w:tcBorders>
+              <w:top w:val="single" w:sz="6" w:space="0" w:color="C9D3CF"/>
+              <w:left w:val="single" w:sz="6" w:space="0" w:color="C9D3CF"/>
+              <w:bottom w:val="single" w:sz="6" w:space="0" w:color="C9D3CF"/>
+              <w:right w:val="single" w:sz="6" w:space="0" w:color="C9D3CF"/>
+            </w:tcBorders>
+            <w:tcMar>
+              <w:top w:w="60" w:type="dxa"/>
+              <w:left w:w="100" w:type="dxa"/>
+              <w:bottom w:w="60" w:type="dxa"/>
+              <w:right w:w="100" w:type="dxa"/>
+            </w:tcMar>
+            <w:hideMark/>
+          </w:tcPr>
+          <w:p>
+            <w:pPr>
+              <w:spacing w:before="80" w:after="160"/>
+              <w:rPr>
+                <w:rFonts w:ascii="Calibri" w:eastAsia="Times New Roman" w:hAnsi="Calibri" w:cs="Calibri"/>
+                <w:color w:val="1F2937"/>
+                <w:sz w:val="20"/>
+                <w:szCs w:val="20"/>
+              </w:rPr>
+            </w:pPr>
+            <w:r>
+              <w:rPr>
+                <w:rFonts w:ascii="Calibri" w:eastAsia="Times New Roman" w:hAnsi="Calibri" w:cs="Calibri"/>
+                <w:color w:val="1F2937"/>
+                <w:sz w:val="20"/>
+                <w:szCs w:val="20"/>
+              </w:rPr>
+              <w:t xml:space="preserve">Model folder and each model with </w:t>
             </w:r>
             <w:r>
               <w:rPr>
@@ -14070,43 +15205,7 @@
                 <w:sz w:val="20"/>
                 <w:szCs w:val="20"/>
               </w:rPr>
-              <w:t xml:space="preserve"> licensed to </w:t>
-            </w:r>
-            <w:r>
-              <w:rPr>
-                <w:rFonts w:ascii="Calibri" w:eastAsia="Times New Roman" w:hAnsi="Calibri" w:cs="Calibri"/>
-                <w:color w:val="1F2937"/>
-                <w:sz w:val="20"/>
-                <w:szCs w:val="20"/>
-              </w:rPr>
-              <w:t>…</w:t>
-            </w:r>
-            <w:r>
-              <w:rPr>
-                <w:rFonts w:ascii="Calibri" w:eastAsia="Times New Roman" w:hAnsi="Calibri" w:cs="Calibri"/>
-                <w:color w:val="1F2937"/>
-                <w:sz w:val="20"/>
-                <w:szCs w:val="20"/>
-              </w:rPr>
-              <w:t xml:space="preserve">, </w:t>
-            </w:r>
-            <w:r>
-              <w:rPr>
-                <w:rFonts w:ascii="Calibri" w:eastAsia="Times New Roman" w:hAnsi="Calibri" w:cs="Calibri"/>
-                <w:color w:val="1F2937"/>
-                <w:sz w:val="20"/>
-                <w:szCs w:val="20"/>
-              </w:rPr>
-              <w:t>⏳</w:t>
-            </w:r>
-            <w:r>
-              <w:rPr>
-                <w:rFonts w:ascii="Calibri" w:eastAsia="Times New Roman" w:hAnsi="Calibri" w:cs="Calibri"/>
-                <w:color w:val="1F2937"/>
-                <w:sz w:val="20"/>
-                <w:szCs w:val="20"/>
-              </w:rPr>
-              <w:t xml:space="preserve"> trial n of 7 days, </w:t>
+              <w:t xml:space="preserve"> / </w:t>
             </w:r>
             <w:r>
               <w:rPr>
@@ -14124,25 +15223,7 @@
                 <w:sz w:val="20"/>
                 <w:szCs w:val="20"/>
               </w:rPr>
-              <w:t xml:space="preserve"> invalid) and machine code; Change license key</w:t>
-            </w:r>
-            <w:r>
-              <w:rPr>
-                <w:rFonts w:ascii="Calibri" w:eastAsia="Times New Roman" w:hAnsi="Calibri" w:cs="Calibri"/>
-                <w:color w:val="1F2937"/>
-                <w:sz w:val="20"/>
-                <w:szCs w:val="20"/>
-              </w:rPr>
-              <w:t>…</w:t>
-            </w:r>
-            <w:r>
-              <w:rPr>
-                <w:rFonts w:ascii="Calibri" w:eastAsia="Times New Roman" w:hAnsi="Calibri" w:cs="Calibri"/>
-                <w:color w:val="1F2937"/>
-                <w:sz w:val="20"/>
-                <w:szCs w:val="20"/>
-              </w:rPr>
-              <w:t xml:space="preserve"> (SCR-08), Copy machine code.</w:t>
+              <w:t xml:space="preserve"> missing and size; supported languages.</w:t>
             </w:r>
           </w:p>
         </w:tc>
@@ -14185,6 +15266,177 @@
                 <w:sz w:val="20"/>
                 <w:szCs w:val="20"/>
               </w:rPr>
+              <w:t>License</w:t>
+            </w:r>
+          </w:p>
+        </w:tc>
+        <w:tc>
+          <w:tcPr>
+            <w:tcW w:w="0" w:type="auto"/>
+            <w:tcBorders>
+              <w:top w:val="single" w:sz="6" w:space="0" w:color="C9D3CF"/>
+              <w:left w:val="single" w:sz="6" w:space="0" w:color="C9D3CF"/>
+              <w:bottom w:val="single" w:sz="6" w:space="0" w:color="C9D3CF"/>
+              <w:right w:val="single" w:sz="6" w:space="0" w:color="C9D3CF"/>
+            </w:tcBorders>
+            <w:tcMar>
+              <w:top w:w="60" w:type="dxa"/>
+              <w:left w:w="100" w:type="dxa"/>
+              <w:bottom w:w="60" w:type="dxa"/>
+              <w:right w:w="100" w:type="dxa"/>
+            </w:tcMar>
+            <w:hideMark/>
+          </w:tcPr>
+          <w:p>
+            <w:pPr>
+              <w:spacing w:before="80" w:after="160"/>
+              <w:rPr>
+                <w:rFonts w:ascii="Calibri" w:eastAsia="Times New Roman" w:hAnsi="Calibri" w:cs="Calibri"/>
+                <w:color w:val="1F2937"/>
+                <w:sz w:val="20"/>
+                <w:szCs w:val="20"/>
+              </w:rPr>
+            </w:pPr>
+            <w:r>
+              <w:rPr>
+                <w:rFonts w:ascii="Calibri" w:eastAsia="Times New Roman" w:hAnsi="Calibri" w:cs="Calibri"/>
+                <w:color w:val="1F2937"/>
+                <w:sz w:val="20"/>
+                <w:szCs w:val="20"/>
+              </w:rPr>
+              <w:t>State (</w:t>
+            </w:r>
+            <w:r>
+              <w:rPr>
+                <w:rFonts w:ascii="Segoe UI Symbol" w:eastAsia="Times New Roman" w:hAnsi="Segoe UI Symbol" w:cs="Segoe UI Symbol"/>
+                <w:color w:val="1F2937"/>
+                <w:sz w:val="20"/>
+                <w:szCs w:val="20"/>
+              </w:rPr>
+              <w:t>✓</w:t>
+            </w:r>
+            <w:r>
+              <w:rPr>
+                <w:rFonts w:ascii="Calibri" w:eastAsia="Times New Roman" w:hAnsi="Calibri" w:cs="Calibri"/>
+                <w:color w:val="1F2937"/>
+                <w:sz w:val="20"/>
+                <w:szCs w:val="20"/>
+              </w:rPr>
+              <w:t xml:space="preserve"> licensed to </w:t>
+            </w:r>
+            <w:r>
+              <w:rPr>
+                <w:rFonts w:ascii="Calibri" w:eastAsia="Times New Roman" w:hAnsi="Calibri" w:cs="Calibri"/>
+                <w:color w:val="1F2937"/>
+                <w:sz w:val="20"/>
+                <w:szCs w:val="20"/>
+              </w:rPr>
+              <w:t>…</w:t>
+            </w:r>
+            <w:r>
+              <w:rPr>
+                <w:rFonts w:ascii="Calibri" w:eastAsia="Times New Roman" w:hAnsi="Calibri" w:cs="Calibri"/>
+                <w:color w:val="1F2937"/>
+                <w:sz w:val="20"/>
+                <w:szCs w:val="20"/>
+              </w:rPr>
+              <w:t xml:space="preserve">, </w:t>
+            </w:r>
+            <w:r>
+              <w:rPr>
+                <w:rFonts w:ascii="Calibri" w:eastAsia="Times New Roman" w:hAnsi="Calibri" w:cs="Calibri"/>
+                <w:color w:val="1F2937"/>
+                <w:sz w:val="20"/>
+                <w:szCs w:val="20"/>
+              </w:rPr>
+              <w:t>⏳</w:t>
+            </w:r>
+            <w:r>
+              <w:rPr>
+                <w:rFonts w:ascii="Calibri" w:eastAsia="Times New Roman" w:hAnsi="Calibri" w:cs="Calibri"/>
+                <w:color w:val="1F2937"/>
+                <w:sz w:val="20"/>
+                <w:szCs w:val="20"/>
+              </w:rPr>
+              <w:t xml:space="preserve"> trial n of 7 days, </w:t>
+            </w:r>
+            <w:r>
+              <w:rPr>
+                <w:rFonts w:ascii="Segoe UI Symbol" w:eastAsia="Times New Roman" w:hAnsi="Segoe UI Symbol" w:cs="Segoe UI Symbol"/>
+                <w:color w:val="1F2937"/>
+                <w:sz w:val="20"/>
+                <w:szCs w:val="20"/>
+              </w:rPr>
+              <w:t>✗</w:t>
+            </w:r>
+            <w:r>
+              <w:rPr>
+                <w:rFonts w:ascii="Calibri" w:eastAsia="Times New Roman" w:hAnsi="Calibri" w:cs="Calibri"/>
+                <w:color w:val="1F2937"/>
+                <w:sz w:val="20"/>
+                <w:szCs w:val="20"/>
+              </w:rPr>
+              <w:t xml:space="preserve"> invalid) and machine code; Change license key</w:t>
+            </w:r>
+            <w:r>
+              <w:rPr>
+                <w:rFonts w:ascii="Calibri" w:eastAsia="Times New Roman" w:hAnsi="Calibri" w:cs="Calibri"/>
+                <w:color w:val="1F2937"/>
+                <w:sz w:val="20"/>
+                <w:szCs w:val="20"/>
+              </w:rPr>
+              <w:t>…</w:t>
+            </w:r>
+            <w:r>
+              <w:rPr>
+                <w:rFonts w:ascii="Calibri" w:eastAsia="Times New Roman" w:hAnsi="Calibri" w:cs="Calibri"/>
+                <w:color w:val="1F2937"/>
+                <w:sz w:val="20"/>
+                <w:szCs w:val="20"/>
+              </w:rPr>
+              <w:t xml:space="preserve"> (SCR-08), Copy machine code.</w:t>
+            </w:r>
+          </w:p>
+        </w:tc>
+      </w:tr>
+      <w:tr>
+        <w:trPr>
+          <w:cantSplit/>
+        </w:trPr>
+        <w:tc>
+          <w:tcPr>
+            <w:tcW w:w="0" w:type="auto"/>
+            <w:tcBorders>
+              <w:top w:val="single" w:sz="6" w:space="0" w:color="C9D3CF"/>
+              <w:left w:val="single" w:sz="6" w:space="0" w:color="C9D3CF"/>
+              <w:bottom w:val="single" w:sz="6" w:space="0" w:color="C9D3CF"/>
+              <w:right w:val="single" w:sz="6" w:space="0" w:color="C9D3CF"/>
+            </w:tcBorders>
+            <w:tcMar>
+              <w:top w:w="60" w:type="dxa"/>
+              <w:left w:w="100" w:type="dxa"/>
+              <w:bottom w:w="60" w:type="dxa"/>
+              <w:right w:w="100" w:type="dxa"/>
+            </w:tcMar>
+            <w:hideMark/>
+          </w:tcPr>
+          <w:p>
+            <w:pPr>
+              <w:spacing w:before="80" w:after="160"/>
+              <w:rPr>
+                <w:rFonts w:ascii="Calibri" w:eastAsia="Times New Roman" w:hAnsi="Calibri" w:cs="Calibri"/>
+                <w:color w:val="1F2937"/>
+                <w:sz w:val="20"/>
+                <w:szCs w:val="20"/>
+              </w:rPr>
+            </w:pPr>
+            <w:r>
+              <w:rPr>
+                <w:rFonts w:ascii="Calibri" w:eastAsia="Times New Roman" w:hAnsi="Calibri" w:cs="Calibri"/>
+                <w:color w:val="1F2937"/>
+                <w:sz w:val="20"/>
+                <w:szCs w:val="20"/>
+              </w:rPr>
               <w:t>Buttons</w:t>
             </w:r>
           </w:p>
@@ -14231,19 +15483,48 @@
     </w:tbl>
     <w:p>
       <w:pPr>
-        <w:pStyle w:val="Heading1"/>
+        <w:pStyle w:val="Heading2"/>
         <w:rPr>
           <w:rFonts w:eastAsia="Times New Roman"/>
         </w:rPr>
       </w:pPr>
-      <w:bookmarkStart w:id="19" w:name="_Toc241118666"/>
+      <w:bookmarkStart w:id="20" w:name="_Toc241126012"/>
       <w:r>
         <w:rPr>
           <w:rFonts w:eastAsia="Times New Roman"/>
         </w:rPr>
-        <w:t>10. SCR-08 Activation window</w:t>
-      </w:r>
-      <w:bookmarkEnd w:id="19"/>
+        <w:t>9.1 Interface languages</w:t>
+      </w:r>
+      <w:bookmarkEnd w:id="20"/>
+    </w:p>
+    <w:p>
+      <w:pPr>
+        <w:pStyle w:val="NormalWeb"/>
+        <w:rPr>
+          <w:rFonts w:ascii="Calibri" w:hAnsi="Calibri" w:cs="Calibri"/>
+          <w:color w:val="1F2937"/>
+          <w:sz w:val="22"/>
+          <w:szCs w:val="22"/>
+        </w:rPr>
+      </w:pPr>
+      <w:r>
+        <w:rPr>
+          <w:rFonts w:ascii="Calibri" w:hAnsi="Calibri" w:cs="Calibri"/>
+          <w:color w:val="1F2937"/>
+          <w:sz w:val="22"/>
+          <w:szCs w:val="22"/>
+        </w:rPr>
+        <w:t>All screen</w:t>
+      </w:r>
+      <w:r>
+        <w:rPr>
+          <w:rFonts w:ascii="Calibri" w:hAnsi="Calibri" w:cs="Calibri"/>
+          <w:color w:val="1F2937"/>
+          <w:sz w:val="22"/>
+          <w:szCs w:val="22"/>
+        </w:rPr>
+        <w:t>s, dialogs and messages are available in English, Simplified Chinese and Japanese (gettext PO catalogs in the lang folder). Layouts are identical; texts are measured at run time.</w:t>
+      </w:r>
     </w:p>
     <w:p>
       <w:pPr>
@@ -14267,9 +15548,9 @@
         </w:rPr>
         <w:drawing>
           <wp:inline distT="0" distB="0" distL="0" distR="0">
-            <wp:extent cx="4000500" cy="3579080"/>
-            <wp:effectExtent l="0" t="0" r="0" b="2540"/>
-            <wp:docPr id="8" name="Picture 8"/>
+            <wp:extent cx="5905500" cy="3174206"/>
+            <wp:effectExtent l="0" t="0" r="0" b="7620"/>
+            <wp:docPr id="12" name="Picture 12"/>
             <wp:cNvGraphicFramePr>
               <a:graphicFrameLocks xmlns:a="http://schemas.openxmlformats.org/drawingml/2006/main" noChangeAspect="1"/>
             </wp:cNvGraphicFramePr>
@@ -14277,11 +15558,181 @@
               <a:graphicData uri="http://schemas.openxmlformats.org/drawingml/2006/picture">
                 <pic:pic xmlns:pic="http://schemas.openxmlformats.org/drawingml/2006/picture">
                   <pic:nvPicPr>
-                    <pic:cNvPr id="8" name=""/>
+                    <pic:cNvPr id="12" name=""/>
                     <pic:cNvPicPr/>
                   </pic:nvPicPr>
                   <pic:blipFill>
-                    <a:blip r:embed="rId14">
+                    <a:blip r:embed="rId18" cstate="print">
+                      <a:extLst>
+                        <a:ext uri="{28A0092B-C50C-407E-A947-70E740481C1C}">
+                          <a14:useLocalDpi xmlns:a14="http://schemas.microsoft.com/office/drawing/2010/main" val="0"/>
+                        </a:ext>
+                      </a:extLst>
+                    </a:blip>
+                    <a:stretch>
+                      <a:fillRect/>
+                    </a:stretch>
+                  </pic:blipFill>
+                  <pic:spPr>
+                    <a:xfrm>
+                      <a:off x="0" y="0"/>
+                      <a:ext cx="5905500" cy="3174206"/>
+                    </a:xfrm>
+                    <a:prstGeom prst="rect">
+                      <a:avLst/>
+                    </a:prstGeom>
+                  </pic:spPr>
+                </pic:pic>
+              </a:graphicData>
+            </a:graphic>
+          </wp:inline>
+        </w:drawing>
+      </w:r>
+    </w:p>
+    <w:p>
+      <w:pPr>
+        <w:pStyle w:val="caption"/>
+        <w:rPr>
+          <w:rFonts w:ascii="Calibri" w:hAnsi="Calibri" w:cs="Calibri"/>
+        </w:rPr>
+      </w:pPr>
+      <w:r>
+        <w:rPr>
+          <w:rFonts w:ascii="Calibri" w:hAnsi="Calibri" w:cs="Calibri"/>
+        </w:rPr>
+        <w:t>Figure 12 – Workspace with the Japanese interface</w:t>
+      </w:r>
+    </w:p>
+    <w:p>
+      <w:pPr>
+        <w:pStyle w:val="NormalWeb"/>
+        <w:spacing w:after="0"/>
+        <w:jc w:val="center"/>
+        <w:rPr>
+          <w:rFonts w:ascii="Calibri" w:hAnsi="Calibri" w:cs="Calibri"/>
+          <w:color w:val="1F2937"/>
+          <w:sz w:val="22"/>
+          <w:szCs w:val="22"/>
+        </w:rPr>
+      </w:pPr>
+      <w:r>
+        <w:rPr>
+          <w:rFonts w:ascii="Calibri" w:hAnsi="Calibri" w:cs="Calibri"/>
+          <w:noProof/>
+          <w:color w:val="1F2937"/>
+          <w:sz w:val="22"/>
+          <w:szCs w:val="22"/>
+        </w:rPr>
+        <w:drawing>
+          <wp:inline distT="0" distB="0" distL="0" distR="0">
+            <wp:extent cx="5905500" cy="3174206"/>
+            <wp:effectExtent l="0" t="0" r="0" b="7620"/>
+            <wp:docPr id="13" name="Picture 13"/>
+            <wp:cNvGraphicFramePr>
+              <a:graphicFrameLocks xmlns:a="http://schemas.openxmlformats.org/drawingml/2006/main" noChangeAspect="1"/>
+            </wp:cNvGraphicFramePr>
+            <a:graphic xmlns:a="http://schemas.openxmlformats.org/drawingml/2006/main">
+              <a:graphicData uri="http://schemas.openxmlformats.org/drawingml/2006/picture">
+                <pic:pic xmlns:pic="http://schemas.openxmlformats.org/drawingml/2006/picture">
+                  <pic:nvPicPr>
+                    <pic:cNvPr id="13" name=""/>
+                    <pic:cNvPicPr/>
+                  </pic:nvPicPr>
+                  <pic:blipFill>
+                    <a:blip r:embed="rId19" cstate="print">
+                      <a:extLst>
+                        <a:ext uri="{28A0092B-C50C-407E-A947-70E740481C1C}">
+                          <a14:useLocalDpi xmlns:a14="http://schemas.microsoft.com/office/drawing/2010/main" val="0"/>
+                        </a:ext>
+                      </a:extLst>
+                    </a:blip>
+                    <a:stretch>
+                      <a:fillRect/>
+                    </a:stretch>
+                  </pic:blipFill>
+                  <pic:spPr>
+                    <a:xfrm>
+                      <a:off x="0" y="0"/>
+                      <a:ext cx="5905500" cy="3174206"/>
+                    </a:xfrm>
+                    <a:prstGeom prst="rect">
+                      <a:avLst/>
+                    </a:prstGeom>
+                  </pic:spPr>
+                </pic:pic>
+              </a:graphicData>
+            </a:graphic>
+          </wp:inline>
+        </w:drawing>
+      </w:r>
+    </w:p>
+    <w:p>
+      <w:pPr>
+        <w:pStyle w:val="caption"/>
+        <w:rPr>
+          <w:rFonts w:ascii="Calibri" w:hAnsi="Calibri" w:cs="Calibri"/>
+        </w:rPr>
+      </w:pPr>
+      <w:r>
+        <w:rPr>
+          <w:rFonts w:ascii="Calibri" w:hAnsi="Calibri" w:cs="Calibri"/>
+        </w:rPr>
+        <w:t>Figure 13 – Settings with the Chinese interface (General → Interface language)</w:t>
+      </w:r>
+    </w:p>
+    <w:p>
+      <w:pPr>
+        <w:pStyle w:val="Heading1"/>
+        <w:rPr>
+          <w:rFonts w:eastAsia="Times New Roman"/>
+        </w:rPr>
+      </w:pPr>
+      <w:bookmarkStart w:id="21" w:name="_Toc241126013"/>
+      <w:r>
+        <w:rPr>
+          <w:rFonts w:eastAsia="Times New Roman"/>
+        </w:rPr>
+        <w:t>10. SCR-08 Activation window</w:t>
+      </w:r>
+      <w:bookmarkEnd w:id="21"/>
+    </w:p>
+    <w:p>
+      <w:pPr>
+        <w:pStyle w:val="NormalWeb"/>
+        <w:spacing w:after="0"/>
+        <w:jc w:val="center"/>
+        <w:rPr>
+          <w:rFonts w:ascii="Calibri" w:hAnsi="Calibri" w:cs="Calibri"/>
+          <w:color w:val="1F2937"/>
+          <w:sz w:val="22"/>
+          <w:szCs w:val="22"/>
+        </w:rPr>
+      </w:pPr>
+      <w:r>
+        <w:rPr>
+          <w:rFonts w:ascii="Calibri" w:hAnsi="Calibri" w:cs="Calibri"/>
+          <w:noProof/>
+          <w:color w:val="1F2937"/>
+          <w:sz w:val="22"/>
+          <w:szCs w:val="22"/>
+        </w:rPr>
+        <w:drawing>
+          <wp:inline distT="0" distB="0" distL="0" distR="0">
+            <wp:extent cx="4000500" cy="3579080"/>
+            <wp:effectExtent l="0" t="0" r="0" b="2540"/>
+            <wp:docPr id="14" name="Picture 14"/>
+            <wp:cNvGraphicFramePr>
+              <a:graphicFrameLocks xmlns:a="http://schemas.openxmlformats.org/drawingml/2006/main" noChangeAspect="1"/>
+            </wp:cNvGraphicFramePr>
+            <a:graphic xmlns:a="http://schemas.openxmlformats.org/drawingml/2006/main">
+              <a:graphicData uri="http://schemas.openxmlformats.org/drawingml/2006/picture">
+                <pic:pic xmlns:pic="http://schemas.openxmlformats.org/drawingml/2006/picture">
+                  <pic:nvPicPr>
+                    <pic:cNvPr id="14" name=""/>
+                    <pic:cNvPicPr/>
+                  </pic:nvPicPr>
+                  <pic:blipFill>
+                    <a:blip r:embed="rId20">
                       <a:extLst>
                         <a:ext uri="{28A0092B-C50C-407E-A947-70E740481C1C}">
                           <a14:useLocalDpi xmlns:a14="http://schemas.microsoft.com/office/drawing/2010/main" val="0"/>
@@ -14319,7 +15770,7 @@
         <w:rPr>
           <w:rFonts w:ascii="Calibri" w:hAnsi="Calibri" w:cs="Calibri"/>
         </w:rPr>
-        <w:t>Figure 8 – Activation window while the trial is running</w:t>
+        <w:t>Figure 14 – Activation window while the trial is running</w:t>
       </w:r>
     </w:p>
     <w:p>
@@ -14346,7 +15797,7 @@
           <wp:inline distT="0" distB="0" distL="0" distR="0">
             <wp:extent cx="4000500" cy="3579080"/>
             <wp:effectExtent l="0" t="0" r="0" b="2540"/>
-            <wp:docPr id="9" name="Picture 9"/>
+            <wp:docPr id="15" name="Picture 15"/>
             <wp:cNvGraphicFramePr>
               <a:graphicFrameLocks xmlns:a="http://schemas.openxmlformats.org/drawingml/2006/main" noChangeAspect="1"/>
             </wp:cNvGraphicFramePr>
@@ -14354,11 +15805,11 @@
               <a:graphicData uri="http://schemas.openxmlformats.org/drawingml/2006/picture">
                 <pic:pic xmlns:pic="http://schemas.openxmlformats.org/drawingml/2006/picture">
                   <pic:nvPicPr>
-                    <pic:cNvPr id="9" name=""/>
+                    <pic:cNvPr id="15" name=""/>
                     <pic:cNvPicPr/>
                   </pic:nvPicPr>
                   <pic:blipFill>
-                    <a:blip r:embed="rId15">
+                    <a:blip r:embed="rId21">
                       <a:extLst>
                         <a:ext uri="{28A0092B-C50C-407E-A947-70E740481C1C}">
                           <a14:useLocalDpi xmlns:a14="http://schemas.microsoft.com/office/drawing/2010/main" val="0"/>
@@ -14396,7 +15847,13 @@
         <w:rPr>
           <w:rFonts w:ascii="Calibri" w:hAnsi="Calibri" w:cs="Calibri"/>
         </w:rPr>
-        <w:t>Figure 9 – Activation window after the trial has ended</w:t>
+        <w:t xml:space="preserve">Figure 15 – Activation window after the trial </w:t>
+      </w:r>
+      <w:r>
+        <w:rPr>
+          <w:rFonts w:ascii="Calibri" w:hAnsi="Calibri" w:cs="Calibri"/>
+        </w:rPr>
+        <w:t>has ended</w:t>
       </w:r>
     </w:p>
     <w:p>
@@ -14680,16 +16137,16 @@
                 <w:sz w:val="20"/>
                 <w:szCs w:val="20"/>
               </w:rPr>
-              <w:t>Green: 'Trial version — n of 7 days remaining (</w:t>
-            </w:r>
-            <w:r>
-              <w:rPr>
-                <w:rFonts w:ascii="Calibri" w:eastAsia="Times New Roman" w:hAnsi="Calibri" w:cs="Calibri"/>
-                <w:color w:val="1F2937"/>
-                <w:sz w:val="20"/>
-                <w:szCs w:val="20"/>
-              </w:rPr>
-              <w:t>ends date). All features are available during the trial.' Red: 'The 7-day trial ended on date.' or tamper message.</w:t>
+              <w:t>Green: '</w:t>
+            </w:r>
+            <w:r>
+              <w:rPr>
+                <w:rFonts w:ascii="Calibri" w:eastAsia="Times New Roman" w:hAnsi="Calibri" w:cs="Calibri"/>
+                <w:color w:val="1F2937"/>
+                <w:sz w:val="20"/>
+                <w:szCs w:val="20"/>
+              </w:rPr>
+              <w:t>Trial version — n of 7 days remaining (ends date). All features are available during the trial.' Red: 'The 7-day trial ended on date.' or tamper message.</w:t>
             </w:r>
           </w:p>
         </w:tc>
@@ -14851,16 +16308,7 @@
                 <w:sz w:val="20"/>
                 <w:szCs w:val="20"/>
               </w:rPr>
-              <w:t>Multi-line; accepts pas</w:t>
-            </w:r>
-            <w:r>
-              <w:rPr>
-                <w:rFonts w:ascii="Calibri" w:eastAsia="Times New Roman" w:hAnsi="Calibri" w:cs="Calibri"/>
-                <w:color w:val="1F2937"/>
-                <w:sz w:val="20"/>
-                <w:szCs w:val="20"/>
-              </w:rPr>
-              <w:t>ted keys with spaces/line breaks.</w:t>
+              <w:t>Multi-line; accepts pasted keys with spaces/line breaks.</w:t>
             </w:r>
           </w:p>
         </w:tc>
@@ -15265,7 +16713,16 @@
                 <w:sz w:val="20"/>
                 <w:szCs w:val="20"/>
               </w:rPr>
-              <w:t>At start-up closes the application; from the running application closes the dialog.</w:t>
+              <w:t>At start-up closes the application; from the running application clo</w:t>
+            </w:r>
+            <w:r>
+              <w:rPr>
+                <w:rFonts w:ascii="Calibri" w:eastAsia="Times New Roman" w:hAnsi="Calibri" w:cs="Calibri"/>
+                <w:color w:val="1F2937"/>
+                <w:sz w:val="20"/>
+                <w:szCs w:val="20"/>
+              </w:rPr>
+              <w:t>ses the dialog.</w:t>
             </w:r>
           </w:p>
         </w:tc>
@@ -15278,20 +16735,14 @@
           <w:rFonts w:eastAsia="Times New Roman"/>
         </w:rPr>
       </w:pPr>
-      <w:bookmarkStart w:id="20" w:name="_Toc241118667"/>
+      <w:bookmarkStart w:id="22" w:name="_Toc241126014"/>
       <w:r>
         <w:rPr>
           <w:rFonts w:eastAsia="Times New Roman"/>
         </w:rPr>
-        <w:t>11</w:t>
-      </w:r>
-      <w:r>
-        <w:rPr>
-          <w:rFonts w:eastAsia="Times New Roman"/>
-        </w:rPr>
-        <w:t>. SCR-09 Advanced OCR Settings</w:t>
-      </w:r>
-      <w:bookmarkEnd w:id="20"/>
+        <w:t>11. SCR-09 Advanced OCR Settings</w:t>
+      </w:r>
+      <w:bookmarkEnd w:id="22"/>
     </w:p>
     <w:p>
       <w:pPr>
@@ -17103,14 +18554,14 @@
           <w:rFonts w:eastAsia="Times New Roman"/>
         </w:rPr>
       </w:pPr>
-      <w:bookmarkStart w:id="21" w:name="_Toc241118668"/>
+      <w:bookmarkStart w:id="23" w:name="_Toc241126015"/>
       <w:r>
         <w:rPr>
           <w:rFonts w:eastAsia="Times New Roman"/>
         </w:rPr>
         <w:t>12. SCR-10 Other dialogs and messages</w:t>
       </w:r>
-      <w:bookmarkEnd w:id="21"/>
+      <w:bookmarkEnd w:id="23"/>
     </w:p>
     <w:p>
       <w:pPr>
@@ -17312,16 +18763,16 @@
                 <w:sz w:val="20"/>
                 <w:szCs w:val="20"/>
               </w:rPr>
-              <w:t>'"name" is already recognized. Recognize it again with the curr</w:t>
-            </w:r>
-            <w:r>
-              <w:rPr>
-                <w:rFonts w:ascii="Calibri" w:eastAsia="Times New Roman" w:hAnsi="Calibri" w:cs="Calibri"/>
-                <w:color w:val="1F2937"/>
-                <w:sz w:val="20"/>
-                <w:szCs w:val="20"/>
-              </w:rPr>
-              <w:t>ent settings?' OK / Cancel</w:t>
+              <w:t xml:space="preserve">'"name" </w:t>
+            </w:r>
+            <w:r>
+              <w:rPr>
+                <w:rFonts w:ascii="Calibri" w:eastAsia="Times New Roman" w:hAnsi="Calibri" w:cs="Calibri"/>
+                <w:color w:val="1F2937"/>
+                <w:sz w:val="20"/>
+                <w:szCs w:val="20"/>
+              </w:rPr>
+              <w:t>is already recognized. Recognize it again with the current settings?' OK / Cancel</w:t>
             </w:r>
           </w:p>
         </w:tc>
@@ -17483,16 +18934,7 @@
                 <w:sz w:val="20"/>
                 <w:szCs w:val="20"/>
               </w:rPr>
-              <w:t xml:space="preserve">'This page is already cropped. Yes = crop further, No </w:t>
-            </w:r>
-            <w:r>
-              <w:rPr>
-                <w:rFonts w:ascii="Calibri" w:eastAsia="Times New Roman" w:hAnsi="Calibri" w:cs="Calibri"/>
-                <w:color w:val="1F2937"/>
-                <w:sz w:val="20"/>
-                <w:szCs w:val="20"/>
-              </w:rPr>
-              <w:t>= restore the full page.'</w:t>
+              <w:t>'This page is already cropped. Yes = crop further, No = restore the full page.'</w:t>
             </w:r>
           </w:p>
         </w:tc>
@@ -17987,7 +19429,16 @@
                 <w:sz w:val="20"/>
                 <w:szCs w:val="20"/>
               </w:rPr>
-              <w:t>Workflow summary, keyboard shortcuts and license status.</w:t>
+              <w:t>Workflow summary, key</w:t>
+            </w:r>
+            <w:r>
+              <w:rPr>
+                <w:rFonts w:ascii="Calibri" w:eastAsia="Times New Roman" w:hAnsi="Calibri" w:cs="Calibri"/>
+                <w:color w:val="1F2937"/>
+                <w:sz w:val="20"/>
+                <w:szCs w:val="20"/>
+              </w:rPr>
+              <w:t>board shortcuts and license status.</w:t>
             </w:r>
           </w:p>
         </w:tc>
@@ -18000,14 +19451,14 @@
           <w:rFonts w:eastAsia="Times New Roman"/>
         </w:rPr>
       </w:pPr>
-      <w:bookmarkStart w:id="22" w:name="_Toc241118669"/>
+      <w:bookmarkStart w:id="24" w:name="_Toc241126016"/>
       <w:r>
         <w:rPr>
           <w:rFonts w:eastAsia="Times New Roman"/>
         </w:rPr>
         <w:t>13. SCR-11 License Key Generator (vendor)</w:t>
       </w:r>
-      <w:bookmarkEnd w:id="22"/>
+      <w:bookmarkEnd w:id="24"/>
     </w:p>
     <w:p>
       <w:pPr>
@@ -18033,7 +19484,7 @@
           <wp:inline distT="0" distB="0" distL="0" distR="0">
             <wp:extent cx="4953000" cy="5842529"/>
             <wp:effectExtent l="0" t="0" r="0" b="6350"/>
-            <wp:docPr id="10" name="Picture 10"/>
+            <wp:docPr id="16" name="Picture 16"/>
             <wp:cNvGraphicFramePr>
               <a:graphicFrameLocks xmlns:a="http://schemas.openxmlformats.org/drawingml/2006/main" noChangeAspect="1"/>
             </wp:cNvGraphicFramePr>
@@ -18041,11 +19492,11 @@
               <a:graphicData uri="http://schemas.openxmlformats.org/drawingml/2006/picture">
                 <pic:pic xmlns:pic="http://schemas.openxmlformats.org/drawingml/2006/picture">
                   <pic:nvPicPr>
-                    <pic:cNvPr id="10" name=""/>
+                    <pic:cNvPr id="16" name=""/>
                     <pic:cNvPicPr/>
                   </pic:nvPicPr>
                   <pic:blipFill>
-                    <a:blip r:embed="rId16">
+                    <a:blip r:embed="rId22">
                       <a:extLst>
                         <a:ext uri="{28A0092B-C50C-407E-A947-70E740481C1C}">
                           <a14:useLocalDpi xmlns:a14="http://schemas.microsoft.com/office/drawing/2010/main" val="0"/>
@@ -18083,7 +19534,7 @@
         <w:rPr>
           <w:rFonts w:ascii="Calibri" w:hAnsi="Calibri" w:cs="Calibri"/>
         </w:rPr>
-        <w:t>Figure 10 – License Key Generator</w:t>
+        <w:t>Figure 16 – License Key Generator</w:t>
       </w:r>
     </w:p>
     <w:p>
@@ -18466,16 +19917,16 @@
                 <w:sz w:val="20"/>
                 <w:szCs w:val="20"/>
               </w:rPr>
-              <w:t>Licensee, Machine code (upper case), Any computer, Expiry (Perpetual, da</w:t>
-            </w:r>
-            <w:r>
-              <w:rPr>
-                <w:rFonts w:ascii="Calibri" w:eastAsia="Times New Roman" w:hAnsi="Calibri" w:cs="Calibri"/>
-                <w:color w:val="1F2937"/>
-                <w:sz w:val="20"/>
-                <w:szCs w:val="20"/>
-              </w:rPr>
-              <w:t>te, 30 days, 1 year), Serial number (auto-increment), Note (log only), Generate License Key (primary), key box (read-only), Copy key, Save as .lic file…, Open issued log.</w:t>
+              <w:t>Licensee, Machine code (upper case), Any computer, Expiry (Perpetual, date, 30 days,</w:t>
+            </w:r>
+            <w:r>
+              <w:rPr>
+                <w:rFonts w:ascii="Calibri" w:eastAsia="Times New Roman" w:hAnsi="Calibri" w:cs="Calibri"/>
+                <w:color w:val="1F2937"/>
+                <w:sz w:val="20"/>
+                <w:szCs w:val="20"/>
+              </w:rPr>
+              <w:t xml:space="preserve"> 1 year), Serial number (auto-increment), Note (log only), Generate License Key (primary), key box (read-only), Copy key, Save as .lic file…, Open issued log.</w:t>
             </w:r>
           </w:p>
         </w:tc>
@@ -18569,14 +20020,20 @@
           <w:rFonts w:eastAsia="Times New Roman"/>
         </w:rPr>
       </w:pPr>
-      <w:bookmarkStart w:id="23" w:name="_Toc241118670"/>
+      <w:bookmarkStart w:id="25" w:name="_Toc241126017"/>
       <w:r>
         <w:rPr>
           <w:rFonts w:eastAsia="Times New Roman"/>
         </w:rPr>
-        <w:t>14. Navigation map</w:t>
-      </w:r>
-      <w:bookmarkEnd w:id="23"/>
+        <w:t>14. Navigat</w:t>
+      </w:r>
+      <w:r>
+        <w:rPr>
+          <w:rFonts w:eastAsia="Times New Roman"/>
+        </w:rPr>
+        <w:t>ion map</w:t>
+      </w:r>
+      <w:bookmarkEnd w:id="25"/>
     </w:p>
     <w:p>
       <w:pPr>
@@ -19826,12 +21283,12 @@
       </w:pPr>
     </w:p>
     <w:sectPr>
-      <w:headerReference w:type="even" r:id="rId17"/>
-      <w:headerReference w:type="default" r:id="rId18"/>
-      <w:footerReference w:type="even" r:id="rId19"/>
-      <w:footerReference w:type="default" r:id="rId20"/>
-      <w:headerReference w:type="first" r:id="rId21"/>
-      <w:footerReference w:type="first" r:id="rId22"/>
+      <w:headerReference w:type="even" r:id="rId23"/>
+      <w:headerReference w:type="default" r:id="rId24"/>
+      <w:footerReference w:type="even" r:id="rId25"/>
+      <w:footerReference w:type="default" r:id="rId26"/>
+      <w:headerReference w:type="first" r:id="rId27"/>
+      <w:footerReference w:type="first" r:id="rId28"/>
       <w:pgSz w:w="11907" w:h="16839"/>
       <w:pgMar w:top="1247" w:right="1247" w:bottom="1134" w:left="1247" w:header="567" w:footer="567" w:gutter="0"/>
       <w:cols w:space="720"/>
@@ -19922,7 +21379,7 @@
         <w:color w:val="64707E"/>
         <w:sz w:val="17"/>
       </w:rPr>
-      <w:t>21</w:t>
+      <w:t>24</w:t>
     </w:r>
     <w:r>
       <w:rPr>
@@ -19971,7 +21428,7 @@
         <w:color w:val="64707E"/>
         <w:sz w:val="17"/>
       </w:rPr>
-      <w:t>21</w:t>
+      <w:t>24</w:t>
     </w:r>
     <w:r>
       <w:rPr>
@@ -20061,9 +21518,9 @@
 <file path=word/numbering.xml><?xml version="1.0" encoding="utf-8"?>
 <w:numbering xmlns:wpc="http://schemas.microsoft.com/office/word/2010/wordprocessingCanvas" xmlns:cx="http://schemas.microsoft.com/office/drawing/2014/chartex" xmlns:mc="http://schemas.openxmlformats.org/markup-compatibility/2006" xmlns:o="urn:schemas-microsoft-com:office:office" xmlns:r="http://schemas.openxmlformats.org/officeDocument/2006/relationships" xmlns:m="http://schemas.openxmlformats.org/officeDocument/2006/math" xmlns:v="urn:schemas-microsoft-com:vml" xmlns:wp14="http://schemas.microsoft.com/office/word/2010/wordprocessingDrawing" xmlns:wp="http://schemas.openxmlformats.org/drawingml/2006/wordprocessingDrawing" xmlns:w10="urn:schemas-microsoft-com:office:word" xmlns:w="http://schemas.openxmlformats.org/wordprocessingml/2006/main" xmlns:w14="http://schemas.microsoft.com/office/word/2010/wordml" xmlns:w15="http://schemas.microsoft.com/office/word/2012/wordml" xmlns:w16se="http://schemas.microsoft.com/office/word/2015/wordml/symex" xmlns:wpg="http://schemas.microsoft.com/office/word/2010/wordprocessingGroup" xmlns:wpi="http://schemas.microsoft.com/office/word/2010/wordprocessingInk" xmlns:wne="http://schemas.microsoft.com/office/word/2006/wordml" xmlns:wps="http://schemas.microsoft.com/office/word/2010/wordprocessingShape" mc:Ignorable="w14 w15 w16se wp14">
   <w:abstractNum w:abstractNumId="0" w15:restartNumberingAfterBreak="0">
-    <w:nsid w:val="09813B40"/>
+    <w:nsid w:val="199D536C"/>
     <w:multiLevelType w:val="multilevel"/>
-    <w:tmpl w:val="714E2338"/>
+    <w:tmpl w:val="287EC014"/>
     <w:lvl w:ilvl="0">
       <w:start w:val="1"/>
       <w:numFmt w:val="bullet"/>
@@ -20210,9 +21667,9 @@
     </w:lvl>
   </w:abstractNum>
   <w:abstractNum w:abstractNumId="1" w15:restartNumberingAfterBreak="0">
-    <w:nsid w:val="09FA5A92"/>
+    <w:nsid w:val="38427552"/>
     <w:multiLevelType w:val="multilevel"/>
-    <w:tmpl w:val="BCAC991A"/>
+    <w:tmpl w:val="3F92534A"/>
     <w:lvl w:ilvl="0">
       <w:start w:val="1"/>
       <w:numFmt w:val="bullet"/>
@@ -20359,9 +21816,9 @@
     </w:lvl>
   </w:abstractNum>
   <w:abstractNum w:abstractNumId="2" w15:restartNumberingAfterBreak="0">
-    <w:nsid w:val="40262F48"/>
+    <w:nsid w:val="656C3A55"/>
     <w:multiLevelType w:val="multilevel"/>
-    <w:tmpl w:val="4DA04B4E"/>
+    <w:tmpl w:val="2F8C7C68"/>
     <w:lvl w:ilvl="0">
       <w:start w:val="1"/>
       <w:numFmt w:val="bullet"/>
@@ -20508,10 +21965,10 @@
     </w:lvl>
   </w:abstractNum>
   <w:num w:numId="1">
-    <w:abstractNumId w:val="1"/>
+    <w:abstractNumId w:val="0"/>
   </w:num>
   <w:num w:numId="2">
-    <w:abstractNumId w:val="0"/>
+    <w:abstractNumId w:val="1"/>
   </w:num>
   <w:num w:numId="3">
     <w:abstractNumId w:val="2"/>
@@ -21180,7 +22637,7 @@
     <w:link w:val="HeaderChar"/>
     <w:uiPriority w:val="99"/>
     <w:unhideWhenUsed/>
-    <w:rsid w:val="00807E35"/>
+    <w:rsid w:val="008527B4"/>
     <w:pPr>
       <w:tabs>
         <w:tab w:val="center" w:pos="4680"/>
@@ -21193,7 +22650,7 @@
     <w:basedOn w:val="DefaultParagraphFont"/>
     <w:link w:val="Header"/>
     <w:uiPriority w:val="99"/>
-    <w:rsid w:val="00807E35"/>
+    <w:rsid w:val="008527B4"/>
     <w:rPr>
       <w:rFonts w:eastAsiaTheme="minorEastAsia"/>
       <w:sz w:val="24"/>
@@ -21206,7 +22663,7 @@
     <w:link w:val="FooterChar"/>
     <w:uiPriority w:val="99"/>
     <w:unhideWhenUsed/>
-    <w:rsid w:val="00807E35"/>
+    <w:rsid w:val="008527B4"/>
     <w:pPr>
       <w:tabs>
         <w:tab w:val="center" w:pos="4680"/>
@@ -21219,7 +22676,7 @@
     <w:basedOn w:val="DefaultParagraphFont"/>
     <w:link w:val="Footer"/>
     <w:uiPriority w:val="99"/>
-    <w:rsid w:val="00807E35"/>
+    <w:rsid w:val="008527B4"/>
     <w:rPr>
       <w:rFonts w:eastAsiaTheme="minorEastAsia"/>
       <w:sz w:val="24"/>
@@ -21233,7 +22690,7 @@
     <w:autoRedefine/>
     <w:uiPriority w:val="39"/>
     <w:unhideWhenUsed/>
-    <w:rsid w:val="00807E35"/>
+    <w:rsid w:val="008527B4"/>
     <w:pPr>
       <w:spacing w:after="100"/>
     </w:pPr>
@@ -21245,7 +22702,7 @@
     <w:autoRedefine/>
     <w:uiPriority w:val="39"/>
     <w:unhideWhenUsed/>
-    <w:rsid w:val="00807E35"/>
+    <w:rsid w:val="008527B4"/>
     <w:pPr>
       <w:spacing w:after="100"/>
       <w:ind w:left="240"/>
